--- a/Study_Buddy_Technical_Report.docx
+++ b/Study_Buddy_Technical_Report.docx
@@ -1,45 +1,944 @@
 
 <file path=word/document.xml><?xml version="1.0" encoding="utf-8"?>
-<w:document xmlns:wpc="http://schemas.microsoft.com/office/word/2010/wordprocessingCanvas" xmlns:mc="http://schemas.openxmlformats.org/markup-compatibility/2006" xmlns:o="urn:schemas-microsoft-com:office:office" xmlns:r="http://schemas.openxmlformats.org/officeDocument/2006/relationships" xmlns:m="http://schemas.openxmlformats.org/officeDocument/2006/math" xmlns:v="urn:schemas-microsoft-com:vml" xmlns:wp14="http://schemas.microsoft.com/office/word/2010/wordprocessingDrawing" xmlns:wp="http://schemas.openxmlformats.org/drawingml/2006/wordprocessingDrawing" xmlns:w10="urn:schemas-microsoft-com:office:word" xmlns:w="http://schemas.openxmlformats.org/wordprocessingml/2006/main" xmlns:w14="http://schemas.microsoft.com/office/word/2010/wordml" xmlns:w15="http://schemas.microsoft.com/office/word/2012/wordml" xmlns:wpg="http://schemas.microsoft.com/office/word/2010/wordprocessingGroup" xmlns:wpi="http://schemas.microsoft.com/office/word/2010/wordprocessingInk" xmlns:wne="http://schemas.microsoft.com/office/word/2006/wordml" xmlns:wps="http://schemas.microsoft.com/office/word/2010/wordprocessingShape" xmlns:cx="http://schemas.microsoft.com/office/drawing/2014/chartex" xmlns:cx1="http://schemas.microsoft.com/office/drawing/2015/9/8/chartex" xmlns:cx2="http://schemas.microsoft.com/office/drawing/2015/10/21/chartex" xmlns:cx3="http://schemas.microsoft.com/office/drawing/2016/5/9/chartex" xmlns:cx4="http://schemas.microsoft.com/office/drawing/2016/5/10/chartex" xmlns:cx5="http://schemas.microsoft.com/office/drawing/2016/5/11/chartex" xmlns:cx6="http://schemas.microsoft.com/office/drawing/2016/5/12/chartex" xmlns:cx7="http://schemas.microsoft.com/office/drawing/2016/5/13/chartex" xmlns:cx8="http://schemas.microsoft.com/office/drawing/2016/5/14/chartex" xmlns:aink="http://schemas.microsoft.com/office/drawing/2016/ink" xmlns:am3d="http://schemas.microsoft.com/office/drawing/2017/model3d" xmlns:w16cex="http://schemas.microsoft.com/office/word/2018/wordml/cex" xmlns:w16cid="http://schemas.microsoft.com/office/word/2016/wordml/cid" xmlns:w16="http://schemas.microsoft.com/office/word/2018/wordml" xmlns:w16sdtdh="http://schemas.microsoft.com/office/word/2020/wordml/sdtdatahash" xmlns:w16se="http://schemas.microsoft.com/office/word/2015/wordml/symex" mc:Ignorable="w14 w15 wp14">
+<w:document xmlns:wpc="http://schemas.microsoft.com/office/word/2010/wordprocessingCanvas" xmlns:cx="http://schemas.microsoft.com/office/drawing/2014/chartex" xmlns:cx1="http://schemas.microsoft.com/office/drawing/2015/9/8/chartex" xmlns:cx2="http://schemas.microsoft.com/office/drawing/2015/10/21/chartex" xmlns:cx3="http://schemas.microsoft.com/office/drawing/2016/5/9/chartex" xmlns:cx4="http://schemas.microsoft.com/office/drawing/2016/5/10/chartex" xmlns:cx5="http://schemas.microsoft.com/office/drawing/2016/5/11/chartex" xmlns:cx6="http://schemas.microsoft.com/office/drawing/2016/5/12/chartex" xmlns:cx7="http://schemas.microsoft.com/office/drawing/2016/5/13/chartex" xmlns:cx8="http://schemas.microsoft.com/office/drawing/2016/5/14/chartex" xmlns:mc="http://schemas.openxmlformats.org/markup-compatibility/2006" xmlns:aink="http://schemas.microsoft.com/office/drawing/2016/ink" xmlns:am3d="http://schemas.microsoft.com/office/drawing/2017/model3d" xmlns:o="urn:schemas-microsoft-com:office:office" xmlns:oel="http://schemas.microsoft.com/office/2019/extlst" xmlns:r="http://schemas.openxmlformats.org/officeDocument/2006/relationships" xmlns:m="http://schemas.openxmlformats.org/officeDocument/2006/math" xmlns:v="urn:schemas-microsoft-com:vml" xmlns:wp14="http://schemas.microsoft.com/office/word/2010/wordprocessingDrawing" xmlns:wp="http://schemas.openxmlformats.org/drawingml/2006/wordprocessingDrawing" xmlns:w10="urn:schemas-microsoft-com:office:word" xmlns:w="http://schemas.openxmlformats.org/wordprocessingml/2006/main" xmlns:w14="http://schemas.microsoft.com/office/word/2010/wordml" xmlns:w15="http://schemas.microsoft.com/office/word/2012/wordml" xmlns:w16cei="http://schemas.microsoft.com/office/word/2026/wordml/cei" xmlns:w16cex="http://schemas.microsoft.com/office/word/2018/wordml/cex" xmlns:w16cid="http://schemas.microsoft.com/office/word/2016/wordml/cid" xmlns:w16="http://schemas.microsoft.com/office/word/2018/wordml" xmlns:w16du="http://schemas.microsoft.com/office/word/2023/wordml/word16du" xmlns:w16sdtdh="http://schemas.microsoft.com/office/word/2020/wordml/sdtdatahash" xmlns:w16sdtfl="http://schemas.microsoft.com/office/word/2024/wordml/sdtformatlock" xmlns:w16se="http://schemas.microsoft.com/office/word/2015/wordml/symex" xmlns:wpg="http://schemas.microsoft.com/office/word/2010/wordprocessingGroup" xmlns:wpi="http://schemas.microsoft.com/office/word/2010/wordprocessingInk" xmlns:wne="http://schemas.microsoft.com/office/word/2006/wordml" xmlns:wps="http://schemas.microsoft.com/office/word/2010/wordprocessingShape" mc:Ignorable="w14 w15 w16se w16cid w16 w16cex w16sdtdh w16sdtfl w16du wp14">
   <w:body>
     <w:p>
       <w:pPr>
         <w:spacing w:after="100"/>
         <w:jc w:val="center"/>
+        <w:rPr>
+          <w:sz w:val="24"/>
+          <w:szCs w:val="24"/>
+        </w:rPr>
       </w:pPr>
       <w:r>
         <w:rPr>
           <w:b/>
           <w:bCs/>
-          <w:sz w:val="36"/>
-          <w:szCs w:val="36"/>
-        </w:rPr>
-        <w:t xml:space="preserve">Study Buddy — Technical Report</w:t>
+          <w:sz w:val="24"/>
+          <w:szCs w:val="24"/>
+        </w:rPr>
+        <w:t>Study Buddy — Technical Report</w:t>
+      </w:r>
+    </w:p>
+    <w:p>
+      <w:pPr>
+        <w:spacing w:after="100"/>
+        <w:jc w:val="center"/>
+        <w:rPr>
+          <w:sz w:val="24"/>
+          <w:szCs w:val="24"/>
+        </w:rPr>
+      </w:pPr>
+      <w:r>
+        <w:rPr>
+          <w:i/>
+          <w:iCs/>
+          <w:sz w:val="24"/>
+          <w:szCs w:val="24"/>
+        </w:rPr>
+        <w:t>COIT12204 — AI-Assisted Software Development — Assessment 2</w:t>
       </w:r>
     </w:p>
     <w:p>
       <w:pPr>
         <w:spacing w:after="400"/>
         <w:jc w:val="center"/>
-      </w:pPr>
-      <w:r>
-        <w:rPr>
-          <w:i/>
-          <w:iCs/>
-          <w:sz w:val="22"/>
-          <w:szCs w:val="22"/>
-        </w:rPr>
-        <w:t xml:space="preserve">COIT12204 — AI-Assisted Software Development — Assessment 2</w:t>
-      </w:r>
+        <w:rPr>
+          <w:sz w:val="24"/>
+          <w:szCs w:val="24"/>
+        </w:rPr>
+      </w:pPr>
+      <w:r>
+        <w:rPr>
+          <w:sz w:val="24"/>
+          <w:szCs w:val="24"/>
+        </w:rPr>
+        <w:t xml:space="preserve">Live demo: </w:t>
+      </w:r>
+      <w:proofErr w:type="gramStart"/>
+      <w:r>
+        <w:rPr>
+          <w:sz w:val="24"/>
+          <w:szCs w:val="24"/>
+        </w:rPr>
+        <w:t>https://study-buddy-gwgv.onrender.com  |</w:t>
+      </w:r>
+      <w:proofErr w:type="gramEnd"/>
+      <w:r>
+        <w:rPr>
+          <w:sz w:val="24"/>
+          <w:szCs w:val="24"/>
+        </w:rPr>
+        <w:t xml:space="preserve"> </w:t>
+      </w:r>
+    </w:p>
+    <w:p>
+      <w:pPr>
+        <w:spacing w:after="400"/>
+        <w:jc w:val="center"/>
+        <w:rPr>
+          <w:sz w:val="24"/>
+          <w:szCs w:val="24"/>
+        </w:rPr>
+      </w:pPr>
+      <w:r>
+        <w:rPr>
+          <w:sz w:val="24"/>
+          <w:szCs w:val="24"/>
+        </w:rPr>
+        <w:t xml:space="preserve"> Backend health check: </w:t>
+      </w:r>
+      <w:proofErr w:type="gramStart"/>
+      <w:r>
+        <w:rPr>
+          <w:sz w:val="24"/>
+          <w:szCs w:val="24"/>
+        </w:rPr>
+        <w:t>https://study-buddy-1-8dry.onrender.com/api/health  |</w:t>
+      </w:r>
+      <w:proofErr w:type="gramEnd"/>
+      <w:r>
+        <w:rPr>
+          <w:sz w:val="24"/>
+          <w:szCs w:val="24"/>
+        </w:rPr>
+        <w:t xml:space="preserve">  </w:t>
+      </w:r>
+    </w:p>
+    <w:p>
+      <w:pPr>
+        <w:spacing w:after="400"/>
+        <w:jc w:val="center"/>
+        <w:rPr>
+          <w:sz w:val="24"/>
+          <w:szCs w:val="24"/>
+        </w:rPr>
+      </w:pPr>
+      <w:r>
+        <w:rPr>
+          <w:sz w:val="24"/>
+          <w:szCs w:val="24"/>
+        </w:rPr>
+        <w:t xml:space="preserve">Code: </w:t>
+      </w:r>
+      <w:hyperlink r:id="rId6" w:history="1">
+        <w:r>
+          <w:rPr>
+            <w:rStyle w:val="Hyperlink"/>
+            <w:sz w:val="24"/>
+            <w:szCs w:val="24"/>
+          </w:rPr>
+          <w:t>https://github.com/mdnafi-6824/study-buddy</w:t>
+        </w:r>
+      </w:hyperlink>
+    </w:p>
+    <w:p>
+      <w:pPr>
+        <w:spacing w:after="400"/>
+        <w:jc w:val="center"/>
+        <w:rPr>
+          <w:sz w:val="18"/>
+          <w:szCs w:val="18"/>
+        </w:rPr>
+      </w:pPr>
+    </w:p>
+    <w:p>
+      <w:pPr>
+        <w:spacing w:after="400"/>
+        <w:jc w:val="center"/>
+        <w:rPr>
+          <w:sz w:val="32"/>
+          <w:szCs w:val="32"/>
+        </w:rPr>
+      </w:pPr>
+      <w:r>
+        <w:rPr>
+          <w:sz w:val="32"/>
+          <w:szCs w:val="32"/>
+        </w:rPr>
+        <w:t>Md Nur Alam Islam Nafi</w:t>
+      </w:r>
+    </w:p>
+    <w:p>
+      <w:pPr>
+        <w:spacing w:after="400"/>
+        <w:jc w:val="center"/>
+        <w:rPr>
+          <w:sz w:val="32"/>
+          <w:szCs w:val="32"/>
+        </w:rPr>
+      </w:pPr>
+      <w:r>
+        <w:rPr>
+          <w:sz w:val="32"/>
+          <w:szCs w:val="32"/>
+        </w:rPr>
+        <w:t>12298910</w:t>
+      </w:r>
+    </w:p>
+    <w:sdt>
+      <w:sdtPr>
+        <w:id w:val="-1203550786"/>
+        <w:docPartObj>
+          <w:docPartGallery w:val="Table of Contents"/>
+          <w:docPartUnique/>
+        </w:docPartObj>
+      </w:sdtPr>
+      <w:sdtEndPr>
+        <w:rPr>
+          <w:rFonts w:ascii="Times New Roman" w:eastAsia="Times New Roman" w:hAnsi="Times New Roman" w:cs="Times New Roman"/>
+          <w:b/>
+          <w:bCs/>
+          <w:noProof/>
+          <w:color w:val="auto"/>
+          <w:sz w:val="20"/>
+          <w:szCs w:val="20"/>
+          <w:lang w:val="en-AU" w:eastAsia="en-AU"/>
+        </w:rPr>
+      </w:sdtEndPr>
+      <w:sdtContent>
+        <w:p>
+          <w:pPr>
+            <w:pStyle w:val="TOCHeading"/>
+          </w:pPr>
+          <w:r>
+            <w:t>Contents</w:t>
+          </w:r>
+        </w:p>
+        <w:p>
+          <w:pPr>
+            <w:pStyle w:val="TOC1"/>
+            <w:tabs>
+              <w:tab w:val="right" w:leader="dot" w:pos="9016"/>
+            </w:tabs>
+            <w:rPr>
+              <w:noProof/>
+            </w:rPr>
+          </w:pPr>
+          <w:r>
+            <w:fldChar w:fldCharType="begin"/>
+          </w:r>
+          <w:r>
+            <w:instrText xml:space="preserve"> TOC \o "1-3" \h \z \u </w:instrText>
+          </w:r>
+          <w:r>
+            <w:fldChar w:fldCharType="separate"/>
+          </w:r>
+          <w:hyperlink w:anchor="_Toc238086673" w:history="1">
+            <w:r>
+              <w:rPr>
+                <w:rStyle w:val="Hyperlink"/>
+                <w:noProof/>
+              </w:rPr>
+              <w:t>1. System Overview</w:t>
+            </w:r>
+            <w:r>
+              <w:rPr>
+                <w:noProof/>
+                <w:webHidden/>
+              </w:rPr>
+              <w:tab/>
+            </w:r>
+            <w:r>
+              <w:rPr>
+                <w:noProof/>
+                <w:webHidden/>
+              </w:rPr>
+              <w:fldChar w:fldCharType="begin"/>
+            </w:r>
+            <w:r>
+              <w:rPr>
+                <w:noProof/>
+                <w:webHidden/>
+              </w:rPr>
+              <w:instrText xml:space="preserve"> PAGEREF _Toc238086673 \h </w:instrText>
+            </w:r>
+            <w:r>
+              <w:rPr>
+                <w:noProof/>
+                <w:webHidden/>
+              </w:rPr>
+            </w:r>
+            <w:r>
+              <w:rPr>
+                <w:noProof/>
+                <w:webHidden/>
+              </w:rPr>
+              <w:fldChar w:fldCharType="separate"/>
+            </w:r>
+            <w:r>
+              <w:rPr>
+                <w:noProof/>
+                <w:webHidden/>
+              </w:rPr>
+              <w:t>2</w:t>
+            </w:r>
+            <w:r>
+              <w:rPr>
+                <w:noProof/>
+                <w:webHidden/>
+              </w:rPr>
+              <w:fldChar w:fldCharType="end"/>
+            </w:r>
+          </w:hyperlink>
+        </w:p>
+        <w:p>
+          <w:pPr>
+            <w:pStyle w:val="TOC1"/>
+            <w:tabs>
+              <w:tab w:val="right" w:leader="dot" w:pos="9016"/>
+            </w:tabs>
+            <w:rPr>
+              <w:noProof/>
+            </w:rPr>
+          </w:pPr>
+          <w:hyperlink w:anchor="_Toc238086674" w:history="1">
+            <w:r>
+              <w:rPr>
+                <w:rStyle w:val="Hyperlink"/>
+                <w:noProof/>
+              </w:rPr>
+              <w:t>2. Front-End Design</w:t>
+            </w:r>
+            <w:r>
+              <w:rPr>
+                <w:noProof/>
+                <w:webHidden/>
+              </w:rPr>
+              <w:tab/>
+            </w:r>
+            <w:r>
+              <w:rPr>
+                <w:noProof/>
+                <w:webHidden/>
+              </w:rPr>
+              <w:fldChar w:fldCharType="begin"/>
+            </w:r>
+            <w:r>
+              <w:rPr>
+                <w:noProof/>
+                <w:webHidden/>
+              </w:rPr>
+              <w:instrText xml:space="preserve"> PAGEREF _Toc238086674 \h </w:instrText>
+            </w:r>
+            <w:r>
+              <w:rPr>
+                <w:noProof/>
+                <w:webHidden/>
+              </w:rPr>
+            </w:r>
+            <w:r>
+              <w:rPr>
+                <w:noProof/>
+                <w:webHidden/>
+              </w:rPr>
+              <w:fldChar w:fldCharType="separate"/>
+            </w:r>
+            <w:r>
+              <w:rPr>
+                <w:noProof/>
+                <w:webHidden/>
+              </w:rPr>
+              <w:t>2</w:t>
+            </w:r>
+            <w:r>
+              <w:rPr>
+                <w:noProof/>
+                <w:webHidden/>
+              </w:rPr>
+              <w:fldChar w:fldCharType="end"/>
+            </w:r>
+          </w:hyperlink>
+        </w:p>
+        <w:p>
+          <w:pPr>
+            <w:pStyle w:val="TOC1"/>
+            <w:tabs>
+              <w:tab w:val="right" w:leader="dot" w:pos="9016"/>
+            </w:tabs>
+            <w:rPr>
+              <w:noProof/>
+            </w:rPr>
+          </w:pPr>
+          <w:hyperlink w:anchor="_Toc238086675" w:history="1">
+            <w:r>
+              <w:rPr>
+                <w:rStyle w:val="Hyperlink"/>
+                <w:noProof/>
+              </w:rPr>
+              <w:t>3. Back-End Architecture</w:t>
+            </w:r>
+            <w:r>
+              <w:rPr>
+                <w:noProof/>
+                <w:webHidden/>
+              </w:rPr>
+              <w:tab/>
+            </w:r>
+            <w:r>
+              <w:rPr>
+                <w:noProof/>
+                <w:webHidden/>
+              </w:rPr>
+              <w:fldChar w:fldCharType="begin"/>
+            </w:r>
+            <w:r>
+              <w:rPr>
+                <w:noProof/>
+                <w:webHidden/>
+              </w:rPr>
+              <w:instrText xml:space="preserve"> PAGEREF _Toc238086675 \h </w:instrText>
+            </w:r>
+            <w:r>
+              <w:rPr>
+                <w:noProof/>
+                <w:webHidden/>
+              </w:rPr>
+            </w:r>
+            <w:r>
+              <w:rPr>
+                <w:noProof/>
+                <w:webHidden/>
+              </w:rPr>
+              <w:fldChar w:fldCharType="separate"/>
+            </w:r>
+            <w:r>
+              <w:rPr>
+                <w:noProof/>
+                <w:webHidden/>
+              </w:rPr>
+              <w:t>2</w:t>
+            </w:r>
+            <w:r>
+              <w:rPr>
+                <w:noProof/>
+                <w:webHidden/>
+              </w:rPr>
+              <w:fldChar w:fldCharType="end"/>
+            </w:r>
+          </w:hyperlink>
+        </w:p>
+        <w:p>
+          <w:pPr>
+            <w:pStyle w:val="TOC1"/>
+            <w:tabs>
+              <w:tab w:val="right" w:leader="dot" w:pos="9016"/>
+            </w:tabs>
+            <w:rPr>
+              <w:noProof/>
+            </w:rPr>
+          </w:pPr>
+          <w:hyperlink w:anchor="_Toc238086676" w:history="1">
+            <w:r>
+              <w:rPr>
+                <w:rStyle w:val="Hyperlink"/>
+                <w:noProof/>
+              </w:rPr>
+              <w:t>4. API Integration</w:t>
+            </w:r>
+            <w:r>
+              <w:rPr>
+                <w:noProof/>
+                <w:webHidden/>
+              </w:rPr>
+              <w:tab/>
+            </w:r>
+            <w:r>
+              <w:rPr>
+                <w:noProof/>
+                <w:webHidden/>
+              </w:rPr>
+              <w:fldChar w:fldCharType="begin"/>
+            </w:r>
+            <w:r>
+              <w:rPr>
+                <w:noProof/>
+                <w:webHidden/>
+              </w:rPr>
+              <w:instrText xml:space="preserve"> PAGEREF _Toc238086676 \h </w:instrText>
+            </w:r>
+            <w:r>
+              <w:rPr>
+                <w:noProof/>
+                <w:webHidden/>
+              </w:rPr>
+            </w:r>
+            <w:r>
+              <w:rPr>
+                <w:noProof/>
+                <w:webHidden/>
+              </w:rPr>
+              <w:fldChar w:fldCharType="separate"/>
+            </w:r>
+            <w:r>
+              <w:rPr>
+                <w:noProof/>
+                <w:webHidden/>
+              </w:rPr>
+              <w:t>2</w:t>
+            </w:r>
+            <w:r>
+              <w:rPr>
+                <w:noProof/>
+                <w:webHidden/>
+              </w:rPr>
+              <w:fldChar w:fldCharType="end"/>
+            </w:r>
+          </w:hyperlink>
+        </w:p>
+        <w:p>
+          <w:pPr>
+            <w:pStyle w:val="TOC1"/>
+            <w:tabs>
+              <w:tab w:val="right" w:leader="dot" w:pos="9016"/>
+            </w:tabs>
+            <w:rPr>
+              <w:noProof/>
+            </w:rPr>
+          </w:pPr>
+          <w:hyperlink w:anchor="_Toc238086677" w:history="1">
+            <w:r>
+              <w:rPr>
+                <w:rStyle w:val="Hyperlink"/>
+                <w:noProof/>
+              </w:rPr>
+              <w:t>5. Conversation State Management</w:t>
+            </w:r>
+            <w:r>
+              <w:rPr>
+                <w:noProof/>
+                <w:webHidden/>
+              </w:rPr>
+              <w:tab/>
+            </w:r>
+            <w:r>
+              <w:rPr>
+                <w:noProof/>
+                <w:webHidden/>
+              </w:rPr>
+              <w:fldChar w:fldCharType="begin"/>
+            </w:r>
+            <w:r>
+              <w:rPr>
+                <w:noProof/>
+                <w:webHidden/>
+              </w:rPr>
+              <w:instrText xml:space="preserve"> PAGEREF _Toc238086677 \h </w:instrText>
+            </w:r>
+            <w:r>
+              <w:rPr>
+                <w:noProof/>
+                <w:webHidden/>
+              </w:rPr>
+            </w:r>
+            <w:r>
+              <w:rPr>
+                <w:noProof/>
+                <w:webHidden/>
+              </w:rPr>
+              <w:fldChar w:fldCharType="separate"/>
+            </w:r>
+            <w:r>
+              <w:rPr>
+                <w:noProof/>
+                <w:webHidden/>
+              </w:rPr>
+              <w:t>2</w:t>
+            </w:r>
+            <w:r>
+              <w:rPr>
+                <w:noProof/>
+                <w:webHidden/>
+              </w:rPr>
+              <w:fldChar w:fldCharType="end"/>
+            </w:r>
+          </w:hyperlink>
+        </w:p>
+        <w:p>
+          <w:pPr>
+            <w:pStyle w:val="TOC1"/>
+            <w:tabs>
+              <w:tab w:val="right" w:leader="dot" w:pos="9016"/>
+            </w:tabs>
+            <w:rPr>
+              <w:noProof/>
+            </w:rPr>
+          </w:pPr>
+          <w:hyperlink w:anchor="_Toc238086678" w:history="1">
+            <w:r>
+              <w:rPr>
+                <w:rStyle w:val="Hyperlink"/>
+                <w:noProof/>
+              </w:rPr>
+              <w:t>6. Deployment</w:t>
+            </w:r>
+            <w:r>
+              <w:rPr>
+                <w:noProof/>
+                <w:webHidden/>
+              </w:rPr>
+              <w:tab/>
+            </w:r>
+            <w:r>
+              <w:rPr>
+                <w:noProof/>
+                <w:webHidden/>
+              </w:rPr>
+              <w:fldChar w:fldCharType="begin"/>
+            </w:r>
+            <w:r>
+              <w:rPr>
+                <w:noProof/>
+                <w:webHidden/>
+              </w:rPr>
+              <w:instrText xml:space="preserve"> PAGEREF _Toc238086678 \h </w:instrText>
+            </w:r>
+            <w:r>
+              <w:rPr>
+                <w:noProof/>
+                <w:webHidden/>
+              </w:rPr>
+            </w:r>
+            <w:r>
+              <w:rPr>
+                <w:noProof/>
+                <w:webHidden/>
+              </w:rPr>
+              <w:fldChar w:fldCharType="separate"/>
+            </w:r>
+            <w:r>
+              <w:rPr>
+                <w:noProof/>
+                <w:webHidden/>
+              </w:rPr>
+              <w:t>2</w:t>
+            </w:r>
+            <w:r>
+              <w:rPr>
+                <w:noProof/>
+                <w:webHidden/>
+              </w:rPr>
+              <w:fldChar w:fldCharType="end"/>
+            </w:r>
+          </w:hyperlink>
+        </w:p>
+        <w:p>
+          <w:pPr>
+            <w:pStyle w:val="TOC1"/>
+            <w:tabs>
+              <w:tab w:val="right" w:leader="dot" w:pos="9016"/>
+            </w:tabs>
+            <w:rPr>
+              <w:noProof/>
+            </w:rPr>
+          </w:pPr>
+          <w:hyperlink w:anchor="_Toc238086679" w:history="1">
+            <w:r>
+              <w:rPr>
+                <w:rStyle w:val="Hyperlink"/>
+                <w:noProof/>
+              </w:rPr>
+              <w:t>7. Development, Testing and Debugging</w:t>
+            </w:r>
+            <w:r>
+              <w:rPr>
+                <w:noProof/>
+                <w:webHidden/>
+              </w:rPr>
+              <w:tab/>
+            </w:r>
+            <w:r>
+              <w:rPr>
+                <w:noProof/>
+                <w:webHidden/>
+              </w:rPr>
+              <w:fldChar w:fldCharType="begin"/>
+            </w:r>
+            <w:r>
+              <w:rPr>
+                <w:noProof/>
+                <w:webHidden/>
+              </w:rPr>
+              <w:instrText xml:space="preserve"> PAGEREF _Toc238086679 \h </w:instrText>
+            </w:r>
+            <w:r>
+              <w:rPr>
+                <w:noProof/>
+                <w:webHidden/>
+              </w:rPr>
+            </w:r>
+            <w:r>
+              <w:rPr>
+                <w:noProof/>
+                <w:webHidden/>
+              </w:rPr>
+              <w:fldChar w:fldCharType="separate"/>
+            </w:r>
+            <w:r>
+              <w:rPr>
+                <w:noProof/>
+                <w:webHidden/>
+              </w:rPr>
+              <w:t>3</w:t>
+            </w:r>
+            <w:r>
+              <w:rPr>
+                <w:noProof/>
+                <w:webHidden/>
+              </w:rPr>
+              <w:fldChar w:fldCharType="end"/>
+            </w:r>
+          </w:hyperlink>
+        </w:p>
+        <w:p>
+          <w:pPr>
+            <w:pStyle w:val="TOC1"/>
+            <w:tabs>
+              <w:tab w:val="right" w:leader="dot" w:pos="9016"/>
+            </w:tabs>
+            <w:rPr>
+              <w:noProof/>
+            </w:rPr>
+          </w:pPr>
+          <w:hyperlink w:anchor="_Toc238086680" w:history="1">
+            <w:r>
+              <w:rPr>
+                <w:rStyle w:val="Hyperlink"/>
+                <w:noProof/>
+              </w:rPr>
+              <w:t>8. Limitations and Future Improvements</w:t>
+            </w:r>
+            <w:r>
+              <w:rPr>
+                <w:noProof/>
+                <w:webHidden/>
+              </w:rPr>
+              <w:tab/>
+            </w:r>
+            <w:r>
+              <w:rPr>
+                <w:noProof/>
+                <w:webHidden/>
+              </w:rPr>
+              <w:fldChar w:fldCharType="begin"/>
+            </w:r>
+            <w:r>
+              <w:rPr>
+                <w:noProof/>
+                <w:webHidden/>
+              </w:rPr>
+              <w:instrText xml:space="preserve"> PAGEREF _Toc238086680 \h </w:instrText>
+            </w:r>
+            <w:r>
+              <w:rPr>
+                <w:noProof/>
+                <w:webHidden/>
+              </w:rPr>
+            </w:r>
+            <w:r>
+              <w:rPr>
+                <w:noProof/>
+                <w:webHidden/>
+              </w:rPr>
+              <w:fldChar w:fldCharType="separate"/>
+            </w:r>
+            <w:r>
+              <w:rPr>
+                <w:noProof/>
+                <w:webHidden/>
+              </w:rPr>
+              <w:t>3</w:t>
+            </w:r>
+            <w:r>
+              <w:rPr>
+                <w:noProof/>
+                <w:webHidden/>
+              </w:rPr>
+              <w:fldChar w:fldCharType="end"/>
+            </w:r>
+          </w:hyperlink>
+        </w:p>
+        <w:p>
+          <w:pPr>
+            <w:pStyle w:val="TOC1"/>
+            <w:tabs>
+              <w:tab w:val="right" w:leader="dot" w:pos="9016"/>
+            </w:tabs>
+            <w:rPr>
+              <w:noProof/>
+            </w:rPr>
+          </w:pPr>
+          <w:hyperlink w:anchor="_Toc238086681" w:history="1">
+            <w:r>
+              <w:rPr>
+                <w:rStyle w:val="Hyperlink"/>
+                <w:noProof/>
+              </w:rPr>
+              <w:t>9. AI Usage Declaration</w:t>
+            </w:r>
+            <w:r>
+              <w:rPr>
+                <w:noProof/>
+                <w:webHidden/>
+              </w:rPr>
+              <w:tab/>
+            </w:r>
+            <w:r>
+              <w:rPr>
+                <w:noProof/>
+                <w:webHidden/>
+              </w:rPr>
+              <w:fldChar w:fldCharType="begin"/>
+            </w:r>
+            <w:r>
+              <w:rPr>
+                <w:noProof/>
+                <w:webHidden/>
+              </w:rPr>
+              <w:instrText xml:space="preserve"> PAGEREF _Toc238086681 \h </w:instrText>
+            </w:r>
+            <w:r>
+              <w:rPr>
+                <w:noProof/>
+                <w:webHidden/>
+              </w:rPr>
+            </w:r>
+            <w:r>
+              <w:rPr>
+                <w:noProof/>
+                <w:webHidden/>
+              </w:rPr>
+              <w:fldChar w:fldCharType="separate"/>
+            </w:r>
+            <w:r>
+              <w:rPr>
+                <w:noProof/>
+                <w:webHidden/>
+              </w:rPr>
+              <w:t>4</w:t>
+            </w:r>
+            <w:r>
+              <w:rPr>
+                <w:noProof/>
+                <w:webHidden/>
+              </w:rPr>
+              <w:fldChar w:fldCharType="end"/>
+            </w:r>
+          </w:hyperlink>
+        </w:p>
+        <w:p>
+          <w:r>
+            <w:rPr>
+              <w:b/>
+              <w:bCs/>
+              <w:noProof/>
+            </w:rPr>
+            <w:fldChar w:fldCharType="end"/>
+          </w:r>
+        </w:p>
+      </w:sdtContent>
+    </w:sdt>
+    <w:p>
+      <w:pPr>
+        <w:spacing w:after="400"/>
+        <w:jc w:val="center"/>
+        <w:rPr>
+          <w:sz w:val="32"/>
+          <w:szCs w:val="32"/>
+        </w:rPr>
+      </w:pPr>
+    </w:p>
+    <w:p>
+      <w:pPr>
+        <w:spacing w:after="400"/>
+        <w:jc w:val="center"/>
+        <w:rPr>
+          <w:sz w:val="32"/>
+          <w:szCs w:val="32"/>
+        </w:rPr>
+      </w:pPr>
+    </w:p>
+    <w:p>
+      <w:pPr>
+        <w:spacing w:after="400"/>
+        <w:jc w:val="center"/>
+        <w:rPr>
+          <w:sz w:val="32"/>
+          <w:szCs w:val="32"/>
+        </w:rPr>
+      </w:pPr>
+    </w:p>
+    <w:p>
+      <w:pPr>
+        <w:spacing w:after="400"/>
+        <w:jc w:val="center"/>
+        <w:rPr>
+          <w:sz w:val="32"/>
+          <w:szCs w:val="32"/>
+        </w:rPr>
+      </w:pPr>
+    </w:p>
+    <w:p>
+      <w:pPr>
+        <w:spacing w:after="400"/>
+        <w:jc w:val="center"/>
+        <w:rPr>
+          <w:sz w:val="32"/>
+          <w:szCs w:val="32"/>
+        </w:rPr>
+      </w:pPr>
+    </w:p>
+    <w:p>
+      <w:pPr>
+        <w:spacing w:after="400"/>
+        <w:jc w:val="center"/>
+        <w:rPr>
+          <w:sz w:val="32"/>
+          <w:szCs w:val="32"/>
+        </w:rPr>
+      </w:pPr>
+    </w:p>
+    <w:p>
+      <w:pPr>
+        <w:spacing w:after="400"/>
+        <w:jc w:val="center"/>
+        <w:rPr>
+          <w:sz w:val="32"/>
+          <w:szCs w:val="32"/>
+        </w:rPr>
+      </w:pPr>
+    </w:p>
+    <w:p>
+      <w:pPr>
+        <w:spacing w:after="400"/>
+        <w:jc w:val="center"/>
+        <w:rPr>
+          <w:sz w:val="32"/>
+          <w:szCs w:val="32"/>
+        </w:rPr>
+      </w:pPr>
+    </w:p>
+    <w:p>
+      <w:pPr>
+        <w:spacing w:after="400"/>
+        <w:jc w:val="center"/>
+        <w:rPr>
+          <w:sz w:val="32"/>
+          <w:szCs w:val="32"/>
+        </w:rPr>
+      </w:pPr>
     </w:p>
     <w:p>
       <w:pPr>
         <w:pStyle w:val="Heading1"/>
-        <w:spacing w:after="150" w:before="300"/>
-      </w:pPr>
-      <w:r>
-        <w:t xml:space="preserve">1. System Overview</w:t>
-      </w:r>
+        <w:spacing w:before="300" w:after="150"/>
+      </w:pPr>
+      <w:bookmarkStart w:id="0" w:name="_Toc238086673"/>
+      <w:r>
+        <w:t>1. System Overview</w:t>
+      </w:r>
+      <w:bookmarkEnd w:id="0"/>
     </w:p>
     <w:p>
       <w:pPr>
@@ -47,17 +946,51 @@
         <w:jc w:val="both"/>
       </w:pPr>
       <w:r>
-        <w:t xml:space="preserve">Study Buddy is a web-based chatbot designed as a study assistant for university students. It follows a three-tier architecture: a static HTML/CSS/JavaScript front-end, a Python FastAPI back-end, and a hosted Large Language Model (LLM) API (Anthropic Claude). The front-end sends user messages to a single REST endpoint, POST /api/chat, and the back-end maintains conversation state, applies basic sanitisation, forwards the conversation to the LLM, and returns the model's reply. The system is containerised with Docker Compose so it can be run locally or deployed to a cloud platform with a single command.</w:t>
+        <w:t xml:space="preserve">Study Buddy is a web-based chatbot designed as a study assistant for university students. It follows a three-tier architecture: a static HTML/CSS/JavaScript front-end, a Python </w:t>
+      </w:r>
+      <w:proofErr w:type="spellStart"/>
+      <w:r>
+        <w:t>FastAPI</w:t>
+      </w:r>
+      <w:proofErr w:type="spellEnd"/>
+      <w:r>
+        <w:t xml:space="preserve"> back-end, and a hosted Large Language Model (LLM) API (Anthropic Claude). The front-end sends user messages to a single REST endpoint, POST /</w:t>
+      </w:r>
+      <w:proofErr w:type="spellStart"/>
+      <w:r>
+        <w:t>api</w:t>
+      </w:r>
+      <w:proofErr w:type="spellEnd"/>
+      <w:r>
+        <w:t xml:space="preserve">/chat, and the </w:t>
+      </w:r>
+      <w:proofErr w:type="gramStart"/>
+      <w:r>
+        <w:t>back-end</w:t>
+      </w:r>
+      <w:proofErr w:type="gramEnd"/>
+      <w:r>
+        <w:t xml:space="preserve"> maintains conversation state, applies basic sanitisation, forwards the conversation to the LLM, and returns the model's reply. The system is containerised with Docker Compose for local development and is deployed live on Render as two independent web services: one for the </w:t>
+      </w:r>
+      <w:proofErr w:type="spellStart"/>
+      <w:r>
+        <w:t>FastAPI</w:t>
+      </w:r>
+      <w:proofErr w:type="spellEnd"/>
+      <w:r>
+        <w:t xml:space="preserve"> back-end and one for the static front-end.</w:t>
       </w:r>
     </w:p>
     <w:p>
       <w:pPr>
         <w:pStyle w:val="Heading1"/>
-        <w:spacing w:after="150" w:before="300"/>
-      </w:pPr>
-      <w:r>
-        <w:t xml:space="preserve">2. Front-End Design</w:t>
-      </w:r>
+        <w:spacing w:before="300" w:after="150"/>
+      </w:pPr>
+      <w:bookmarkStart w:id="1" w:name="_Toc238086674"/>
+      <w:r>
+        <w:t>2. Front-End Design</w:t>
+      </w:r>
+      <w:bookmarkEnd w:id="1"/>
     </w:p>
     <w:p>
       <w:pPr>
@@ -65,17 +998,22 @@
         <w:jc w:val="both"/>
       </w:pPr>
       <w:r>
-        <w:t xml:space="preserve">The front-end is a single-page chat interface styled with a custom colour palette (indigo, violet and coral gradients) rather than a default theme, to give the assistant a distinct visual identity while keeping the layout familiar: a header, a scrolling message list, and a composer bar. Key UI behaviours implemented to satisfy the assessment's front-end requirements include: rendering both user and bot messages as distinct chat bubbles; an animated 'typing…' indicator shown while waiting on the back-end; a persistent message history rendered in the DOM for the duration of the session; a 'new conversation' control that clears the session; and quick-prompt chips (Explain simply, Quiz me, Study plan, Summarise) that pre-fill the input box with common study requests. The interface opens directly into the chat — there is no separate landing or host page — so a student can start typing immediately.</w:t>
+        <w:t xml:space="preserve">The front-end is a single-page chat interface styled with a custom colour palette (indigo, violet and coral gradients) rather than a default theme, to give the assistant a distinct visual identity while keeping the layout familiar: a header, a scrolling message list, and a composer bar. Key UI behaviours implemented to satisfy the assessment's front-end requirements include: rendering both user and bot messages as distinct chat bubbles; an animated 'typing…' indicator shown while waiting on the back-end; a </w:t>
+      </w:r>
+      <w:r>
+        <w:t>persistent message history rendered in the DOM for the duration of the session; a 'new conversation' control that clears the session; and quick-prompt chips (Explain simply, Quiz me, Study plan, Summarise) that pre-fill the input box with common study requests. The interface opens directly into the chat — there is no separate landing or host page — so a student can start typing immediately.</w:t>
       </w:r>
     </w:p>
     <w:p>
       <w:pPr>
         <w:pStyle w:val="Heading1"/>
-        <w:spacing w:after="150" w:before="300"/>
-      </w:pPr>
-      <w:r>
-        <w:t xml:space="preserve">3. Back-End Architecture</w:t>
-      </w:r>
+        <w:spacing w:before="300" w:after="150"/>
+      </w:pPr>
+      <w:bookmarkStart w:id="2" w:name="_Toc238086675"/>
+      <w:r>
+        <w:t>3. Back-End Architecture</w:t>
+      </w:r>
+      <w:bookmarkEnd w:id="2"/>
     </w:p>
     <w:p>
       <w:pPr>
@@ -83,17 +1021,86 @@
         <w:jc w:val="both"/>
       </w:pPr>
       <w:r>
-        <w:t xml:space="preserve">The back-end is built with FastAPI because of its native async support, automatic request validation through Pydantic models, and low boilerplate. main.py exposes three routes: GET /api/health for a simple readiness check, POST /api/chat for the core conversation loop, and POST /api/reset to clear a session. Conversation state is stored in an in-memory dictionary keyed by a session_id (a UUID generated on the first request and cached client-side in localStorage). This keeps the deployment simple for the scope of this assessment while still demonstrating session-based state management; a production version would replace the dictionary with Redis or a database so state survives a server restart and can be shared across multiple back-end instances.</w:t>
+        <w:t xml:space="preserve">The </w:t>
+      </w:r>
+      <w:proofErr w:type="gramStart"/>
+      <w:r>
+        <w:t>back-end</w:t>
+      </w:r>
+      <w:proofErr w:type="gramEnd"/>
+      <w:r>
+        <w:t xml:space="preserve"> is built with </w:t>
+      </w:r>
+      <w:proofErr w:type="spellStart"/>
+      <w:r>
+        <w:t>FastAPI</w:t>
+      </w:r>
+      <w:proofErr w:type="spellEnd"/>
+      <w:r>
+        <w:t xml:space="preserve"> because of its native async support, automatic request validation through </w:t>
+      </w:r>
+      <w:proofErr w:type="spellStart"/>
+      <w:r>
+        <w:t>Pydantic</w:t>
+      </w:r>
+      <w:proofErr w:type="spellEnd"/>
+      <w:r>
+        <w:t xml:space="preserve"> models, and low boilerplate. main.py exposes three routes: GET /</w:t>
+      </w:r>
+      <w:proofErr w:type="spellStart"/>
+      <w:r>
+        <w:t>api</w:t>
+      </w:r>
+      <w:proofErr w:type="spellEnd"/>
+      <w:r>
+        <w:t>/health for a simple readiness check, POST /</w:t>
+      </w:r>
+      <w:proofErr w:type="spellStart"/>
+      <w:r>
+        <w:t>api</w:t>
+      </w:r>
+      <w:proofErr w:type="spellEnd"/>
+      <w:r>
+        <w:t>/chat for the core conversation loop, and POST /</w:t>
+      </w:r>
+      <w:proofErr w:type="spellStart"/>
+      <w:r>
+        <w:t>api</w:t>
+      </w:r>
+      <w:proofErr w:type="spellEnd"/>
+      <w:r>
+        <w:t xml:space="preserve">/reset to clear a session. Conversation state is stored in an in-memory dictionary keyed by a </w:t>
+      </w:r>
+      <w:proofErr w:type="spellStart"/>
+      <w:r>
+        <w:t>session_id</w:t>
+      </w:r>
+      <w:proofErr w:type="spellEnd"/>
+      <w:r>
+        <w:t xml:space="preserve"> (a UUID generated on the first request and cached client-side in </w:t>
+      </w:r>
+      <w:proofErr w:type="spellStart"/>
+      <w:r>
+        <w:t>localStorage</w:t>
+      </w:r>
+      <w:proofErr w:type="spellEnd"/>
+      <w:r>
+        <w:t>). This keeps the deployment simple for the scope o</w:t>
+      </w:r>
+      <w:r>
+        <w:t>f this assessment while still demonstrating session-based state management; a production version would replace the dictionary with Redis or a database so state survives a server restart and can be shared across multiple back-end instances.</w:t>
       </w:r>
     </w:p>
     <w:p>
       <w:pPr>
         <w:pStyle w:val="Heading1"/>
-        <w:spacing w:after="150" w:before="300"/>
-      </w:pPr>
-      <w:r>
-        <w:t xml:space="preserve">4. API Integration</w:t>
-      </w:r>
+        <w:spacing w:before="300" w:after="150"/>
+      </w:pPr>
+      <w:bookmarkStart w:id="3" w:name="_Toc238086676"/>
+      <w:r>
+        <w:t>4. API Integration</w:t>
+      </w:r>
+      <w:bookmarkEnd w:id="3"/>
     </w:p>
     <w:p>
       <w:pPr>
@@ -101,17 +1108,38 @@
         <w:jc w:val="both"/>
       </w:pPr>
       <w:r>
-        <w:t xml:space="preserve">The call_llm() function wraps the Anthropic SDK, attaches a fixed system persona ('You are Study Buddy, a friendly, encouraging study assistant...'), and sends the trimmed conversation history as message turns. The system instruction also directs the model to reply in plain text rather than Markdown, since the chat bubble in the UI renders plain text and raw formatting symbols (headers, asterisks) would otherwise be shown to the user verbatim. The API call is wrapped in a try/except block that converts SDK exceptions (authentication failures, rate limits, network errors) into a proper HTTP 502 response with a readable detail message, rather than letting the server crash or return an opaque 500 error.</w:t>
+        <w:t xml:space="preserve">The </w:t>
+      </w:r>
+      <w:proofErr w:type="spellStart"/>
+      <w:r>
+        <w:t>call_</w:t>
+      </w:r>
+      <w:proofErr w:type="gramStart"/>
+      <w:r>
+        <w:t>llm</w:t>
+      </w:r>
+      <w:proofErr w:type="spellEnd"/>
+      <w:r>
+        <w:t>(</w:t>
+      </w:r>
+      <w:proofErr w:type="gramEnd"/>
+      <w:r>
+        <w:t>) function wraps the Anthropic SDK, attaches a fixed system persona ('You are Study Buddy, a friendly, encouraging study assistant...'), and sends the trimmed conversation history as message turns. The system instruction also directs the model to reply in plain text rather than Markdown, since the chat bubble in the UI renders plain text and raw formatting symbols (headers, asterisks) would otherwise be shown to the user verbatim. The API call is wrapped in a try/except block that converts SDK exce</w:t>
+      </w:r>
+      <w:r>
+        <w:t>ptions (authentication failures, rate limits, network errors) into a proper HTTP 502 response with a readable detail message, rather than letting the server crash or return an opaque 500 error.</w:t>
       </w:r>
     </w:p>
     <w:p>
       <w:pPr>
         <w:pStyle w:val="Heading1"/>
-        <w:spacing w:after="150" w:before="300"/>
-      </w:pPr>
-      <w:r>
-        <w:t xml:space="preserve">5. Conversation State Management</w:t>
-      </w:r>
+        <w:spacing w:before="300" w:after="150"/>
+      </w:pPr>
+      <w:bookmarkStart w:id="4" w:name="_Toc238086677"/>
+      <w:r>
+        <w:t>5. Conversation State Management</w:t>
+      </w:r>
+      <w:bookmarkEnd w:id="4"/>
     </w:p>
     <w:p>
       <w:pPr>
@@ -119,17 +1147,31 @@
         <w:jc w:val="both"/>
       </w:pPr>
       <w:r>
-        <w:t xml:space="preserve">Every incoming message is first passed through a sanitise() function before being added to the conversation. This function trims the message to a maximum length, strips non-printable control characters, and replaces role-spoofing substrings such as 'system:' or '### instruction' with a neutral placeholder, which reduces (though does not eliminate) the risk of a user trying to override the fixed system persona through prompt injection. The conversation array is trimmed to the most recent 20 turns before each request is sent to the LLM, bounding both the token cost and the latency of each call as a session grows. The system instruction itself is sent once per request as a dedicated 'system' field rather than being repeated inside user turns, keeping the persona consistent.</w:t>
+        <w:t xml:space="preserve">Every incoming message is first passed through a </w:t>
+      </w:r>
+      <w:proofErr w:type="gramStart"/>
+      <w:r>
+        <w:t>sanitise(</w:t>
+      </w:r>
+      <w:proofErr w:type="gramEnd"/>
+      <w:r>
+        <w:t>) function before being added to the conversation. This function trims the message to a maximum length, strips non-printable control characters, and replaces role-spoofing substrings such as 'system:' or '### instruction' with a neutral placeholder, which reduces (though does not eliminate) the risk of a user trying to override the fixed system persona through prompt injection. The conversation array is trimmed to the most recent 20 turns before each request is sent to the LLM, bounding both the to</w:t>
+      </w:r>
+      <w:r>
+        <w:t>ken cost and the latency of each call as a session grows. The system instruction itself is sent once per request as a dedicated 'system' field rather than being repeated inside user turns, keeping the persona consistent.</w:t>
       </w:r>
     </w:p>
     <w:p>
       <w:pPr>
         <w:pStyle w:val="Heading1"/>
-        <w:spacing w:after="150" w:before="300"/>
-      </w:pPr>
-      <w:r>
-        <w:t xml:space="preserve">6. Development, Testing and Debugging</w:t>
-      </w:r>
+        <w:spacing w:before="300" w:after="150"/>
+      </w:pPr>
+      <w:bookmarkStart w:id="5" w:name="_Toc238086678"/>
+      <w:r>
+        <w:lastRenderedPageBreak/>
+        <w:t>6. Deployment</w:t>
+      </w:r>
+      <w:bookmarkEnd w:id="5"/>
     </w:p>
     <w:p>
       <w:pPr>
@@ -137,7 +1179,85 @@
         <w:jc w:val="both"/>
       </w:pPr>
       <w:r>
-        <w:t xml:space="preserve">Development surfaced several concrete issues that were diagnosed and fixed before deployment, which is documented here as part of the software engineering process rather than glossed over:</w:t>
+        <w:t>The application is deployed on Render as two separate web services, matching the front-end / back-end split used locally with Docker Compose. The back-end service runs the Docker image built from backend/</w:t>
+      </w:r>
+      <w:proofErr w:type="spellStart"/>
+      <w:r>
+        <w:t>Dockerfile</w:t>
+      </w:r>
+      <w:proofErr w:type="spellEnd"/>
+      <w:r>
+        <w:t xml:space="preserve">, with its Root Directory set to backend and its Docker Build Context Directory also set to backend so the COPY instructions in the </w:t>
+      </w:r>
+      <w:proofErr w:type="spellStart"/>
+      <w:r>
+        <w:t>Dockerfile</w:t>
+      </w:r>
+      <w:proofErr w:type="spellEnd"/>
+      <w:r>
+        <w:t xml:space="preserve"> resolve correctly. Its ANTHROPIC_API_KEY, LLM_PROVIDER, and MODEL_NAME are configured as environment variables directly in the Render dashboard, since .env files are excluded from the Git repository </w:t>
+      </w:r>
+      <w:proofErr w:type="gramStart"/>
+      <w:r>
+        <w:t>by .</w:t>
+      </w:r>
+      <w:proofErr w:type="spellStart"/>
+      <w:r>
+        <w:t>gitignore</w:t>
+      </w:r>
+      <w:proofErr w:type="spellEnd"/>
+      <w:proofErr w:type="gramEnd"/>
+      <w:r>
+        <w:t xml:space="preserve">. The front-end service uses Render's Python runtime with Root Directory set to frontend and a Start Command of python3 -m </w:t>
+      </w:r>
+      <w:proofErr w:type="spellStart"/>
+      <w:proofErr w:type="gramStart"/>
+      <w:r>
+        <w:t>http.server</w:t>
+      </w:r>
+      <w:proofErr w:type="spellEnd"/>
+      <w:proofErr w:type="gramEnd"/>
+      <w:r>
+        <w:t xml:space="preserve"> $PORT, which</w:t>
+      </w:r>
+      <w:r>
+        <w:t xml:space="preserve"> serves the static HTML/CSS/JS files directly with no build step. The </w:t>
+      </w:r>
+      <w:proofErr w:type="gramStart"/>
+      <w:r>
+        <w:t>front-end's</w:t>
+      </w:r>
+      <w:proofErr w:type="gramEnd"/>
+      <w:r>
+        <w:t xml:space="preserve"> script.js contains a hard-coded API_BASE pointing at the back-end service's live Render URL so the two </w:t>
+      </w:r>
+      <w:proofErr w:type="gramStart"/>
+      <w:r>
+        <w:t>independently-hosted</w:t>
+      </w:r>
+      <w:proofErr w:type="gramEnd"/>
+      <w:r>
+        <w:t xml:space="preserve"> services can communicate.</w:t>
+      </w:r>
+    </w:p>
+    <w:p>
+      <w:pPr>
+        <w:pStyle w:val="Heading1"/>
+        <w:spacing w:before="300" w:after="150"/>
+      </w:pPr>
+      <w:bookmarkStart w:id="6" w:name="_Toc238086679"/>
+      <w:r>
+        <w:t>7. Development, Testing and Debugging</w:t>
+      </w:r>
+      <w:bookmarkEnd w:id="6"/>
+    </w:p>
+    <w:p>
+      <w:pPr>
+        <w:spacing w:after="160"/>
+        <w:jc w:val="both"/>
+      </w:pPr>
+      <w:r>
+        <w:t>Development surfaced several concrete issues that were diagnosed and fixed before deployment, which is documented here as part of the software engineering process rather than glossed over:</w:t>
       </w:r>
     </w:p>
     <w:p>
@@ -150,7 +1270,49 @@
         <w:spacing w:after="60"/>
       </w:pPr>
       <w:r>
-        <w:t xml:space="preserve">Environment variables not loading: the back-end initially read os.getenv() calls before python-dotenv had loaded the .env file, so ANTHROPIC_API_KEY was always empty at runtime. Fixed by calling load_dotenv() at the top of main.py, before the config constants are read.</w:t>
+        <w:t xml:space="preserve">Environment variables not loading: the </w:t>
+      </w:r>
+      <w:proofErr w:type="gramStart"/>
+      <w:r>
+        <w:t>back-end</w:t>
+      </w:r>
+      <w:proofErr w:type="gramEnd"/>
+      <w:r>
+        <w:t xml:space="preserve"> initially read </w:t>
+      </w:r>
+      <w:proofErr w:type="spellStart"/>
+      <w:proofErr w:type="gramStart"/>
+      <w:r>
+        <w:t>os.getenv</w:t>
+      </w:r>
+      <w:proofErr w:type="spellEnd"/>
+      <w:proofErr w:type="gramEnd"/>
+      <w:r>
+        <w:t>() calls before python-</w:t>
+      </w:r>
+      <w:proofErr w:type="spellStart"/>
+      <w:r>
+        <w:t>dotenv</w:t>
+      </w:r>
+      <w:proofErr w:type="spellEnd"/>
+      <w:r>
+        <w:t xml:space="preserve"> had loaded the .env file, so ANTHROPIC_API_KEY was always empty at runtime. Fixed by calling </w:t>
+      </w:r>
+      <w:proofErr w:type="spellStart"/>
+      <w:r>
+        <w:t>load_</w:t>
+      </w:r>
+      <w:proofErr w:type="gramStart"/>
+      <w:r>
+        <w:t>dotenv</w:t>
+      </w:r>
+      <w:proofErr w:type="spellEnd"/>
+      <w:r>
+        <w:t>(</w:t>
+      </w:r>
+      <w:proofErr w:type="gramEnd"/>
+      <w:r>
+        <w:t>) at the top of main.py, before the config constants are read.</w:t>
       </w:r>
     </w:p>
     <w:p>
@@ -163,7 +1325,39 @@
         <w:spacing w:after="60"/>
       </w:pPr>
       <w:r>
-        <w:t xml:space="preserve">Dependency version conflict: the pinned anthropic SDK version (0.34.2) was incompatible with the installed httpx version and raised a 'Client.__init__() got an unexpected keyword argument proxies' error on every API call. Fixed by relaxing the pin to anthropic&gt;=0.40.0 in requirements.txt.</w:t>
+        <w:t xml:space="preserve">Dependency version conflict: the pinned anthropic SDK version (0.34.2) was incompatible with the installed </w:t>
+      </w:r>
+      <w:proofErr w:type="spellStart"/>
+      <w:r>
+        <w:t>httpx</w:t>
+      </w:r>
+      <w:proofErr w:type="spellEnd"/>
+      <w:r>
+        <w:t xml:space="preserve"> version and raised a '</w:t>
+      </w:r>
+      <w:proofErr w:type="gramStart"/>
+      <w:r>
+        <w:t>Client._</w:t>
+      </w:r>
+      <w:proofErr w:type="gramEnd"/>
+      <w:r>
+        <w:t>_</w:t>
+      </w:r>
+      <w:proofErr w:type="spellStart"/>
+      <w:r>
+        <w:t>init</w:t>
+      </w:r>
+      <w:proofErr w:type="spellEnd"/>
+      <w:r>
+        <w:t>_</w:t>
+      </w:r>
+      <w:proofErr w:type="gramStart"/>
+      <w:r>
+        <w:t>_(</w:t>
+      </w:r>
+      <w:proofErr w:type="gramEnd"/>
+      <w:r>
+        <w:t>) got an unexpected keyword argument proxies' error on every API call. Fixed by relaxing the pin to anthropic&gt;=0.40.0 in requirements.txt.</w:t>
       </w:r>
     </w:p>
     <w:p>
@@ -176,7 +1370,23 @@
         <w:spacing w:after="60"/>
       </w:pPr>
       <w:r>
-        <w:t xml:space="preserve">CSS specificity bug: the typing indicator and quick-prompt chip row used the HTML hidden attribute to toggle visibility, but a class rule (display: flex) had equal CSS specificity to the browser's built-in [hidden] rule and was declared later, so it silently overrode it — the 'typing…' dots stayed visible after a reply arrived. Fixed by adding explicit .typing-row[hidden] and .chips[hidden] rules with display: none.</w:t>
+        <w:t xml:space="preserve">CSS specificity bug: the typing indicator and quick-prompt chip row used the HTML hidden attribute to toggle visibility, but a class rule (display: flex) had equal CSS specificity to the browser's built-in [hidden] rule and was declared later, so it silently overrode it — the 'typing…' dots stayed visible after a reply arrived. Fixed by adding </w:t>
+      </w:r>
+      <w:proofErr w:type="gramStart"/>
+      <w:r>
+        <w:t>explicit .typing</w:t>
+      </w:r>
+      <w:proofErr w:type="gramEnd"/>
+      <w:r>
+        <w:t xml:space="preserve">-row[hidden] </w:t>
+      </w:r>
+      <w:proofErr w:type="gramStart"/>
+      <w:r>
+        <w:t>and .chips</w:t>
+      </w:r>
+      <w:proofErr w:type="gramEnd"/>
+      <w:r>
+        <w:t>[hidden] rules with display: none.</w:t>
       </w:r>
     </w:p>
     <w:p>
@@ -189,25 +1399,7 @@
         <w:spacing w:after="60"/>
       </w:pPr>
       <w:r>
-        <w:t xml:space="preserve">Unrendered Markdown: Claude's replies sometimes included Markdown syntax (**bold**, ## headers, - bullets) which the plain-text chat bubble displayed as literal symbols. Fixed at two levels: the system persona now explicitly instructs the model to avoid Markdown, and the front-end additionally strips any headers/bullets/asterisks that slip through as a fallback.</w:t>
-      </w:r>
-    </w:p>
-    <w:p>
-      <w:pPr>
-        <w:spacing w:after="160"/>
-        <w:jc w:val="both"/>
-      </w:pPr>
-      <w:r>
-        <w:t xml:space="preserve">Each fix was verified by re-running the chat end-to-end (via a FastAPI TestClient during development and manually in the browser) before moving on, rather than assuming the change worked.</w:t>
-      </w:r>
-    </w:p>
-    <w:p>
-      <w:pPr>
-        <w:pStyle w:val="Heading1"/>
-        <w:spacing w:after="150" w:before="300"/>
-      </w:pPr>
-      <w:r>
-        <w:t xml:space="preserve">7. Limitations and Future Improvements</w:t>
+        <w:t>Unrendered Markdown: Claude's replies sometimes included Markdown syntax (**bold**, ## headers, - bullets) which the plain-text chat bubble displayed as literal symbols. Fixed at two levels: the system persona now explicitly instructs the model to avoid Markdown, and the front-end additionally strips any headers/bullets/asterisks that slip through as a fallback.</w:t>
       </w:r>
     </w:p>
     <w:p>
@@ -220,7 +1412,31 @@
         <w:spacing w:after="60"/>
       </w:pPr>
       <w:r>
-        <w:t xml:space="preserve">Conversation history is stored in memory, so it is lost if the server restarts and cannot be shared across multiple back-end replicas; a persistent store (Redis/Postgres) would fix this.</w:t>
+        <w:t xml:space="preserve">Render Docker </w:t>
+      </w:r>
+      <w:proofErr w:type="gramStart"/>
+      <w:r>
+        <w:t>build</w:t>
+      </w:r>
+      <w:proofErr w:type="gramEnd"/>
+      <w:r>
+        <w:t xml:space="preserve"> context mismatch: the back-end's initial Render deployment failed with 'main.py: not found' because the Docker Build Context Directory was left at the repository root while the </w:t>
+      </w:r>
+      <w:proofErr w:type="spellStart"/>
+      <w:r>
+        <w:t>Dockerfile</w:t>
+      </w:r>
+      <w:proofErr w:type="spellEnd"/>
+      <w:r>
+        <w:t xml:space="preserve"> expected to find main.py alongside it. Fixed by setting the build context to the backend directory to match the </w:t>
+      </w:r>
+      <w:proofErr w:type="spellStart"/>
+      <w:r>
+        <w:t>Dockerfile</w:t>
+      </w:r>
+      <w:proofErr w:type="spellEnd"/>
+      <w:r>
+        <w:t xml:space="preserve"> Path.</w:t>
       </w:r>
     </w:p>
     <w:p>
@@ -233,7 +1449,25 @@
         <w:spacing w:after="60"/>
       </w:pPr>
       <w:r>
-        <w:t xml:space="preserve">Sanitisation is intentionally lightweight (pattern-based) and is not a complete defence against sophisticated prompt-injection or jailbreak attempts.</w:t>
+        <w:t>Render static-site start command errors: the front-end deployment initially failed because Render's default build command (pip install -r requirements.txt) ran against a directory with no requirements file, and separately because Docker-specific fields (</w:t>
+      </w:r>
+      <w:proofErr w:type="spellStart"/>
+      <w:r>
+        <w:t>Dockerfile</w:t>
+      </w:r>
+      <w:proofErr w:type="spellEnd"/>
+      <w:r>
+        <w:t xml:space="preserve"> Path, Build Context) were mistakenly edited on a Python-runtime service instead of the correct Build Command / Start Command fields. Fixed by setting the Start Command to python3 -m </w:t>
+      </w:r>
+      <w:proofErr w:type="spellStart"/>
+      <w:proofErr w:type="gramStart"/>
+      <w:r>
+        <w:t>http.server</w:t>
+      </w:r>
+      <w:proofErr w:type="spellEnd"/>
+      <w:proofErr w:type="gramEnd"/>
+      <w:r>
+        <w:t xml:space="preserve"> $PORT on the correct service.</w:t>
       </w:r>
     </w:p>
     <w:p>
@@ -246,8 +1480,60 @@
         <w:spacing w:after="60"/>
       </w:pPr>
       <w:r>
-        <w:t xml:space="preserve">There is no authentication, so any client that can reach the API can start a session; a deployed version would add rate limiting and/or user accounts.</w:t>
-      </w:r>
+        <w:t>Stale API_BASE after service recreation: when Render services were recreated during troubleshooting, their auto-generated URLs changed, leaving the front-end pointed at a dead back-end address ('Failed to fetch' in the UI). Fixed by updating API_BASE in script.js to the current back-end URL and confirming with a direct request to /</w:t>
+      </w:r>
+      <w:proofErr w:type="spellStart"/>
+      <w:r>
+        <w:t>api</w:t>
+      </w:r>
+      <w:proofErr w:type="spellEnd"/>
+      <w:r>
+        <w:t>/health before redeploying the front-end.</w:t>
+      </w:r>
+    </w:p>
+    <w:p>
+      <w:pPr>
+        <w:spacing w:after="160"/>
+        <w:jc w:val="both"/>
+      </w:pPr>
+      <w:r>
+        <w:t xml:space="preserve">Each fix was verified by re-running the chat end-to-end — first via a </w:t>
+      </w:r>
+      <w:proofErr w:type="spellStart"/>
+      <w:r>
+        <w:t>FastAPI</w:t>
+      </w:r>
+      <w:proofErr w:type="spellEnd"/>
+      <w:r>
+        <w:t xml:space="preserve"> </w:t>
+      </w:r>
+      <w:proofErr w:type="spellStart"/>
+      <w:r>
+        <w:t>TestClient</w:t>
+      </w:r>
+      <w:proofErr w:type="spellEnd"/>
+      <w:r>
+        <w:t xml:space="preserve"> during local development, and later against the live Render deployment by checking /</w:t>
+      </w:r>
+      <w:proofErr w:type="spellStart"/>
+      <w:r>
+        <w:t>api</w:t>
+      </w:r>
+      <w:proofErr w:type="spellEnd"/>
+      <w:r>
+        <w:t>/health directly and sending real chat messages — rather than assuming a change worked.</w:t>
+      </w:r>
+    </w:p>
+    <w:p>
+      <w:pPr>
+        <w:pStyle w:val="Heading1"/>
+        <w:spacing w:before="300" w:after="150"/>
+      </w:pPr>
+      <w:bookmarkStart w:id="7" w:name="_Toc238086680"/>
+      <w:r>
+        <w:t>8. Limitations and Future Improvements</w:t>
+      </w:r>
+      <w:bookmarkEnd w:id="7"/>
     </w:p>
     <w:p>
       <w:pPr>
@@ -259,7 +1545,7 @@
         <w:spacing w:after="60"/>
       </w:pPr>
       <w:r>
-        <w:t xml:space="preserve">Streaming responses (token-by-token) were out of scope for this assessment but would improve perceived responsiveness.</w:t>
+        <w:t>Conversation history is stored in memory, so it is lost if the server restarts and cannot be shared across multiple back-end replicas; a persistent store (Redis/Postgres) would fix this.</w:t>
       </w:r>
     </w:p>
     <w:p>
@@ -272,17 +1558,80 @@
         <w:spacing w:after="60"/>
       </w:pPr>
       <w:r>
-        <w:t xml:space="preserve">Attachment and voice-input buttons are present in the UI for future extension but are currently disabled/non-functional.</w:t>
+        <w:t>Sanitisation is intentionally lightweight (pattern-based) and is not a complete defence against sophisticated prompt-injection or jailbreak attempts.</w:t>
+      </w:r>
+    </w:p>
+    <w:p>
+      <w:pPr>
+        <w:pStyle w:val="ListParagraph"/>
+        <w:numPr>
+          <w:ilvl w:val="0"/>
+          <w:numId w:val="1"/>
+        </w:numPr>
+        <w:spacing w:after="60"/>
+      </w:pPr>
+      <w:r>
+        <w:t>There is no authentication, so any client that can reach the API can start a session; a deployed version would add rate limiting and/or user accounts.</w:t>
+      </w:r>
+    </w:p>
+    <w:p>
+      <w:pPr>
+        <w:pStyle w:val="ListParagraph"/>
+        <w:numPr>
+          <w:ilvl w:val="0"/>
+          <w:numId w:val="1"/>
+        </w:numPr>
+        <w:spacing w:after="60"/>
+      </w:pPr>
+      <w:r>
+        <w:lastRenderedPageBreak/>
+        <w:t>Streaming responses (token-by-token) were out of scope for this assessment but would improve perceived responsiveness.</w:t>
+      </w:r>
+    </w:p>
+    <w:p>
+      <w:pPr>
+        <w:pStyle w:val="ListParagraph"/>
+        <w:numPr>
+          <w:ilvl w:val="0"/>
+          <w:numId w:val="1"/>
+        </w:numPr>
+        <w:spacing w:after="60"/>
+      </w:pPr>
+      <w:r>
+        <w:t>Attachment and voice-input buttons are present in the UI for future extension but are currently disabled/non-functional.</w:t>
+      </w:r>
+    </w:p>
+    <w:p>
+      <w:pPr>
+        <w:pStyle w:val="ListParagraph"/>
+        <w:numPr>
+          <w:ilvl w:val="0"/>
+          <w:numId w:val="1"/>
+        </w:numPr>
+        <w:spacing w:after="60"/>
+      </w:pPr>
+      <w:r>
+        <w:t xml:space="preserve">Render's free tier spins the </w:t>
+      </w:r>
+      <w:proofErr w:type="gramStart"/>
+      <w:r>
+        <w:t>back-end</w:t>
+      </w:r>
+      <w:proofErr w:type="gramEnd"/>
+      <w:r>
+        <w:t xml:space="preserve"> down after inactivity, so the first request after idle time may take longer while the instance restarts.</w:t>
       </w:r>
     </w:p>
     <w:p>
       <w:pPr>
         <w:pStyle w:val="Heading1"/>
-        <w:spacing w:after="150" w:before="300"/>
-      </w:pPr>
-      <w:r>
-        <w:t xml:space="preserve">8. AI Usage Declaration</w:t>
-      </w:r>
+        <w:spacing w:before="300" w:after="150"/>
+      </w:pPr>
+      <w:bookmarkStart w:id="8" w:name="_Toc238086681"/>
+      <w:r>
+        <w:t>9. AI Usage Declaration</w:t>
+      </w:r>
+      <w:bookmarkEnd w:id="8"/>
     </w:p>
     <w:p>
       <w:pPr>
@@ -290,102 +1639,53 @@
         <w:jc w:val="both"/>
       </w:pPr>
       <w:r>
-        <w:t xml:space="preserve">Claude (Anthropic) was used throughout development to scaffold the FastAPI backend and sanitisation logic, design and implement the front-end interface and styling, write the Docker/Compose configuration, and produce an initial draft of this report. Claude was also used interactively during debugging: diagnosing the dotenv load-order bug, the anthropic/httpx version conflict, the CSS specificity bug affecting the typing indicator, and the unrendered-Markdown issue, each confirmed by re-testing the running application rather than accepted on assertion alone. All AI-assisted code and this report were reviewed, tested against a running instance of the application, and edited by the student before submission.</w:t>
+        <w:t xml:space="preserve">Claude (Anthropic) was used throughout development to scaffold the </w:t>
+      </w:r>
+      <w:proofErr w:type="spellStart"/>
+      <w:r>
+        <w:t>FastAPI</w:t>
+      </w:r>
+      <w:proofErr w:type="spellEnd"/>
+      <w:r>
+        <w:t xml:space="preserve"> backend and sanitisation logic, design and implement the front-end interface and styling, write the Docker/Compose configuration, and produce an initial draft of this report. Claude was also used interactively during debugging and deployment: diagnosing the </w:t>
+      </w:r>
+      <w:proofErr w:type="spellStart"/>
+      <w:r>
+        <w:t>dotenv</w:t>
+      </w:r>
+      <w:proofErr w:type="spellEnd"/>
+      <w:r>
+        <w:t xml:space="preserve"> load-order bug, the anthropic/</w:t>
+      </w:r>
+      <w:proofErr w:type="spellStart"/>
+      <w:r>
+        <w:t>httpx</w:t>
+      </w:r>
+      <w:proofErr w:type="spellEnd"/>
+      <w:r>
+        <w:t xml:space="preserve"> version conflict, the CSS specificity bug affecting the typing indicator, the unrendered-Markdown issue, and several Render configuration errors (Docker build context, start command fields, and stale ser</w:t>
+      </w:r>
+      <w:r>
+        <w:t>vice URLs after recreation), each confirmed by re-testing the running application rather than accepted on assertion alone. All AI-assisted code and this report were reviewed, tested — locally and against the live deployment — and edited by the student before submission.</w:t>
       </w:r>
     </w:p>
     <w:sectPr>
-      <w:pgSz w:w="11906" w:h="16838" w:orient="portrait"/>
+      <w:pgSz w:w="11906" w:h="16838"/>
       <w:pgMar w:top="1440" w:right="1440" w:bottom="1440" w:left="1440" w:header="708" w:footer="708" w:gutter="0"/>
-      <w:pgNumType/>
+      <w:cols w:space="720"/>
       <w:docGrid w:linePitch="360"/>
     </w:sectPr>
   </w:body>
 </w:document>
 </file>
 
-<file path=word/comments.xml><?xml version="1.0" encoding="utf-8"?>
-<w:comments xmlns:cx="http://schemas.microsoft.com/office/drawing/2014/chartex" xmlns:cx1="http://schemas.microsoft.com/office/drawing/2015/9/8/chartex" xmlns:cx2="http://schemas.microsoft.com/office/drawing/2015/10/21/chartex" xmlns:cx3="http://schemas.microsoft.com/office/drawing/2016/5/9/chartex" xmlns:cx4="http://schemas.microsoft.com/office/drawing/2016/5/10/chartex" xmlns:cx5="http://schemas.microsoft.com/office/drawing/2016/5/11/chartex" xmlns:cx6="http://schemas.microsoft.com/office/drawing/2016/5/12/chartex" xmlns:cx7="http://schemas.microsoft.com/office/drawing/2016/5/13/chartex" xmlns:cx8="http://schemas.microsoft.com/office/drawing/2016/5/14/chartex" xmlns:mc="http://schemas.openxmlformats.org/markup-compatibility/2006" xmlns:aink="http://schemas.microsoft.com/office/drawing/2016/ink" xmlns:am3d="http://schemas.microsoft.com/office/drawing/2017/model3d" xmlns:o="urn:schemas-microsoft-com:office:office" xmlns:r="http://schemas.openxmlformats.org/officeDocument/2006/relationships" xmlns:m="http://schemas.openxmlformats.org/officeDocument/2006/math" xmlns:v="urn:schemas-microsoft-com:vml" xmlns:wp14="http://schemas.microsoft.com/office/word/2010/wordprocessingDrawing" xmlns:wp="http://schemas.openxmlformats.org/drawingml/2006/wordprocessingDrawing" xmlns:w10="urn:schemas-microsoft-com:office:word" xmlns:w="http://schemas.openxmlformats.org/wordprocessingml/2006/main" xmlns:w14="http://schemas.microsoft.com/office/word/2010/wordml" xmlns:w15="http://schemas.microsoft.com/office/word/2012/wordml" xmlns:w16cex="http://schemas.microsoft.com/office/word/2018/wordml/cex" xmlns:w16cid="http://schemas.microsoft.com/office/word/2016/wordml/cid" xmlns:w16="http://schemas.microsoft.com/office/word/2018/wordml" xmlns:w16sdtdh="http://schemas.microsoft.com/office/word/2020/wordml/sdtdatahash" xmlns:w16se="http://schemas.microsoft.com/office/word/2015/wordml/symex" xmlns:wpg="http://schemas.microsoft.com/office/word/2010/wordprocessingGroup" xmlns:wpi="http://schemas.microsoft.com/office/word/2010/wordprocessingInk" xmlns:wne="http://schemas.microsoft.com/office/word/2006/wordml" xmlns:wps="http://schemas.microsoft.com/office/word/2010/wordprocessingShape"/>
-</file>
-
-<file path=word/endnotes.xml><?xml version="1.0" encoding="utf-8"?>
-<w:endnotes xmlns:wpc="http://schemas.microsoft.com/office/word/2010/wordprocessingCanvas" xmlns:mc="http://schemas.openxmlformats.org/markup-compatibility/2006" xmlns:o="urn:schemas-microsoft-com:office:office" xmlns:r="http://schemas.openxmlformats.org/officeDocument/2006/relationships" xmlns:m="http://schemas.openxmlformats.org/officeDocument/2006/math" xmlns:v="urn:schemas-microsoft-com:vml" xmlns:wp14="http://schemas.microsoft.com/office/word/2010/wordprocessingDrawing" xmlns:wp="http://schemas.openxmlformats.org/drawingml/2006/wordprocessingDrawing" xmlns:w10="urn:schemas-microsoft-com:office:word" xmlns:w="http://schemas.openxmlformats.org/wordprocessingml/2006/main" xmlns:w14="http://schemas.microsoft.com/office/word/2010/wordml" xmlns:w15="http://schemas.microsoft.com/office/word/2012/wordml" xmlns:wpg="http://schemas.microsoft.com/office/word/2010/wordprocessingGroup" xmlns:wpi="http://schemas.microsoft.com/office/word/2010/wordprocessingInk" xmlns:wne="http://schemas.microsoft.com/office/word/2006/wordml" xmlns:wps="http://schemas.microsoft.com/office/word/2010/wordprocessingShape" mc:Ignorable="w14 w15 wp14">
-  <w:endnote w:type="separator" w:id="-1">
-    <w:p>
-      <w:pPr>
-        <w:spacing w:after="0" w:line="240" w:lineRule="auto"/>
-      </w:pPr>
-      <w:r>
-        <w:rPr>
-          <w:rStyle w:val="EndnoteReference"/>
-        </w:rPr>
-        <w:endnoteRef/>
-      </w:r>
-      <w:r>
-        <w:separator/>
-      </w:r>
-    </w:p>
-  </w:endnote>
-  <w:endnote w:type="continuationSeparator" w:id="0">
-    <w:p>
-      <w:pPr>
-        <w:spacing w:after="0" w:line="240" w:lineRule="auto"/>
-      </w:pPr>
-      <w:r>
-        <w:rPr>
-          <w:rStyle w:val="EndnoteReference"/>
-        </w:rPr>
-        <w:endnoteRef/>
-      </w:r>
-      <w:r>
-        <w:continuationSeparator/>
-      </w:r>
-    </w:p>
-  </w:endnote>
-</w:endnotes>
-</file>
-
-<file path=word/footnotes.xml><?xml version="1.0" encoding="utf-8"?>
-<w:footnotes xmlns:wpc="http://schemas.microsoft.com/office/word/2010/wordprocessingCanvas" xmlns:mc="http://schemas.openxmlformats.org/markup-compatibility/2006" xmlns:o="urn:schemas-microsoft-com:office:office" xmlns:r="http://schemas.openxmlformats.org/officeDocument/2006/relationships" xmlns:m="http://schemas.openxmlformats.org/officeDocument/2006/math" xmlns:v="urn:schemas-microsoft-com:vml" xmlns:wp14="http://schemas.microsoft.com/office/word/2010/wordprocessingDrawing" xmlns:wp="http://schemas.openxmlformats.org/drawingml/2006/wordprocessingDrawing" xmlns:w10="urn:schemas-microsoft-com:office:word" xmlns:w="http://schemas.openxmlformats.org/wordprocessingml/2006/main" xmlns:w14="http://schemas.microsoft.com/office/word/2010/wordml" xmlns:w15="http://schemas.microsoft.com/office/word/2012/wordml" xmlns:wpg="http://schemas.microsoft.com/office/word/2010/wordprocessingGroup" xmlns:wpi="http://schemas.microsoft.com/office/word/2010/wordprocessingInk" xmlns:wne="http://schemas.microsoft.com/office/word/2006/wordml" xmlns:wps="http://schemas.microsoft.com/office/word/2010/wordprocessingShape" mc:Ignorable="w14 w15 wp14">
-  <w:footnote w:type="separator" w:id="-1">
-    <w:p>
-      <w:pPr>
-        <w:spacing w:after="0" w:line="240" w:lineRule="auto"/>
-      </w:pPr>
-      <w:r>
-        <w:rPr>
-          <w:rStyle w:val="FootnoteReference"/>
-        </w:rPr>
-        <w:footnoteRef/>
-      </w:r>
-      <w:r>
-        <w:separator/>
-      </w:r>
-    </w:p>
-  </w:footnote>
-  <w:footnote w:type="continuationSeparator" w:id="0">
-    <w:p>
-      <w:pPr>
-        <w:spacing w:after="0" w:line="240" w:lineRule="auto"/>
-      </w:pPr>
-      <w:r>
-        <w:rPr>
-          <w:rStyle w:val="FootnoteReference"/>
-        </w:rPr>
-        <w:footnoteRef/>
-      </w:r>
-      <w:r>
-        <w:continuationSeparator/>
-      </w:r>
-    </w:p>
-  </w:footnote>
-</w:footnotes>
-</file>
-
 <file path=word/numbering.xml><?xml version="1.0" encoding="utf-8"?>
-<w:numbering xmlns:wpc="http://schemas.microsoft.com/office/word/2010/wordprocessingCanvas" xmlns:mc="http://schemas.openxmlformats.org/markup-compatibility/2006" xmlns:o="urn:schemas-microsoft-com:office:office" xmlns:r="http://schemas.openxmlformats.org/officeDocument/2006/relationships" xmlns:m="http://schemas.openxmlformats.org/officeDocument/2006/math" xmlns:v="urn:schemas-microsoft-com:vml" xmlns:wp14="http://schemas.microsoft.com/office/word/2010/wordprocessingDrawing" xmlns:wp="http://schemas.openxmlformats.org/drawingml/2006/wordprocessingDrawing" xmlns:w10="urn:schemas-microsoft-com:office:word" xmlns:w="http://schemas.openxmlformats.org/wordprocessingml/2006/main" xmlns:w14="http://schemas.microsoft.com/office/word/2010/wordml" xmlns:w15="http://schemas.microsoft.com/office/word/2012/wordml" xmlns:wpg="http://schemas.microsoft.com/office/word/2010/wordprocessingGroup" xmlns:wpi="http://schemas.microsoft.com/office/word/2010/wordprocessingInk" xmlns:wne="http://schemas.microsoft.com/office/word/2006/wordml" xmlns:wps="http://schemas.microsoft.com/office/word/2010/wordprocessingShape" mc:Ignorable="w14 w15 wp14">
-  <w:abstractNum w:abstractNumId="1" w15:restartNumberingAfterBreak="0">
+<w:numbering xmlns:wpc="http://schemas.microsoft.com/office/word/2010/wordprocessingCanvas" xmlns:cx="http://schemas.microsoft.com/office/drawing/2014/chartex" xmlns:cx1="http://schemas.microsoft.com/office/drawing/2015/9/8/chartex" xmlns:cx2="http://schemas.microsoft.com/office/drawing/2015/10/21/chartex" xmlns:cx3="http://schemas.microsoft.com/office/drawing/2016/5/9/chartex" xmlns:cx4="http://schemas.microsoft.com/office/drawing/2016/5/10/chartex" xmlns:cx5="http://schemas.microsoft.com/office/drawing/2016/5/11/chartex" xmlns:cx6="http://schemas.microsoft.com/office/drawing/2016/5/12/chartex" xmlns:cx7="http://schemas.microsoft.com/office/drawing/2016/5/13/chartex" xmlns:cx8="http://schemas.microsoft.com/office/drawing/2016/5/14/chartex" xmlns:mc="http://schemas.openxmlformats.org/markup-compatibility/2006" xmlns:aink="http://schemas.microsoft.com/office/drawing/2016/ink" xmlns:am3d="http://schemas.microsoft.com/office/drawing/2017/model3d" xmlns:o="urn:schemas-microsoft-com:office:office" xmlns:oel="http://schemas.microsoft.com/office/2019/extlst" xmlns:r="http://schemas.openxmlformats.org/officeDocument/2006/relationships" xmlns:m="http://schemas.openxmlformats.org/officeDocument/2006/math" xmlns:v="urn:schemas-microsoft-com:vml" xmlns:wp14="http://schemas.microsoft.com/office/word/2010/wordprocessingDrawing" xmlns:wp="http://schemas.openxmlformats.org/drawingml/2006/wordprocessingDrawing" xmlns:w10="urn:schemas-microsoft-com:office:word" xmlns:w="http://schemas.openxmlformats.org/wordprocessingml/2006/main" xmlns:w14="http://schemas.microsoft.com/office/word/2010/wordml" xmlns:w15="http://schemas.microsoft.com/office/word/2012/wordml" xmlns:w16cei="http://schemas.microsoft.com/office/word/2026/wordml/cei" xmlns:w16cex="http://schemas.microsoft.com/office/word/2018/wordml/cex" xmlns:w16cid="http://schemas.microsoft.com/office/word/2016/wordml/cid" xmlns:w16="http://schemas.microsoft.com/office/word/2018/wordml" xmlns:w16du="http://schemas.microsoft.com/office/word/2023/wordml/word16du" xmlns:w16sdtdh="http://schemas.microsoft.com/office/word/2020/wordml/sdtdatahash" xmlns:w16sdtfl="http://schemas.microsoft.com/office/word/2024/wordml/sdtformatlock" xmlns:w16se="http://schemas.microsoft.com/office/word/2015/wordml/symex" xmlns:wpg="http://schemas.microsoft.com/office/word/2010/wordprocessingGroup" xmlns:wpi="http://schemas.microsoft.com/office/word/2010/wordprocessingInk" xmlns:wne="http://schemas.microsoft.com/office/word/2006/wordml" xmlns:wps="http://schemas.microsoft.com/office/word/2010/wordprocessingShape" mc:Ignorable="w14 w15 w16se w16cid w16 w16cex w16sdtdh w16sdtfl w16du wp14">
+  <w:abstractNum w:abstractNumId="0" w15:restartNumberingAfterBreak="0">
+    <w:nsid w:val="648479DB"/>
     <w:multiLevelType w:val="hybridMultilevel"/>
-    <w:lvl w:ilvl="0" w15:tentative="1">
+    <w:tmpl w:val="0D04A0C0"/>
+    <w:lvl w:ilvl="0" w:tplc="7EBA4D4A">
       <w:start w:val="1"/>
       <w:numFmt w:val="bullet"/>
       <w:lvlText w:val="●"/>
@@ -394,7 +1694,7 @@
         <w:ind w:left="720" w:hanging="360"/>
       </w:pPr>
     </w:lvl>
-    <w:lvl w:ilvl="1" w15:tentative="1">
+    <w:lvl w:ilvl="1" w:tplc="9190C51A">
       <w:start w:val="1"/>
       <w:numFmt w:val="bullet"/>
       <w:lvlText w:val="○"/>
@@ -403,7 +1703,7 @@
         <w:ind w:left="1440" w:hanging="360"/>
       </w:pPr>
     </w:lvl>
-    <w:lvl w:ilvl="2" w15:tentative="1">
+    <w:lvl w:ilvl="2" w:tplc="1CAA18B8">
       <w:start w:val="1"/>
       <w:numFmt w:val="bullet"/>
       <w:lvlText w:val="■"/>
@@ -412,7 +1712,7 @@
         <w:ind w:left="2160" w:hanging="360"/>
       </w:pPr>
     </w:lvl>
-    <w:lvl w:ilvl="3" w15:tentative="1">
+    <w:lvl w:ilvl="3" w:tplc="8962DE0E">
       <w:start w:val="1"/>
       <w:numFmt w:val="bullet"/>
       <w:lvlText w:val="●"/>
@@ -421,7 +1721,7 @@
         <w:ind w:left="2880" w:hanging="360"/>
       </w:pPr>
     </w:lvl>
-    <w:lvl w:ilvl="4" w15:tentative="1">
+    <w:lvl w:ilvl="4" w:tplc="7C067D9E">
       <w:start w:val="1"/>
       <w:numFmt w:val="bullet"/>
       <w:lvlText w:val="○"/>
@@ -430,7 +1730,7 @@
         <w:ind w:left="3600" w:hanging="360"/>
       </w:pPr>
     </w:lvl>
-    <w:lvl w:ilvl="5" w15:tentative="1">
+    <w:lvl w:ilvl="5" w:tplc="8EE695EA">
       <w:start w:val="1"/>
       <w:numFmt w:val="bullet"/>
       <w:lvlText w:val="■"/>
@@ -439,7 +1739,7 @@
         <w:ind w:left="4320" w:hanging="360"/>
       </w:pPr>
     </w:lvl>
-    <w:lvl w:ilvl="6" w15:tentative="1">
+    <w:lvl w:ilvl="6" w:tplc="C0924018">
       <w:start w:val="1"/>
       <w:numFmt w:val="bullet"/>
       <w:lvlText w:val="●"/>
@@ -448,7 +1748,7 @@
         <w:ind w:left="5040" w:hanging="360"/>
       </w:pPr>
     </w:lvl>
-    <w:lvl w:ilvl="7" w15:tentative="1">
+    <w:lvl w:ilvl="7" w:tplc="697C40DE">
       <w:start w:val="1"/>
       <w:numFmt w:val="bullet"/>
       <w:lvlText w:val="●"/>
@@ -457,7 +1757,7 @@
         <w:ind w:left="5760" w:hanging="360"/>
       </w:pPr>
     </w:lvl>
-    <w:lvl w:ilvl="8" w15:tentative="1">
+    <w:lvl w:ilvl="8" w:tplc="F400542E">
       <w:start w:val="1"/>
       <w:numFmt w:val="bullet"/>
       <w:lvlText w:val="●"/>
@@ -467,8 +1767,8 @@
       </w:pPr>
     </w:lvl>
   </w:abstractNum>
-  <w:num w:numId="1">
-    <w:abstractNumId w:val="1"/>
+  <w:num w:numId="1" w16cid:durableId="971130830">
+    <w:abstractNumId w:val="0"/>
     <w:lvlOverride w:ilvl="0">
       <w:startOverride w:val="1"/>
     </w:lvlOverride>
@@ -477,26 +1777,405 @@
 </file>
 
 <file path=word/styles.xml><?xml version="1.0" encoding="utf-8"?>
-<w:styles xmlns:mc="http://schemas.openxmlformats.org/markup-compatibility/2006" xmlns:r="http://schemas.openxmlformats.org/officeDocument/2006/relationships" xmlns:w="http://schemas.openxmlformats.org/wordprocessingml/2006/main" xmlns:w14="http://schemas.microsoft.com/office/word/2010/wordml" xmlns:w15="http://schemas.microsoft.com/office/word/2012/wordml" mc:Ignorable="w14 w15">
+<w:styles xmlns:mc="http://schemas.openxmlformats.org/markup-compatibility/2006" xmlns:r="http://schemas.openxmlformats.org/officeDocument/2006/relationships" xmlns:w="http://schemas.openxmlformats.org/wordprocessingml/2006/main" xmlns:w14="http://schemas.microsoft.com/office/word/2010/wordml" xmlns:w15="http://schemas.microsoft.com/office/word/2012/wordml" xmlns:w16cex="http://schemas.microsoft.com/office/word/2018/wordml/cex" xmlns:w16cid="http://schemas.microsoft.com/office/word/2016/wordml/cid" xmlns:w16="http://schemas.microsoft.com/office/word/2018/wordml" xmlns:w16du="http://schemas.microsoft.com/office/word/2023/wordml/word16du" xmlns:w16sdtdh="http://schemas.microsoft.com/office/word/2020/wordml/sdtdatahash" xmlns:w16sdtfl="http://schemas.microsoft.com/office/word/2024/wordml/sdtformatlock" xmlns:w16se="http://schemas.microsoft.com/office/word/2015/wordml/symex" mc:Ignorable="w14 w15 w16se w16cid w16 w16cex w16sdtdh w16sdtfl w16du">
   <w:docDefaults>
-    <w:rPrDefault/>
+    <w:rPrDefault>
+      <w:rPr>
+        <w:rFonts w:ascii="Times New Roman" w:eastAsia="Times New Roman" w:hAnsi="Times New Roman" w:cs="Times New Roman"/>
+        <w:lang w:val="en-AU" w:eastAsia="en-AU" w:bidi="ar-SA"/>
+      </w:rPr>
+    </w:rPrDefault>
     <w:pPrDefault/>
   </w:docDefaults>
-  <w:style w:type="paragraph" w:styleId="Title">
-    <w:name w:val="Title"/>
-    <w:basedOn w:val="Normal"/>
-    <w:next w:val="Normal"/>
+  <w:latentStyles w:defLockedState="0" w:defUIPriority="99" w:defSemiHidden="0" w:defUnhideWhenUsed="0" w:defQFormat="0" w:count="376">
+    <w:lsdException w:name="Normal" w:uiPriority="0" w:qFormat="1"/>
+    <w:lsdException w:name="heading 1" w:uiPriority="9" w:qFormat="1"/>
+    <w:lsdException w:name="heading 2" w:semiHidden="1" w:uiPriority="9" w:unhideWhenUsed="1" w:qFormat="1"/>
+    <w:lsdException w:name="heading 3" w:semiHidden="1" w:uiPriority="9" w:unhideWhenUsed="1" w:qFormat="1"/>
+    <w:lsdException w:name="heading 4" w:semiHidden="1" w:uiPriority="9" w:unhideWhenUsed="1" w:qFormat="1"/>
+    <w:lsdException w:name="heading 5" w:semiHidden="1" w:uiPriority="9" w:unhideWhenUsed="1" w:qFormat="1"/>
+    <w:lsdException w:name="heading 6" w:semiHidden="1" w:uiPriority="9" w:unhideWhenUsed="1" w:qFormat="1"/>
+    <w:lsdException w:name="heading 7" w:semiHidden="1" w:uiPriority="9" w:unhideWhenUsed="1" w:qFormat="1"/>
+    <w:lsdException w:name="heading 8" w:semiHidden="1" w:uiPriority="9" w:unhideWhenUsed="1" w:qFormat="1"/>
+    <w:lsdException w:name="heading 9" w:semiHidden="1" w:uiPriority="9" w:unhideWhenUsed="1" w:qFormat="1"/>
+    <w:lsdException w:name="index 1" w:semiHidden="1" w:unhideWhenUsed="1"/>
+    <w:lsdException w:name="index 2" w:semiHidden="1" w:unhideWhenUsed="1"/>
+    <w:lsdException w:name="index 3" w:semiHidden="1" w:unhideWhenUsed="1"/>
+    <w:lsdException w:name="index 4" w:semiHidden="1" w:unhideWhenUsed="1"/>
+    <w:lsdException w:name="index 5" w:semiHidden="1" w:unhideWhenUsed="1"/>
+    <w:lsdException w:name="index 6" w:semiHidden="1" w:unhideWhenUsed="1"/>
+    <w:lsdException w:name="index 7" w:semiHidden="1" w:unhideWhenUsed="1"/>
+    <w:lsdException w:name="index 8" w:semiHidden="1" w:unhideWhenUsed="1"/>
+    <w:lsdException w:name="index 9" w:semiHidden="1" w:unhideWhenUsed="1"/>
+    <w:lsdException w:name="toc 1" w:semiHidden="1" w:uiPriority="39" w:unhideWhenUsed="1"/>
+    <w:lsdException w:name="toc 2" w:semiHidden="1" w:uiPriority="39" w:unhideWhenUsed="1"/>
+    <w:lsdException w:name="toc 3" w:semiHidden="1" w:uiPriority="39" w:unhideWhenUsed="1"/>
+    <w:lsdException w:name="toc 4" w:semiHidden="1" w:uiPriority="39" w:unhideWhenUsed="1"/>
+    <w:lsdException w:name="toc 5" w:semiHidden="1" w:uiPriority="39" w:unhideWhenUsed="1"/>
+    <w:lsdException w:name="toc 6" w:semiHidden="1" w:uiPriority="39" w:unhideWhenUsed="1"/>
+    <w:lsdException w:name="toc 7" w:semiHidden="1" w:uiPriority="39" w:unhideWhenUsed="1"/>
+    <w:lsdException w:name="toc 8" w:semiHidden="1" w:uiPriority="39" w:unhideWhenUsed="1"/>
+    <w:lsdException w:name="toc 9" w:semiHidden="1" w:uiPriority="39" w:unhideWhenUsed="1"/>
+    <w:lsdException w:name="Normal Indent" w:semiHidden="1" w:unhideWhenUsed="1"/>
+    <w:lsdException w:name="footnote text" w:semiHidden="1" w:unhideWhenUsed="1"/>
+    <w:lsdException w:name="annotation text" w:semiHidden="1" w:unhideWhenUsed="1"/>
+    <w:lsdException w:name="header" w:semiHidden="1" w:unhideWhenUsed="1"/>
+    <w:lsdException w:name="footer" w:semiHidden="1" w:unhideWhenUsed="1"/>
+    <w:lsdException w:name="index heading" w:semiHidden="1" w:unhideWhenUsed="1"/>
+    <w:lsdException w:name="caption" w:semiHidden="1" w:uiPriority="35" w:unhideWhenUsed="1" w:qFormat="1"/>
+    <w:lsdException w:name="table of figures" w:semiHidden="1" w:unhideWhenUsed="1"/>
+    <w:lsdException w:name="envelope address" w:semiHidden="1" w:unhideWhenUsed="1"/>
+    <w:lsdException w:name="envelope return" w:semiHidden="1" w:unhideWhenUsed="1"/>
+    <w:lsdException w:name="footnote reference" w:semiHidden="1" w:unhideWhenUsed="1"/>
+    <w:lsdException w:name="annotation reference" w:semiHidden="1" w:unhideWhenUsed="1"/>
+    <w:lsdException w:name="line number" w:semiHidden="1" w:unhideWhenUsed="1"/>
+    <w:lsdException w:name="page number" w:semiHidden="1" w:unhideWhenUsed="1"/>
+    <w:lsdException w:name="endnote reference" w:semiHidden="1" w:unhideWhenUsed="1"/>
+    <w:lsdException w:name="endnote text" w:semiHidden="1" w:unhideWhenUsed="1"/>
+    <w:lsdException w:name="table of authorities" w:semiHidden="1" w:unhideWhenUsed="1"/>
+    <w:lsdException w:name="macro" w:semiHidden="1" w:unhideWhenUsed="1"/>
+    <w:lsdException w:name="toa heading" w:semiHidden="1" w:unhideWhenUsed="1"/>
+    <w:lsdException w:name="List" w:semiHidden="1" w:unhideWhenUsed="1"/>
+    <w:lsdException w:name="List Bullet" w:semiHidden="1" w:unhideWhenUsed="1"/>
+    <w:lsdException w:name="List Number" w:semiHidden="1" w:unhideWhenUsed="1"/>
+    <w:lsdException w:name="List 2" w:semiHidden="1" w:unhideWhenUsed="1"/>
+    <w:lsdException w:name="List 3" w:semiHidden="1" w:unhideWhenUsed="1"/>
+    <w:lsdException w:name="List 4" w:semiHidden="1" w:unhideWhenUsed="1"/>
+    <w:lsdException w:name="List 5" w:semiHidden="1" w:unhideWhenUsed="1"/>
+    <w:lsdException w:name="List Bullet 2" w:semiHidden="1" w:unhideWhenUsed="1"/>
+    <w:lsdException w:name="List Bullet 3" w:semiHidden="1" w:unhideWhenUsed="1"/>
+    <w:lsdException w:name="List Bullet 4" w:semiHidden="1" w:unhideWhenUsed="1"/>
+    <w:lsdException w:name="List Bullet 5" w:semiHidden="1" w:unhideWhenUsed="1"/>
+    <w:lsdException w:name="List Number 2" w:semiHidden="1" w:unhideWhenUsed="1"/>
+    <w:lsdException w:name="List Number 3" w:semiHidden="1" w:unhideWhenUsed="1"/>
+    <w:lsdException w:name="List Number 4" w:semiHidden="1" w:unhideWhenUsed="1"/>
+    <w:lsdException w:name="List Number 5" w:semiHidden="1" w:unhideWhenUsed="1"/>
+    <w:lsdException w:name="Title" w:uiPriority="10" w:qFormat="1"/>
+    <w:lsdException w:name="Closing" w:semiHidden="1" w:unhideWhenUsed="1"/>
+    <w:lsdException w:name="Signature" w:semiHidden="1" w:unhideWhenUsed="1"/>
+    <w:lsdException w:name="Default Paragraph Font" w:semiHidden="1" w:uiPriority="1" w:unhideWhenUsed="1"/>
+    <w:lsdException w:name="Body Text" w:semiHidden="1" w:unhideWhenUsed="1"/>
+    <w:lsdException w:name="Body Text Indent" w:semiHidden="1" w:unhideWhenUsed="1"/>
+    <w:lsdException w:name="List Continue" w:semiHidden="1" w:unhideWhenUsed="1"/>
+    <w:lsdException w:name="List Continue 2" w:semiHidden="1" w:unhideWhenUsed="1"/>
+    <w:lsdException w:name="List Continue 3" w:semiHidden="1" w:unhideWhenUsed="1"/>
+    <w:lsdException w:name="List Continue 4" w:semiHidden="1" w:unhideWhenUsed="1"/>
+    <w:lsdException w:name="List Continue 5" w:semiHidden="1" w:unhideWhenUsed="1"/>
+    <w:lsdException w:name="Message Header" w:semiHidden="1" w:unhideWhenUsed="1"/>
+    <w:lsdException w:name="Subtitle" w:uiPriority="11" w:qFormat="1"/>
+    <w:lsdException w:name="Salutation" w:semiHidden="1" w:unhideWhenUsed="1"/>
+    <w:lsdException w:name="Date" w:semiHidden="1" w:unhideWhenUsed="1"/>
+    <w:lsdException w:name="Body Text First Indent" w:semiHidden="1" w:unhideWhenUsed="1"/>
+    <w:lsdException w:name="Body Text First Indent 2" w:semiHidden="1" w:unhideWhenUsed="1"/>
+    <w:lsdException w:name="Note Heading" w:semiHidden="1" w:unhideWhenUsed="1"/>
+    <w:lsdException w:name="Body Text 2" w:semiHidden="1" w:unhideWhenUsed="1"/>
+    <w:lsdException w:name="Body Text 3" w:semiHidden="1" w:unhideWhenUsed="1"/>
+    <w:lsdException w:name="Body Text Indent 2" w:semiHidden="1" w:unhideWhenUsed="1"/>
+    <w:lsdException w:name="Body Text Indent 3" w:semiHidden="1" w:unhideWhenUsed="1"/>
+    <w:lsdException w:name="Block Text" w:semiHidden="1" w:unhideWhenUsed="1"/>
+    <w:lsdException w:name="Hyperlink" w:semiHidden="1" w:unhideWhenUsed="1"/>
+    <w:lsdException w:name="FollowedHyperlink" w:semiHidden="1" w:unhideWhenUsed="1"/>
+    <w:lsdException w:name="Strong" w:uiPriority="22" w:qFormat="1"/>
+    <w:lsdException w:name="Emphasis" w:uiPriority="20" w:qFormat="1"/>
+    <w:lsdException w:name="Document Map" w:semiHidden="1" w:unhideWhenUsed="1"/>
+    <w:lsdException w:name="Plain Text" w:semiHidden="1" w:unhideWhenUsed="1"/>
+    <w:lsdException w:name="E-mail Signature" w:semiHidden="1" w:unhideWhenUsed="1"/>
+    <w:lsdException w:name="HTML Top of Form" w:semiHidden="1" w:unhideWhenUsed="1"/>
+    <w:lsdException w:name="HTML Bottom of Form" w:semiHidden="1" w:unhideWhenUsed="1"/>
+    <w:lsdException w:name="Normal (Web)" w:semiHidden="1" w:unhideWhenUsed="1"/>
+    <w:lsdException w:name="HTML Acronym" w:semiHidden="1" w:unhideWhenUsed="1"/>
+    <w:lsdException w:name="HTML Address" w:semiHidden="1" w:unhideWhenUsed="1"/>
+    <w:lsdException w:name="HTML Cite" w:semiHidden="1" w:unhideWhenUsed="1"/>
+    <w:lsdException w:name="HTML Code" w:semiHidden="1" w:unhideWhenUsed="1"/>
+    <w:lsdException w:name="HTML Definition" w:semiHidden="1" w:unhideWhenUsed="1"/>
+    <w:lsdException w:name="HTML Keyboard" w:semiHidden="1" w:unhideWhenUsed="1"/>
+    <w:lsdException w:name="HTML Preformatted" w:semiHidden="1" w:unhideWhenUsed="1"/>
+    <w:lsdException w:name="HTML Sample" w:semiHidden="1" w:unhideWhenUsed="1"/>
+    <w:lsdException w:name="HTML Typewriter" w:semiHidden="1" w:unhideWhenUsed="1"/>
+    <w:lsdException w:name="HTML Variable" w:semiHidden="1" w:unhideWhenUsed="1"/>
+    <w:lsdException w:name="Normal Table" w:semiHidden="1" w:unhideWhenUsed="1"/>
+    <w:lsdException w:name="annotation subject" w:semiHidden="1" w:unhideWhenUsed="1"/>
+    <w:lsdException w:name="No List" w:semiHidden="1" w:unhideWhenUsed="1"/>
+    <w:lsdException w:name="Outline List 1" w:semiHidden="1" w:unhideWhenUsed="1"/>
+    <w:lsdException w:name="Outline List 2" w:semiHidden="1" w:unhideWhenUsed="1"/>
+    <w:lsdException w:name="Outline List 3" w:semiHidden="1" w:unhideWhenUsed="1"/>
+    <w:lsdException w:name="Table Simple 1" w:semiHidden="1" w:unhideWhenUsed="1"/>
+    <w:lsdException w:name="Table Simple 2" w:semiHidden="1" w:unhideWhenUsed="1"/>
+    <w:lsdException w:name="Table Simple 3" w:semiHidden="1" w:unhideWhenUsed="1"/>
+    <w:lsdException w:name="Table Classic 1" w:semiHidden="1" w:unhideWhenUsed="1"/>
+    <w:lsdException w:name="Table Classic 2" w:semiHidden="1" w:unhideWhenUsed="1"/>
+    <w:lsdException w:name="Table Classic 3" w:semiHidden="1" w:unhideWhenUsed="1"/>
+    <w:lsdException w:name="Table Classic 4" w:semiHidden="1" w:unhideWhenUsed="1"/>
+    <w:lsdException w:name="Table Colorful 1" w:semiHidden="1" w:unhideWhenUsed="1"/>
+    <w:lsdException w:name="Table Colorful 2" w:semiHidden="1" w:unhideWhenUsed="1"/>
+    <w:lsdException w:name="Table Colorful 3" w:semiHidden="1" w:unhideWhenUsed="1"/>
+    <w:lsdException w:name="Table Columns 1" w:semiHidden="1" w:unhideWhenUsed="1"/>
+    <w:lsdException w:name="Table Columns 2" w:semiHidden="1" w:unhideWhenUsed="1"/>
+    <w:lsdException w:name="Table Columns 3" w:semiHidden="1" w:unhideWhenUsed="1"/>
+    <w:lsdException w:name="Table Columns 4" w:semiHidden="1" w:unhideWhenUsed="1"/>
+    <w:lsdException w:name="Table Columns 5" w:semiHidden="1" w:unhideWhenUsed="1"/>
+    <w:lsdException w:name="Table Grid 1" w:semiHidden="1" w:unhideWhenUsed="1"/>
+    <w:lsdException w:name="Table Grid 2" w:semiHidden="1" w:unhideWhenUsed="1"/>
+    <w:lsdException w:name="Table Grid 3" w:semiHidden="1" w:unhideWhenUsed="1"/>
+    <w:lsdException w:name="Table Grid 4" w:semiHidden="1" w:unhideWhenUsed="1"/>
+    <w:lsdException w:name="Table Grid 5" w:semiHidden="1" w:unhideWhenUsed="1"/>
+    <w:lsdException w:name="Table Grid 6" w:semiHidden="1" w:unhideWhenUsed="1"/>
+    <w:lsdException w:name="Table Grid 7" w:semiHidden="1" w:unhideWhenUsed="1"/>
+    <w:lsdException w:name="Table Grid 8" w:semiHidden="1" w:unhideWhenUsed="1"/>
+    <w:lsdException w:name="Table List 1" w:semiHidden="1" w:unhideWhenUsed="1"/>
+    <w:lsdException w:name="Table List 2" w:semiHidden="1" w:unhideWhenUsed="1"/>
+    <w:lsdException w:name="Table List 3" w:semiHidden="1" w:unhideWhenUsed="1"/>
+    <w:lsdException w:name="Table List 4" w:semiHidden="1" w:unhideWhenUsed="1"/>
+    <w:lsdException w:name="Table List 5" w:semiHidden="1" w:unhideWhenUsed="1"/>
+    <w:lsdException w:name="Table List 6" w:semiHidden="1" w:unhideWhenUsed="1"/>
+    <w:lsdException w:name="Table List 7" w:semiHidden="1" w:unhideWhenUsed="1"/>
+    <w:lsdException w:name="Table List 8" w:semiHidden="1" w:unhideWhenUsed="1"/>
+    <w:lsdException w:name="Table 3D effects 1" w:semiHidden="1" w:unhideWhenUsed="1"/>
+    <w:lsdException w:name="Table 3D effects 2" w:semiHidden="1" w:unhideWhenUsed="1"/>
+    <w:lsdException w:name="Table 3D effects 3" w:semiHidden="1" w:unhideWhenUsed="1"/>
+    <w:lsdException w:name="Table Contemporary" w:semiHidden="1" w:unhideWhenUsed="1"/>
+    <w:lsdException w:name="Table Elegant" w:semiHidden="1" w:unhideWhenUsed="1"/>
+    <w:lsdException w:name="Table Professional" w:semiHidden="1" w:unhideWhenUsed="1"/>
+    <w:lsdException w:name="Table Subtle 1" w:semiHidden="1" w:unhideWhenUsed="1"/>
+    <w:lsdException w:name="Table Subtle 2" w:semiHidden="1" w:unhideWhenUsed="1"/>
+    <w:lsdException w:name="Table Web 1" w:semiHidden="1" w:unhideWhenUsed="1"/>
+    <w:lsdException w:name="Table Web 2" w:semiHidden="1" w:unhideWhenUsed="1"/>
+    <w:lsdException w:name="Table Web 3" w:semiHidden="1" w:unhideWhenUsed="1"/>
+    <w:lsdException w:name="Balloon Text" w:semiHidden="1" w:unhideWhenUsed="1"/>
+    <w:lsdException w:name="Table Grid" w:uiPriority="39"/>
+    <w:lsdException w:name="Table Theme" w:semiHidden="1" w:unhideWhenUsed="1"/>
+    <w:lsdException w:name="Placeholder Text" w:semiHidden="1"/>
+    <w:lsdException w:name="No Spacing" w:uiPriority="1" w:qFormat="1"/>
+    <w:lsdException w:name="Light Shading" w:uiPriority="60"/>
+    <w:lsdException w:name="Light List" w:uiPriority="61"/>
+    <w:lsdException w:name="Light Grid" w:uiPriority="62"/>
+    <w:lsdException w:name="Medium Shading 1" w:uiPriority="63"/>
+    <w:lsdException w:name="Medium Shading 2" w:uiPriority="64"/>
+    <w:lsdException w:name="Medium List 1" w:uiPriority="65"/>
+    <w:lsdException w:name="Medium List 2" w:uiPriority="66"/>
+    <w:lsdException w:name="Medium Grid 1" w:uiPriority="67"/>
+    <w:lsdException w:name="Medium Grid 2" w:uiPriority="68"/>
+    <w:lsdException w:name="Medium Grid 3" w:uiPriority="69"/>
+    <w:lsdException w:name="Dark List" w:uiPriority="70"/>
+    <w:lsdException w:name="Colorful Shading" w:uiPriority="71"/>
+    <w:lsdException w:name="Colorful List" w:uiPriority="72"/>
+    <w:lsdException w:name="Colorful Grid" w:uiPriority="73"/>
+    <w:lsdException w:name="Light Shading Accent 1" w:uiPriority="60"/>
+    <w:lsdException w:name="Light List Accent 1" w:uiPriority="61"/>
+    <w:lsdException w:name="Light Grid Accent 1" w:uiPriority="62"/>
+    <w:lsdException w:name="Medium Shading 1 Accent 1" w:uiPriority="63"/>
+    <w:lsdException w:name="Medium Shading 2 Accent 1" w:uiPriority="64"/>
+    <w:lsdException w:name="Medium List 1 Accent 1" w:uiPriority="65"/>
+    <w:lsdException w:name="Revision" w:semiHidden="1"/>
+    <w:lsdException w:name="List Paragraph" w:uiPriority="34" w:qFormat="1"/>
+    <w:lsdException w:name="Quote" w:uiPriority="29" w:qFormat="1"/>
+    <w:lsdException w:name="Intense Quote" w:uiPriority="30" w:qFormat="1"/>
+    <w:lsdException w:name="Medium List 2 Accent 1" w:uiPriority="66"/>
+    <w:lsdException w:name="Medium Grid 1 Accent 1" w:uiPriority="67"/>
+    <w:lsdException w:name="Medium Grid 2 Accent 1" w:uiPriority="68"/>
+    <w:lsdException w:name="Medium Grid 3 Accent 1" w:uiPriority="69"/>
+    <w:lsdException w:name="Dark List Accent 1" w:uiPriority="70"/>
+    <w:lsdException w:name="Colorful Shading Accent 1" w:uiPriority="71"/>
+    <w:lsdException w:name="Colorful List Accent 1" w:uiPriority="72"/>
+    <w:lsdException w:name="Colorful Grid Accent 1" w:uiPriority="73"/>
+    <w:lsdException w:name="Light Shading Accent 2" w:uiPriority="60"/>
+    <w:lsdException w:name="Light List Accent 2" w:uiPriority="61"/>
+    <w:lsdException w:name="Light Grid Accent 2" w:uiPriority="62"/>
+    <w:lsdException w:name="Medium Shading 1 Accent 2" w:uiPriority="63"/>
+    <w:lsdException w:name="Medium Shading 2 Accent 2" w:uiPriority="64"/>
+    <w:lsdException w:name="Medium List 1 Accent 2" w:uiPriority="65"/>
+    <w:lsdException w:name="Medium List 2 Accent 2" w:uiPriority="66"/>
+    <w:lsdException w:name="Medium Grid 1 Accent 2" w:uiPriority="67"/>
+    <w:lsdException w:name="Medium Grid 2 Accent 2" w:uiPriority="68"/>
+    <w:lsdException w:name="Medium Grid 3 Accent 2" w:uiPriority="69"/>
+    <w:lsdException w:name="Dark List Accent 2" w:uiPriority="70"/>
+    <w:lsdException w:name="Colorful Shading Accent 2" w:uiPriority="71"/>
+    <w:lsdException w:name="Colorful List Accent 2" w:uiPriority="72"/>
+    <w:lsdException w:name="Colorful Grid Accent 2" w:uiPriority="73"/>
+    <w:lsdException w:name="Light Shading Accent 3" w:uiPriority="60"/>
+    <w:lsdException w:name="Light List Accent 3" w:uiPriority="61"/>
+    <w:lsdException w:name="Light Grid Accent 3" w:uiPriority="62"/>
+    <w:lsdException w:name="Medium Shading 1 Accent 3" w:uiPriority="63"/>
+    <w:lsdException w:name="Medium Shading 2 Accent 3" w:uiPriority="64"/>
+    <w:lsdException w:name="Medium List 1 Accent 3" w:uiPriority="65"/>
+    <w:lsdException w:name="Medium List 2 Accent 3" w:uiPriority="66"/>
+    <w:lsdException w:name="Medium Grid 1 Accent 3" w:uiPriority="67"/>
+    <w:lsdException w:name="Medium Grid 2 Accent 3" w:uiPriority="68"/>
+    <w:lsdException w:name="Medium Grid 3 Accent 3" w:uiPriority="69"/>
+    <w:lsdException w:name="Dark List Accent 3" w:uiPriority="70"/>
+    <w:lsdException w:name="Colorful Shading Accent 3" w:uiPriority="71"/>
+    <w:lsdException w:name="Colorful List Accent 3" w:uiPriority="72"/>
+    <w:lsdException w:name="Colorful Grid Accent 3" w:uiPriority="73"/>
+    <w:lsdException w:name="Light Shading Accent 4" w:uiPriority="60"/>
+    <w:lsdException w:name="Light List Accent 4" w:uiPriority="61"/>
+    <w:lsdException w:name="Light Grid Accent 4" w:uiPriority="62"/>
+    <w:lsdException w:name="Medium Shading 1 Accent 4" w:uiPriority="63"/>
+    <w:lsdException w:name="Medium Shading 2 Accent 4" w:uiPriority="64"/>
+    <w:lsdException w:name="Medium List 1 Accent 4" w:uiPriority="65"/>
+    <w:lsdException w:name="Medium List 2 Accent 4" w:uiPriority="66"/>
+    <w:lsdException w:name="Medium Grid 1 Accent 4" w:uiPriority="67"/>
+    <w:lsdException w:name="Medium Grid 2 Accent 4" w:uiPriority="68"/>
+    <w:lsdException w:name="Medium Grid 3 Accent 4" w:uiPriority="69"/>
+    <w:lsdException w:name="Dark List Accent 4" w:uiPriority="70"/>
+    <w:lsdException w:name="Colorful Shading Accent 4" w:uiPriority="71"/>
+    <w:lsdException w:name="Colorful List Accent 4" w:uiPriority="72"/>
+    <w:lsdException w:name="Colorful Grid Accent 4" w:uiPriority="73"/>
+    <w:lsdException w:name="Light Shading Accent 5" w:uiPriority="60"/>
+    <w:lsdException w:name="Light List Accent 5" w:uiPriority="61"/>
+    <w:lsdException w:name="Light Grid Accent 5" w:uiPriority="62"/>
+    <w:lsdException w:name="Medium Shading 1 Accent 5" w:uiPriority="63"/>
+    <w:lsdException w:name="Medium Shading 2 Accent 5" w:uiPriority="64"/>
+    <w:lsdException w:name="Medium List 1 Accent 5" w:uiPriority="65"/>
+    <w:lsdException w:name="Medium List 2 Accent 5" w:uiPriority="66"/>
+    <w:lsdException w:name="Medium Grid 1 Accent 5" w:uiPriority="67"/>
+    <w:lsdException w:name="Medium Grid 2 Accent 5" w:uiPriority="68"/>
+    <w:lsdException w:name="Medium Grid 3 Accent 5" w:uiPriority="69"/>
+    <w:lsdException w:name="Dark List Accent 5" w:uiPriority="70"/>
+    <w:lsdException w:name="Colorful Shading Accent 5" w:uiPriority="71"/>
+    <w:lsdException w:name="Colorful List Accent 5" w:uiPriority="72"/>
+    <w:lsdException w:name="Colorful Grid Accent 5" w:uiPriority="73"/>
+    <w:lsdException w:name="Light Shading Accent 6" w:uiPriority="60"/>
+    <w:lsdException w:name="Light List Accent 6" w:uiPriority="61"/>
+    <w:lsdException w:name="Light Grid Accent 6" w:uiPriority="62"/>
+    <w:lsdException w:name="Medium Shading 1 Accent 6" w:uiPriority="63"/>
+    <w:lsdException w:name="Medium Shading 2 Accent 6" w:uiPriority="64"/>
+    <w:lsdException w:name="Medium List 1 Accent 6" w:uiPriority="65"/>
+    <w:lsdException w:name="Medium List 2 Accent 6" w:uiPriority="66"/>
+    <w:lsdException w:name="Medium Grid 1 Accent 6" w:uiPriority="67"/>
+    <w:lsdException w:name="Medium Grid 2 Accent 6" w:uiPriority="68"/>
+    <w:lsdException w:name="Medium Grid 3 Accent 6" w:uiPriority="69"/>
+    <w:lsdException w:name="Dark List Accent 6" w:uiPriority="70"/>
+    <w:lsdException w:name="Colorful Shading Accent 6" w:uiPriority="71"/>
+    <w:lsdException w:name="Colorful List Accent 6" w:uiPriority="72"/>
+    <w:lsdException w:name="Colorful Grid Accent 6" w:uiPriority="73"/>
+    <w:lsdException w:name="Subtle Emphasis" w:uiPriority="19" w:qFormat="1"/>
+    <w:lsdException w:name="Intense Emphasis" w:uiPriority="21" w:qFormat="1"/>
+    <w:lsdException w:name="Subtle Reference" w:uiPriority="31" w:qFormat="1"/>
+    <w:lsdException w:name="Intense Reference" w:uiPriority="32" w:qFormat="1"/>
+    <w:lsdException w:name="Book Title" w:uiPriority="33" w:qFormat="1"/>
+    <w:lsdException w:name="Bibliography" w:semiHidden="1" w:uiPriority="37" w:unhideWhenUsed="1"/>
+    <w:lsdException w:name="TOC Heading" w:semiHidden="1" w:uiPriority="39" w:unhideWhenUsed="1" w:qFormat="1"/>
+    <w:lsdException w:name="Plain Table 1" w:uiPriority="41"/>
+    <w:lsdException w:name="Plain Table 2" w:uiPriority="42"/>
+    <w:lsdException w:name="Plain Table 3" w:uiPriority="43"/>
+    <w:lsdException w:name="Plain Table 4" w:uiPriority="44"/>
+    <w:lsdException w:name="Plain Table 5" w:uiPriority="45"/>
+    <w:lsdException w:name="Grid Table Light" w:uiPriority="40"/>
+    <w:lsdException w:name="Grid Table 1 Light" w:uiPriority="46"/>
+    <w:lsdException w:name="Grid Table 2" w:uiPriority="47"/>
+    <w:lsdException w:name="Grid Table 3" w:uiPriority="48"/>
+    <w:lsdException w:name="Grid Table 4" w:uiPriority="49"/>
+    <w:lsdException w:name="Grid Table 5 Dark" w:uiPriority="50"/>
+    <w:lsdException w:name="Grid Table 6 Colorful" w:uiPriority="51"/>
+    <w:lsdException w:name="Grid Table 7 Colorful" w:uiPriority="52"/>
+    <w:lsdException w:name="Grid Table 1 Light Accent 1" w:uiPriority="46"/>
+    <w:lsdException w:name="Grid Table 2 Accent 1" w:uiPriority="47"/>
+    <w:lsdException w:name="Grid Table 3 Accent 1" w:uiPriority="48"/>
+    <w:lsdException w:name="Grid Table 4 Accent 1" w:uiPriority="49"/>
+    <w:lsdException w:name="Grid Table 5 Dark Accent 1" w:uiPriority="50"/>
+    <w:lsdException w:name="Grid Table 6 Colorful Accent 1" w:uiPriority="51"/>
+    <w:lsdException w:name="Grid Table 7 Colorful Accent 1" w:uiPriority="52"/>
+    <w:lsdException w:name="Grid Table 1 Light Accent 2" w:uiPriority="46"/>
+    <w:lsdException w:name="Grid Table 2 Accent 2" w:uiPriority="47"/>
+    <w:lsdException w:name="Grid Table 3 Accent 2" w:uiPriority="48"/>
+    <w:lsdException w:name="Grid Table 4 Accent 2" w:uiPriority="49"/>
+    <w:lsdException w:name="Grid Table 5 Dark Accent 2" w:uiPriority="50"/>
+    <w:lsdException w:name="Grid Table 6 Colorful Accent 2" w:uiPriority="51"/>
+    <w:lsdException w:name="Grid Table 7 Colorful Accent 2" w:uiPriority="52"/>
+    <w:lsdException w:name="Grid Table 1 Light Accent 3" w:uiPriority="46"/>
+    <w:lsdException w:name="Grid Table 2 Accent 3" w:uiPriority="47"/>
+    <w:lsdException w:name="Grid Table 3 Accent 3" w:uiPriority="48"/>
+    <w:lsdException w:name="Grid Table 4 Accent 3" w:uiPriority="49"/>
+    <w:lsdException w:name="Grid Table 5 Dark Accent 3" w:uiPriority="50"/>
+    <w:lsdException w:name="Grid Table 6 Colorful Accent 3" w:uiPriority="51"/>
+    <w:lsdException w:name="Grid Table 7 Colorful Accent 3" w:uiPriority="52"/>
+    <w:lsdException w:name="Grid Table 1 Light Accent 4" w:uiPriority="46"/>
+    <w:lsdException w:name="Grid Table 2 Accent 4" w:uiPriority="47"/>
+    <w:lsdException w:name="Grid Table 3 Accent 4" w:uiPriority="48"/>
+    <w:lsdException w:name="Grid Table 4 Accent 4" w:uiPriority="49"/>
+    <w:lsdException w:name="Grid Table 5 Dark Accent 4" w:uiPriority="50"/>
+    <w:lsdException w:name="Grid Table 6 Colorful Accent 4" w:uiPriority="51"/>
+    <w:lsdException w:name="Grid Table 7 Colorful Accent 4" w:uiPriority="52"/>
+    <w:lsdException w:name="Grid Table 1 Light Accent 5" w:uiPriority="46"/>
+    <w:lsdException w:name="Grid Table 2 Accent 5" w:uiPriority="47"/>
+    <w:lsdException w:name="Grid Table 3 Accent 5" w:uiPriority="48"/>
+    <w:lsdException w:name="Grid Table 4 Accent 5" w:uiPriority="49"/>
+    <w:lsdException w:name="Grid Table 5 Dark Accent 5" w:uiPriority="50"/>
+    <w:lsdException w:name="Grid Table 6 Colorful Accent 5" w:uiPriority="51"/>
+    <w:lsdException w:name="Grid Table 7 Colorful Accent 5" w:uiPriority="52"/>
+    <w:lsdException w:name="Grid Table 1 Light Accent 6" w:uiPriority="46"/>
+    <w:lsdException w:name="Grid Table 2 Accent 6" w:uiPriority="47"/>
+    <w:lsdException w:name="Grid Table 3 Accent 6" w:uiPriority="48"/>
+    <w:lsdException w:name="Grid Table 4 Accent 6" w:uiPriority="49"/>
+    <w:lsdException w:name="Grid Table 5 Dark Accent 6" w:uiPriority="50"/>
+    <w:lsdException w:name="Grid Table 6 Colorful Accent 6" w:uiPriority="51"/>
+    <w:lsdException w:name="Grid Table 7 Colorful Accent 6" w:uiPriority="52"/>
+    <w:lsdException w:name="List Table 1 Light" w:uiPriority="46"/>
+    <w:lsdException w:name="List Table 2" w:uiPriority="47"/>
+    <w:lsdException w:name="List Table 3" w:uiPriority="48"/>
+    <w:lsdException w:name="List Table 4" w:uiPriority="49"/>
+    <w:lsdException w:name="List Table 5 Dark" w:uiPriority="50"/>
+    <w:lsdException w:name="List Table 6 Colorful" w:uiPriority="51"/>
+    <w:lsdException w:name="List Table 7 Colorful" w:uiPriority="52"/>
+    <w:lsdException w:name="List Table 1 Light Accent 1" w:uiPriority="46"/>
+    <w:lsdException w:name="List Table 2 Accent 1" w:uiPriority="47"/>
+    <w:lsdException w:name="List Table 3 Accent 1" w:uiPriority="48"/>
+    <w:lsdException w:name="List Table 4 Accent 1" w:uiPriority="49"/>
+    <w:lsdException w:name="List Table 5 Dark Accent 1" w:uiPriority="50"/>
+    <w:lsdException w:name="List Table 6 Colorful Accent 1" w:uiPriority="51"/>
+    <w:lsdException w:name="List Table 7 Colorful Accent 1" w:uiPriority="52"/>
+    <w:lsdException w:name="List Table 1 Light Accent 2" w:uiPriority="46"/>
+    <w:lsdException w:name="List Table 2 Accent 2" w:uiPriority="47"/>
+    <w:lsdException w:name="List Table 3 Accent 2" w:uiPriority="48"/>
+    <w:lsdException w:name="List Table 4 Accent 2" w:uiPriority="49"/>
+    <w:lsdException w:name="List Table 5 Dark Accent 2" w:uiPriority="50"/>
+    <w:lsdException w:name="List Table 6 Colorful Accent 2" w:uiPriority="51"/>
+    <w:lsdException w:name="List Table 7 Colorful Accent 2" w:uiPriority="52"/>
+    <w:lsdException w:name="List Table 1 Light Accent 3" w:uiPriority="46"/>
+    <w:lsdException w:name="List Table 2 Accent 3" w:uiPriority="47"/>
+    <w:lsdException w:name="List Table 3 Accent 3" w:uiPriority="48"/>
+    <w:lsdException w:name="List Table 4 Accent 3" w:uiPriority="49"/>
+    <w:lsdException w:name="List Table 5 Dark Accent 3" w:uiPriority="50"/>
+    <w:lsdException w:name="List Table 6 Colorful Accent 3" w:uiPriority="51"/>
+    <w:lsdException w:name="List Table 7 Colorful Accent 3" w:uiPriority="52"/>
+    <w:lsdException w:name="List Table 1 Light Accent 4" w:uiPriority="46"/>
+    <w:lsdException w:name="List Table 2 Accent 4" w:uiPriority="47"/>
+    <w:lsdException w:name="List Table 3 Accent 4" w:uiPriority="48"/>
+    <w:lsdException w:name="List Table 4 Accent 4" w:uiPriority="49"/>
+    <w:lsdException w:name="List Table 5 Dark Accent 4" w:uiPriority="50"/>
+    <w:lsdException w:name="List Table 6 Colorful Accent 4" w:uiPriority="51"/>
+    <w:lsdException w:name="List Table 7 Colorful Accent 4" w:uiPriority="52"/>
+    <w:lsdException w:name="List Table 1 Light Accent 5" w:uiPriority="46"/>
+    <w:lsdException w:name="List Table 2 Accent 5" w:uiPriority="47"/>
+    <w:lsdException w:name="List Table 3 Accent 5" w:uiPriority="48"/>
+    <w:lsdException w:name="List Table 4 Accent 5" w:uiPriority="49"/>
+    <w:lsdException w:name="List Table 5 Dark Accent 5" w:uiPriority="50"/>
+    <w:lsdException w:name="List Table 6 Colorful Accent 5" w:uiPriority="51"/>
+    <w:lsdException w:name="List Table 7 Colorful Accent 5" w:uiPriority="52"/>
+    <w:lsdException w:name="List Table 1 Light Accent 6" w:uiPriority="46"/>
+    <w:lsdException w:name="List Table 2 Accent 6" w:uiPriority="47"/>
+    <w:lsdException w:name="List Table 3 Accent 6" w:uiPriority="48"/>
+    <w:lsdException w:name="List Table 4 Accent 6" w:uiPriority="49"/>
+    <w:lsdException w:name="List Table 5 Dark Accent 6" w:uiPriority="50"/>
+    <w:lsdException w:name="List Table 6 Colorful Accent 6" w:uiPriority="51"/>
+    <w:lsdException w:name="List Table 7 Colorful Accent 6" w:uiPriority="52"/>
+    <w:lsdException w:name="Mention" w:semiHidden="1" w:unhideWhenUsed="1"/>
+    <w:lsdException w:name="Smart Hyperlink" w:semiHidden="1" w:unhideWhenUsed="1"/>
+    <w:lsdException w:name="Hashtag" w:semiHidden="1" w:unhideWhenUsed="1"/>
+    <w:lsdException w:name="Unresolved Mention" w:semiHidden="1" w:unhideWhenUsed="1"/>
+    <w:lsdException w:name="Smart Link" w:semiHidden="1" w:unhideWhenUsed="1"/>
+  </w:latentStyles>
+  <w:style w:type="paragraph" w:default="1" w:styleId="Normal">
+    <w:name w:val="Normal"/>
     <w:qFormat/>
-    <w:rPr>
-      <w:sz w:val="56"/>
-      <w:szCs w:val="56"/>
-    </w:rPr>
   </w:style>
   <w:style w:type="paragraph" w:styleId="Heading1">
-    <w:name w:val="Heading 1"/>
-    <w:basedOn w:val="Normal"/>
-    <w:next w:val="Normal"/>
+    <w:name w:val="heading 1"/>
+    <w:uiPriority w:val="9"/>
     <w:qFormat/>
+    <w:pPr>
+      <w:outlineLvl w:val="0"/>
+    </w:pPr>
     <w:rPr>
       <w:color w:val="2E74B5"/>
       <w:sz w:val="32"/>
@@ -504,10 +2183,14 @@
     </w:rPr>
   </w:style>
   <w:style w:type="paragraph" w:styleId="Heading2">
-    <w:name w:val="Heading 2"/>
-    <w:basedOn w:val="Normal"/>
-    <w:next w:val="Normal"/>
+    <w:name w:val="heading 2"/>
+    <w:uiPriority w:val="9"/>
+    <w:semiHidden/>
+    <w:unhideWhenUsed/>
     <w:qFormat/>
+    <w:pPr>
+      <w:outlineLvl w:val="1"/>
+    </w:pPr>
     <w:rPr>
       <w:color w:val="2E74B5"/>
       <w:sz w:val="26"/>
@@ -515,10 +2198,14 @@
     </w:rPr>
   </w:style>
   <w:style w:type="paragraph" w:styleId="Heading3">
-    <w:name w:val="Heading 3"/>
-    <w:basedOn w:val="Normal"/>
-    <w:next w:val="Normal"/>
+    <w:name w:val="heading 3"/>
+    <w:uiPriority w:val="9"/>
+    <w:semiHidden/>
+    <w:unhideWhenUsed/>
     <w:qFormat/>
+    <w:pPr>
+      <w:outlineLvl w:val="2"/>
+    </w:pPr>
     <w:rPr>
       <w:color w:val="1F4D78"/>
       <w:sz w:val="24"/>
@@ -526,10 +2213,14 @@
     </w:rPr>
   </w:style>
   <w:style w:type="paragraph" w:styleId="Heading4">
-    <w:name w:val="Heading 4"/>
-    <w:basedOn w:val="Normal"/>
-    <w:next w:val="Normal"/>
+    <w:name w:val="heading 4"/>
+    <w:uiPriority w:val="9"/>
+    <w:semiHidden/>
+    <w:unhideWhenUsed/>
     <w:qFormat/>
+    <w:pPr>
+      <w:outlineLvl w:val="3"/>
+    </w:pPr>
     <w:rPr>
       <w:i/>
       <w:iCs/>
@@ -537,27 +2228,69 @@
     </w:rPr>
   </w:style>
   <w:style w:type="paragraph" w:styleId="Heading5">
-    <w:name w:val="Heading 5"/>
-    <w:basedOn w:val="Normal"/>
-    <w:next w:val="Normal"/>
+    <w:name w:val="heading 5"/>
+    <w:uiPriority w:val="9"/>
+    <w:semiHidden/>
+    <w:unhideWhenUsed/>
     <w:qFormat/>
+    <w:pPr>
+      <w:outlineLvl w:val="4"/>
+    </w:pPr>
     <w:rPr>
       <w:color w:val="2E74B5"/>
     </w:rPr>
   </w:style>
   <w:style w:type="paragraph" w:styleId="Heading6">
-    <w:name w:val="Heading 6"/>
-    <w:basedOn w:val="Normal"/>
-    <w:next w:val="Normal"/>
+    <w:name w:val="heading 6"/>
+    <w:uiPriority w:val="9"/>
+    <w:semiHidden/>
+    <w:unhideWhenUsed/>
     <w:qFormat/>
+    <w:pPr>
+      <w:outlineLvl w:val="5"/>
+    </w:pPr>
     <w:rPr>
       <w:color w:val="1F4D78"/>
     </w:rPr>
   </w:style>
-  <w:style w:type="paragraph" w:styleId="Strong">
-    <w:name w:val="Strong"/>
-    <w:basedOn w:val="Normal"/>
-    <w:next w:val="Normal"/>
+  <w:style w:type="character" w:default="1" w:styleId="DefaultParagraphFont">
+    <w:name w:val="Default Paragraph Font"/>
+    <w:uiPriority w:val="1"/>
+    <w:semiHidden/>
+    <w:unhideWhenUsed/>
+  </w:style>
+  <w:style w:type="table" w:default="1" w:styleId="TableNormal">
+    <w:name w:val="Normal Table"/>
+    <w:uiPriority w:val="99"/>
+    <w:semiHidden/>
+    <w:unhideWhenUsed/>
+    <w:tblPr>
+      <w:tblInd w:w="0" w:type="dxa"/>
+      <w:tblCellMar>
+        <w:top w:w="0" w:type="dxa"/>
+        <w:left w:w="108" w:type="dxa"/>
+        <w:bottom w:w="0" w:type="dxa"/>
+        <w:right w:w="108" w:type="dxa"/>
+      </w:tblCellMar>
+    </w:tblPr>
+  </w:style>
+  <w:style w:type="numbering" w:default="1" w:styleId="NoList">
+    <w:name w:val="No List"/>
+    <w:uiPriority w:val="99"/>
+    <w:semiHidden/>
+    <w:unhideWhenUsed/>
+  </w:style>
+  <w:style w:type="paragraph" w:styleId="Title">
+    <w:name w:val="Title"/>
+    <w:uiPriority w:val="10"/>
+    <w:qFormat/>
+    <w:rPr>
+      <w:sz w:val="56"/>
+      <w:szCs w:val="56"/>
+    </w:rPr>
+  </w:style>
+  <w:style w:type="paragraph" w:customStyle="1" w:styleId="Strong1">
+    <w:name w:val="Strong1"/>
     <w:qFormat/>
     <w:rPr>
       <w:b/>
@@ -566,12 +2299,10 @@
   </w:style>
   <w:style w:type="paragraph" w:styleId="ListParagraph">
     <w:name w:val="List Paragraph"/>
-    <w:basedOn w:val="Normal"/>
     <w:qFormat/>
   </w:style>
   <w:style w:type="character" w:styleId="Hyperlink">
     <w:name w:val="Hyperlink"/>
-    <w:basedOn w:val="DefaultParagraphFont"/>
     <w:uiPriority w:val="99"/>
     <w:unhideWhenUsed/>
     <w:rPr>
@@ -581,7 +2312,6 @@
   </w:style>
   <w:style w:type="character" w:styleId="FootnoteReference">
     <w:name w:val="footnote reference"/>
-    <w:basedOn w:val="DefaultParagraphFont"/>
     <w:uiPriority w:val="99"/>
     <w:semiHidden/>
     <w:unhideWhenUsed/>
@@ -591,22 +2321,13 @@
   </w:style>
   <w:style w:type="paragraph" w:styleId="FootnoteText">
     <w:name w:val="footnote text"/>
-    <w:basedOn w:val="Normal"/>
     <w:link w:val="FootnoteTextChar"/>
     <w:uiPriority w:val="99"/>
     <w:semiHidden/>
     <w:unhideWhenUsed/>
-    <w:pPr>
-      <w:spacing w:after="0" w:line="240" w:lineRule="auto"/>
-    </w:pPr>
-    <w:rPr>
-      <w:sz w:val="20"/>
-      <w:szCs w:val="20"/>
-    </w:rPr>
   </w:style>
-  <w:style w:type="character" w:styleId="FootnoteTextChar">
+  <w:style w:type="character" w:customStyle="1" w:styleId="FootnoteTextChar">
     <w:name w:val="Footnote Text Char"/>
-    <w:basedOn w:val="DefaultParagraphFont"/>
     <w:link w:val="FootnoteText"/>
     <w:uiPriority w:val="99"/>
     <w:semiHidden/>
@@ -618,7 +2339,6 @@
   </w:style>
   <w:style w:type="character" w:styleId="EndnoteReference">
     <w:name w:val="endnote reference"/>
-    <w:basedOn w:val="DefaultParagraphFont"/>
     <w:uiPriority w:val="99"/>
     <w:semiHidden/>
     <w:unhideWhenUsed/>
@@ -628,22 +2348,13 @@
   </w:style>
   <w:style w:type="paragraph" w:styleId="EndnoteText">
     <w:name w:val="endnote text"/>
-    <w:basedOn w:val="Normal"/>
     <w:link w:val="EndnoteTextChar"/>
     <w:uiPriority w:val="99"/>
     <w:semiHidden/>
     <w:unhideWhenUsed/>
-    <w:pPr>
-      <w:spacing w:after="0" w:line="240" w:lineRule="auto"/>
-    </w:pPr>
-    <w:rPr>
-      <w:sz w:val="20"/>
-      <w:szCs w:val="20"/>
-    </w:rPr>
   </w:style>
-  <w:style w:type="character" w:styleId="EndnoteTextChar">
+  <w:style w:type="character" w:customStyle="1" w:styleId="EndnoteTextChar">
     <w:name w:val="Endnote Text Char"/>
-    <w:basedOn w:val="DefaultParagraphFont"/>
     <w:link w:val="EndnoteText"/>
     <w:uiPriority w:val="99"/>
     <w:semiHidden/>
@@ -653,5 +2364,382 @@
       <w:szCs w:val="20"/>
     </w:rPr>
   </w:style>
+  <w:style w:type="character" w:styleId="UnresolvedMention">
+    <w:name w:val="Unresolved Mention"/>
+    <w:basedOn w:val="DefaultParagraphFont"/>
+    <w:uiPriority w:val="99"/>
+    <w:semiHidden/>
+    <w:unhideWhenUsed/>
+    <w:rsid w:val="003F6493"/>
+    <w:rPr>
+      <w:color w:val="605E5C"/>
+      <w:shd w:val="clear" w:color="auto" w:fill="E1DFDD"/>
+    </w:rPr>
+  </w:style>
+  <w:style w:type="paragraph" w:styleId="TOCHeading">
+    <w:name w:val="TOC Heading"/>
+    <w:basedOn w:val="Heading1"/>
+    <w:next w:val="Normal"/>
+    <w:uiPriority w:val="39"/>
+    <w:unhideWhenUsed/>
+    <w:qFormat/>
+    <w:rsid w:val="003F6493"/>
+    <w:pPr>
+      <w:keepNext/>
+      <w:keepLines/>
+      <w:spacing w:before="240" w:line="259" w:lineRule="auto"/>
+      <w:outlineLvl w:val="9"/>
+    </w:pPr>
+    <w:rPr>
+      <w:rFonts w:asciiTheme="majorHAnsi" w:eastAsiaTheme="majorEastAsia" w:hAnsiTheme="majorHAnsi" w:cstheme="majorBidi"/>
+      <w:color w:val="0F4761" w:themeColor="accent1" w:themeShade="BF"/>
+      <w:lang w:val="en-US" w:eastAsia="en-US"/>
+    </w:rPr>
+  </w:style>
+  <w:style w:type="paragraph" w:styleId="TOC1">
+    <w:name w:val="toc 1"/>
+    <w:basedOn w:val="Normal"/>
+    <w:next w:val="Normal"/>
+    <w:autoRedefine/>
+    <w:uiPriority w:val="39"/>
+    <w:unhideWhenUsed/>
+    <w:rsid w:val="003F6493"/>
+    <w:pPr>
+      <w:spacing w:after="100"/>
+    </w:pPr>
+  </w:style>
 </w:styles>
+</file>
+
+<file path=word/theme/theme1.xml><?xml version="1.0" encoding="utf-8"?>
+<a:theme xmlns:a="http://schemas.openxmlformats.org/drawingml/2006/main" name="Office Theme">
+  <a:themeElements>
+    <a:clrScheme name="Office">
+      <a:dk1>
+        <a:sysClr val="windowText" lastClr="000000"/>
+      </a:dk1>
+      <a:lt1>
+        <a:sysClr val="window" lastClr="FFFFFF"/>
+      </a:lt1>
+      <a:dk2>
+        <a:srgbClr val="0E2841"/>
+      </a:dk2>
+      <a:lt2>
+        <a:srgbClr val="E8E8E8"/>
+      </a:lt2>
+      <a:accent1>
+        <a:srgbClr val="156082"/>
+      </a:accent1>
+      <a:accent2>
+        <a:srgbClr val="E97132"/>
+      </a:accent2>
+      <a:accent3>
+        <a:srgbClr val="196B24"/>
+      </a:accent3>
+      <a:accent4>
+        <a:srgbClr val="0F9ED5"/>
+      </a:accent4>
+      <a:accent5>
+        <a:srgbClr val="A02B93"/>
+      </a:accent5>
+      <a:accent6>
+        <a:srgbClr val="4EA72E"/>
+      </a:accent6>
+      <a:hlink>
+        <a:srgbClr val="467886"/>
+      </a:hlink>
+      <a:folHlink>
+        <a:srgbClr val="96607D"/>
+      </a:folHlink>
+    </a:clrScheme>
+    <a:fontScheme name="Office">
+      <a:majorFont>
+        <a:latin typeface="Aptos Display" panose="02110004020202020204"/>
+        <a:ea typeface=""/>
+        <a:cs typeface=""/>
+        <a:font script="Jpan" typeface="游ゴシック Light"/>
+        <a:font script="Hang" typeface="맑은 고딕"/>
+        <a:font script="Hans" typeface="等线 Light"/>
+        <a:font script="Hant" typeface="新細明體"/>
+        <a:font script="Arab" typeface="Times New Roman"/>
+        <a:font script="Hebr" typeface="Times New Roman"/>
+        <a:font script="Thai" typeface="Angsana New"/>
+        <a:font script="Ethi" typeface="Nyala"/>
+        <a:font script="Beng" typeface="Vrinda"/>
+        <a:font script="Gujr" typeface="Shruti"/>
+        <a:font script="Khmr" typeface="MoolBoran"/>
+        <a:font script="Knda" typeface="Tunga"/>
+        <a:font script="Guru" typeface="Raavi"/>
+        <a:font script="Cans" typeface="Euphemia"/>
+        <a:font script="Cher" typeface="Plantagenet Cherokee"/>
+        <a:font script="Yiii" typeface="Microsoft Yi Baiti"/>
+        <a:font script="Tibt" typeface="Microsoft Himalaya"/>
+        <a:font script="Thaa" typeface="MV Boli"/>
+        <a:font script="Deva" typeface="Mangal"/>
+        <a:font script="Telu" typeface="Gautami"/>
+        <a:font script="Taml" typeface="Latha"/>
+        <a:font script="Syrc" typeface="Estrangelo Edessa"/>
+        <a:font script="Orya" typeface="Kalinga"/>
+        <a:font script="Mlym" typeface="Kartika"/>
+        <a:font script="Laoo" typeface="DokChampa"/>
+        <a:font script="Sinh" typeface="Iskoola Pota"/>
+        <a:font script="Mong" typeface="Mongolian Baiti"/>
+        <a:font script="Viet" typeface="Times New Roman"/>
+        <a:font script="Uigh" typeface="Microsoft Uighur"/>
+        <a:font script="Geor" typeface="Sylfaen"/>
+        <a:font script="Armn" typeface="Arial"/>
+        <a:font script="Bugi" typeface="Leelawadee UI"/>
+        <a:font script="Bopo" typeface="Microsoft JhengHei"/>
+        <a:font script="Java" typeface="Javanese Text"/>
+        <a:font script="Lisu" typeface="Segoe UI"/>
+        <a:font script="Mymr" typeface="Myanmar Text"/>
+        <a:font script="Nkoo" typeface="Ebrima"/>
+        <a:font script="Olck" typeface="Nirmala UI"/>
+        <a:font script="Osma" typeface="Ebrima"/>
+        <a:font script="Phag" typeface="Phagspa"/>
+        <a:font script="Syrn" typeface="Estrangelo Edessa"/>
+        <a:font script="Syrj" typeface="Estrangelo Edessa"/>
+        <a:font script="Syre" typeface="Estrangelo Edessa"/>
+        <a:font script="Sora" typeface="Nirmala UI"/>
+        <a:font script="Tale" typeface="Microsoft Tai Le"/>
+        <a:font script="Talu" typeface="Microsoft New Tai Lue"/>
+        <a:font script="Tfng" typeface="Ebrima"/>
+      </a:majorFont>
+      <a:minorFont>
+        <a:latin typeface="Aptos" panose="02110004020202020204"/>
+        <a:ea typeface=""/>
+        <a:cs typeface=""/>
+        <a:font script="Jpan" typeface="游明朝"/>
+        <a:font script="Hang" typeface="맑은 고딕"/>
+        <a:font script="Hans" typeface="等线"/>
+        <a:font script="Hant" typeface="新細明體"/>
+        <a:font script="Arab" typeface="Arial"/>
+        <a:font script="Hebr" typeface="Arial"/>
+        <a:font script="Thai" typeface="Cordia New"/>
+        <a:font script="Ethi" typeface="Nyala"/>
+        <a:font script="Beng" typeface="Vrinda"/>
+        <a:font script="Gujr" typeface="Shruti"/>
+        <a:font script="Khmr" typeface="DaunPenh"/>
+        <a:font script="Knda" typeface="Tunga"/>
+        <a:font script="Guru" typeface="Raavi"/>
+        <a:font script="Cans" typeface="Euphemia"/>
+        <a:font script="Cher" typeface="Plantagenet Cherokee"/>
+        <a:font script="Yiii" typeface="Microsoft Yi Baiti"/>
+        <a:font script="Tibt" typeface="Microsoft Himalaya"/>
+        <a:font script="Thaa" typeface="MV Boli"/>
+        <a:font script="Deva" typeface="Mangal"/>
+        <a:font script="Telu" typeface="Gautami"/>
+        <a:font script="Taml" typeface="Latha"/>
+        <a:font script="Syrc" typeface="Estrangelo Edessa"/>
+        <a:font script="Orya" typeface="Kalinga"/>
+        <a:font script="Mlym" typeface="Kartika"/>
+        <a:font script="Laoo" typeface="DokChampa"/>
+        <a:font script="Sinh" typeface="Iskoola Pota"/>
+        <a:font script="Mong" typeface="Mongolian Baiti"/>
+        <a:font script="Viet" typeface="Arial"/>
+        <a:font script="Uigh" typeface="Microsoft Uighur"/>
+        <a:font script="Geor" typeface="Sylfaen"/>
+        <a:font script="Armn" typeface="Arial"/>
+        <a:font script="Bugi" typeface="Leelawadee UI"/>
+        <a:font script="Bopo" typeface="Microsoft JhengHei"/>
+        <a:font script="Java" typeface="Javanese Text"/>
+        <a:font script="Lisu" typeface="Segoe UI"/>
+        <a:font script="Mymr" typeface="Myanmar Text"/>
+        <a:font script="Nkoo" typeface="Ebrima"/>
+        <a:font script="Olck" typeface="Nirmala UI"/>
+        <a:font script="Osma" typeface="Ebrima"/>
+        <a:font script="Phag" typeface="Phagspa"/>
+        <a:font script="Syrn" typeface="Estrangelo Edessa"/>
+        <a:font script="Syrj" typeface="Estrangelo Edessa"/>
+        <a:font script="Syre" typeface="Estrangelo Edessa"/>
+        <a:font script="Sora" typeface="Nirmala UI"/>
+        <a:font script="Tale" typeface="Microsoft Tai Le"/>
+        <a:font script="Talu" typeface="Microsoft New Tai Lue"/>
+        <a:font script="Tfng" typeface="Ebrima"/>
+      </a:minorFont>
+    </a:fontScheme>
+    <a:fmtScheme name="Office">
+      <a:fillStyleLst>
+        <a:solidFill>
+          <a:schemeClr val="phClr"/>
+        </a:solidFill>
+        <a:gradFill rotWithShape="1">
+          <a:gsLst>
+            <a:gs pos="0">
+              <a:schemeClr val="phClr">
+                <a:lumMod val="110000"/>
+                <a:satMod val="105000"/>
+                <a:tint val="67000"/>
+              </a:schemeClr>
+            </a:gs>
+            <a:gs pos="50000">
+              <a:schemeClr val="phClr">
+                <a:lumMod val="105000"/>
+                <a:satMod val="103000"/>
+                <a:tint val="73000"/>
+              </a:schemeClr>
+            </a:gs>
+            <a:gs pos="100000">
+              <a:schemeClr val="phClr">
+                <a:lumMod val="105000"/>
+                <a:satMod val="109000"/>
+                <a:tint val="81000"/>
+              </a:schemeClr>
+            </a:gs>
+          </a:gsLst>
+          <a:lin ang="5400000" scaled="0"/>
+        </a:gradFill>
+        <a:gradFill rotWithShape="1">
+          <a:gsLst>
+            <a:gs pos="0">
+              <a:schemeClr val="phClr">
+                <a:satMod val="103000"/>
+                <a:lumMod val="102000"/>
+                <a:tint val="94000"/>
+              </a:schemeClr>
+            </a:gs>
+            <a:gs pos="50000">
+              <a:schemeClr val="phClr">
+                <a:satMod val="110000"/>
+                <a:lumMod val="100000"/>
+                <a:shade val="100000"/>
+              </a:schemeClr>
+            </a:gs>
+            <a:gs pos="100000">
+              <a:schemeClr val="phClr">
+                <a:lumMod val="99000"/>
+                <a:satMod val="120000"/>
+                <a:shade val="78000"/>
+              </a:schemeClr>
+            </a:gs>
+          </a:gsLst>
+          <a:lin ang="5400000" scaled="0"/>
+        </a:gradFill>
+      </a:fillStyleLst>
+      <a:lnStyleLst>
+        <a:ln w="12700" cap="flat" cmpd="sng" algn="ctr">
+          <a:solidFill>
+            <a:schemeClr val="phClr"/>
+          </a:solidFill>
+          <a:prstDash val="solid"/>
+          <a:miter lim="800000"/>
+        </a:ln>
+        <a:ln w="19050" cap="flat" cmpd="sng" algn="ctr">
+          <a:solidFill>
+            <a:schemeClr val="phClr"/>
+          </a:solidFill>
+          <a:prstDash val="solid"/>
+          <a:miter lim="800000"/>
+        </a:ln>
+        <a:ln w="25400" cap="flat" cmpd="sng" algn="ctr">
+          <a:solidFill>
+            <a:schemeClr val="phClr"/>
+          </a:solidFill>
+          <a:prstDash val="solid"/>
+          <a:miter lim="800000"/>
+        </a:ln>
+      </a:lnStyleLst>
+      <a:effectStyleLst>
+        <a:effectStyle>
+          <a:effectLst/>
+        </a:effectStyle>
+        <a:effectStyle>
+          <a:effectLst/>
+        </a:effectStyle>
+        <a:effectStyle>
+          <a:effectLst>
+            <a:outerShdw blurRad="57150" dist="19050" dir="5400000" algn="ctr" rotWithShape="0">
+              <a:srgbClr val="000000">
+                <a:alpha val="63000"/>
+              </a:srgbClr>
+            </a:outerShdw>
+          </a:effectLst>
+        </a:effectStyle>
+      </a:effectStyleLst>
+      <a:bgFillStyleLst>
+        <a:solidFill>
+          <a:schemeClr val="phClr"/>
+        </a:solidFill>
+        <a:solidFill>
+          <a:schemeClr val="phClr">
+            <a:tint val="95000"/>
+            <a:satMod val="170000"/>
+          </a:schemeClr>
+        </a:solidFill>
+        <a:gradFill rotWithShape="1">
+          <a:gsLst>
+            <a:gs pos="0">
+              <a:schemeClr val="phClr">
+                <a:tint val="93000"/>
+                <a:satMod val="150000"/>
+                <a:shade val="98000"/>
+                <a:lumMod val="102000"/>
+              </a:schemeClr>
+            </a:gs>
+            <a:gs pos="50000">
+              <a:schemeClr val="phClr">
+                <a:tint val="98000"/>
+                <a:satMod val="130000"/>
+                <a:shade val="90000"/>
+                <a:lumMod val="103000"/>
+              </a:schemeClr>
+            </a:gs>
+            <a:gs pos="100000">
+              <a:schemeClr val="phClr">
+                <a:shade val="63000"/>
+                <a:satMod val="120000"/>
+              </a:schemeClr>
+            </a:gs>
+          </a:gsLst>
+          <a:lin ang="5400000" scaled="0"/>
+        </a:gradFill>
+      </a:bgFillStyleLst>
+    </a:fmtScheme>
+  </a:themeElements>
+  <a:objectDefaults>
+    <a:lnDef>
+      <a:spPr/>
+      <a:bodyPr/>
+      <a:lstStyle/>
+      <a:style>
+        <a:lnRef idx="2">
+          <a:schemeClr val="accent1"/>
+        </a:lnRef>
+        <a:fillRef idx="0">
+          <a:schemeClr val="accent1"/>
+        </a:fillRef>
+        <a:effectRef idx="1">
+          <a:schemeClr val="accent1"/>
+        </a:effectRef>
+        <a:fontRef idx="minor">
+          <a:schemeClr val="tx1"/>
+        </a:fontRef>
+      </a:style>
+    </a:lnDef>
+  </a:objectDefaults>
+  <a:extraClrSchemeLst/>
+  <a:extLst>
+    <a:ext uri="{05A4C25C-085E-4340-85A3-A5531E510DB2}">
+      <thm15:themeFamily xmlns:thm15="http://schemas.microsoft.com/office/thememl/2012/main" name="Office Theme" id="{2E142A2C-CD16-42D6-873A-C26D2A0506FA}" vid="{1BDDFF52-6CD6-40A5-AB3C-68EB2F1E4D0A}"/>
+    </a:ext>
+  </a:extLst>
+</a:theme>
+</file>
+
+<file path=customXml/item1.xml><?xml version="1.0" encoding="utf-8"?>
+<b:Sources xmlns:b="http://schemas.openxmlformats.org/officeDocument/2006/bibliography" xmlns="http://schemas.openxmlformats.org/officeDocument/2006/bibliography" SelectedStyle="\APASixthEditionOfficeOnline.xsl" StyleName="APA" Version="6"/>
+</file>
+
+<file path=customXml/itemProps1.xml><?xml version="1.0" encoding="utf-8"?>
+<ds:datastoreItem xmlns:ds="http://schemas.openxmlformats.org/officeDocument/2006/customXml" ds:itemID="{41CB6EF8-E74A-4E73-AA4A-4ECC3E8EF9B4}">
+  <ds:schemaRefs>
+    <ds:schemaRef ds:uri="http://schemas.openxmlformats.org/officeDocument/2006/bibliography"/>
+  </ds:schemaRefs>
+</ds:datastoreItem>
+</file>
+
+<file path=docMetadata/LabelInfo.xml><?xml version="1.0" encoding="utf-8"?>
+<clbl:labelList xmlns:clbl="http://schemas.microsoft.com/office/2020/mipLabelMetadata">
+  <clbl:label id="{fdade0c4-3fea-4320-ae53-1a1742aeff1e}" enabled="0" method="" siteId="{fdade0c4-3fea-4320-ae53-1a1742aeff1e}" removed="1"/>
+</clbl:labelList>
 </file>
--- a/Study_Buddy_Technical_Report.docx
+++ b/Study_Buddy_Technical_Report.docx
@@ -54,23 +54,7 @@
           <w:sz w:val="24"/>
           <w:szCs w:val="24"/>
         </w:rPr>
-        <w:t xml:space="preserve">Live demo: </w:t>
-      </w:r>
-      <w:proofErr w:type="gramStart"/>
-      <w:r>
-        <w:rPr>
-          <w:sz w:val="24"/>
-          <w:szCs w:val="24"/>
-        </w:rPr>
-        <w:t>https://study-buddy-gwgv.onrender.com  |</w:t>
-      </w:r>
-      <w:proofErr w:type="gramEnd"/>
-      <w:r>
-        <w:rPr>
-          <w:sz w:val="24"/>
-          <w:szCs w:val="24"/>
-        </w:rPr>
-        <w:t xml:space="preserve"> </w:t>
+        <w:t xml:space="preserve">Live demo: https://study-buddy-gwgv.onrender.com   </w:t>
       </w:r>
     </w:p>
     <w:p>
@@ -87,23 +71,7 @@
           <w:sz w:val="24"/>
           <w:szCs w:val="24"/>
         </w:rPr>
-        <w:t xml:space="preserve"> Backend health check: </w:t>
-      </w:r>
-      <w:proofErr w:type="gramStart"/>
-      <w:r>
-        <w:rPr>
-          <w:sz w:val="24"/>
-          <w:szCs w:val="24"/>
-        </w:rPr>
-        <w:t>https://study-buddy-1-8dry.onrender.com/api/health  |</w:t>
-      </w:r>
-      <w:proofErr w:type="gramEnd"/>
-      <w:r>
-        <w:rPr>
-          <w:sz w:val="24"/>
-          <w:szCs w:val="24"/>
-        </w:rPr>
-        <w:t xml:space="preserve">  </w:t>
+        <w:t xml:space="preserve"> Backend health check: https://study-buddy-1-8dry.onrender.com/api/health   </w:t>
       </w:r>
     </w:p>
     <w:p>
@@ -179,6 +147,13 @@
     </w:p>
     <w:sdt>
       <w:sdtPr>
+        <w:rPr>
+          <w:rFonts w:ascii="Times New Roman" w:eastAsia="Times New Roman" w:hAnsi="Times New Roman" w:cs="Times New Roman"/>
+          <w:color w:val="auto"/>
+          <w:sz w:val="20"/>
+          <w:szCs w:val="20"/>
+          <w:lang w:val="en-AU" w:eastAsia="en-AU"/>
+        </w:rPr>
         <w:id w:val="-1203550786"/>
         <w:docPartObj>
           <w:docPartGallery w:val="Table of Contents"/>
@@ -187,14 +162,9 @@
       </w:sdtPr>
       <w:sdtEndPr>
         <w:rPr>
-          <w:rFonts w:ascii="Times New Roman" w:eastAsia="Times New Roman" w:hAnsi="Times New Roman" w:cs="Times New Roman"/>
           <w:b/>
           <w:bCs/>
           <w:noProof/>
-          <w:color w:val="auto"/>
-          <w:sz w:val="20"/>
-          <w:szCs w:val="20"/>
-          <w:lang w:val="en-AU" w:eastAsia="en-AU"/>
         </w:rPr>
       </w:sdtEndPr>
       <w:sdtContent>
@@ -962,15 +932,7 @@
       </w:r>
       <w:proofErr w:type="spellEnd"/>
       <w:r>
-        <w:t xml:space="preserve">/chat, and the </w:t>
-      </w:r>
-      <w:proofErr w:type="gramStart"/>
-      <w:r>
-        <w:t>back-end</w:t>
-      </w:r>
-      <w:proofErr w:type="gramEnd"/>
-      <w:r>
-        <w:t xml:space="preserve"> maintains conversation state, applies basic sanitisation, forwards the conversation to the LLM, and returns the model's reply. The system is containerised with Docker Compose for local development and is deployed live on Render as two independent web services: one for the </w:t>
+        <w:t xml:space="preserve">/chat, and the back-end maintains conversation state, applies basic sanitisation, forwards the conversation to the LLM, and returns the model's reply. The system is containerised with Docker Compose for local development and is deployed live on Render as two independent web services: one for the </w:t>
       </w:r>
       <w:proofErr w:type="spellStart"/>
       <w:r>
@@ -998,10 +960,7 @@
         <w:jc w:val="both"/>
       </w:pPr>
       <w:r>
-        <w:t xml:space="preserve">The front-end is a single-page chat interface styled with a custom colour palette (indigo, violet and coral gradients) rather than a default theme, to give the assistant a distinct visual identity while keeping the layout familiar: a header, a scrolling message list, and a composer bar. Key UI behaviours implemented to satisfy the assessment's front-end requirements include: rendering both user and bot messages as distinct chat bubbles; an animated 'typing…' indicator shown while waiting on the back-end; a </w:t>
-      </w:r>
-      <w:r>
-        <w:t>persistent message history rendered in the DOM for the duration of the session; a 'new conversation' control that clears the session; and quick-prompt chips (Explain simply, Quiz me, Study plan, Summarise) that pre-fill the input box with common study requests. The interface opens directly into the chat — there is no separate landing or host page — so a student can start typing immediately.</w:t>
+        <w:t>The front-end is a single-page chat interface styled with a custom colour palette (indigo, violet and coral gradients) rather than a default theme, to give the assistant a distinct visual identity while keeping the layout familiar: a header, a scrolling message list, and a composer bar. Key UI behaviours implemented to satisfy the assessment's front-end requirements include: rendering both user and bot messages as distinct chat bubbles; an animated 'typing…' indicator shown while waiting on the back-end; a persistent message history rendered in the DOM for the duration of the session; a 'new conversation' control that clears the session; and quick-prompt chips (Explain simply, Quiz me, Study plan, Summarise) that pre-fill the input box with common study requests. The interface opens directly into the chat — there is no separate landing or host page — so a student can start typing immediately.</w:t>
       </w:r>
     </w:p>
     <w:p>
@@ -1021,15 +980,7 @@
         <w:jc w:val="both"/>
       </w:pPr>
       <w:r>
-        <w:t xml:space="preserve">The </w:t>
-      </w:r>
-      <w:proofErr w:type="gramStart"/>
-      <w:r>
-        <w:t>back-end</w:t>
-      </w:r>
-      <w:proofErr w:type="gramEnd"/>
-      <w:r>
-        <w:t xml:space="preserve"> is built with </w:t>
+        <w:t xml:space="preserve">The back-end is built with </w:t>
       </w:r>
       <w:proofErr w:type="spellStart"/>
       <w:r>
@@ -1085,10 +1036,7 @@
       </w:r>
       <w:proofErr w:type="spellEnd"/>
       <w:r>
-        <w:t>). This keeps the deployment simple for the scope o</w:t>
-      </w:r>
-      <w:r>
-        <w:t>f this assessment while still demonstrating session-based state management; a production version would replace the dictionary with Redis or a database so state survives a server restart and can be shared across multiple back-end instances.</w:t>
+        <w:t>). This keeps the deployment simple for the scope of this assessment while still demonstrating session-based state management; a production version would replace the dictionary with Redis or a database so state survives a server restart and can be shared across multiple back-end instances.</w:t>
       </w:r>
     </w:p>
     <w:p>
@@ -1112,22 +1060,11 @@
       </w:r>
       <w:proofErr w:type="spellStart"/>
       <w:r>
-        <w:t>call_</w:t>
-      </w:r>
-      <w:proofErr w:type="gramStart"/>
-      <w:r>
-        <w:t>llm</w:t>
-      </w:r>
-      <w:proofErr w:type="spellEnd"/>
-      <w:r>
-        <w:t>(</w:t>
-      </w:r>
-      <w:proofErr w:type="gramEnd"/>
-      <w:r>
-        <w:t>) function wraps the Anthropic SDK, attaches a fixed system persona ('You are Study Buddy, a friendly, encouraging study assistant...'), and sends the trimmed conversation history as message turns. The system instruction also directs the model to reply in plain text rather than Markdown, since the chat bubble in the UI renders plain text and raw formatting symbols (headers, asterisks) would otherwise be shown to the user verbatim. The API call is wrapped in a try/except block that converts SDK exce</w:t>
-      </w:r>
-      <w:r>
-        <w:t>ptions (authentication failures, rate limits, network errors) into a proper HTTP 502 response with a readable detail message, rather than letting the server crash or return an opaque 500 error.</w:t>
+        <w:t>call_llm</w:t>
+      </w:r>
+      <w:proofErr w:type="spellEnd"/>
+      <w:r>
+        <w:t>() function wraps the Anthropic SDK, attaches a fixed system persona ('You are Study Buddy, a friendly, encouraging study assistant...'), and sends the trimmed conversation history as message turns. The system instruction also directs the model to reply in plain text rather than Markdown, since the chat bubble in the UI renders plain text and raw formatting symbols (headers, asterisks) would otherwise be shown to the user verbatim. The API call is wrapped in a try/except block that converts SDK exceptions (authentication failures, rate limits, network errors) into a proper HTTP 502 response with a readable detail message, rather than letting the server crash or return an opaque 500 error.</w:t>
       </w:r>
     </w:p>
     <w:p>
@@ -1147,18 +1084,7 @@
         <w:jc w:val="both"/>
       </w:pPr>
       <w:r>
-        <w:t xml:space="preserve">Every incoming message is first passed through a </w:t>
-      </w:r>
-      <w:proofErr w:type="gramStart"/>
-      <w:r>
-        <w:t>sanitise(</w:t>
-      </w:r>
-      <w:proofErr w:type="gramEnd"/>
-      <w:r>
-        <w:t>) function before being added to the conversation. This function trims the message to a maximum length, strips non-printable control characters, and replaces role-spoofing substrings such as 'system:' or '### instruction' with a neutral placeholder, which reduces (though does not eliminate) the risk of a user trying to override the fixed system persona through prompt injection. The conversation array is trimmed to the most recent 20 turns before each request is sent to the LLM, bounding both the to</w:t>
-      </w:r>
-      <w:r>
-        <w:t>ken cost and the latency of each call as a session grows. The system instruction itself is sent once per request as a dedicated 'system' field rather than being repeated inside user turns, keeping the persona consistent.</w:t>
+        <w:t>Every incoming message is first passed through a sanitise() function before being added to the conversation. This function trims the message to a maximum length, strips non-printable control characters, and replaces role-spoofing substrings such as 'system:' or '### instruction' with a neutral placeholder, which reduces (though does not eliminate) the risk of a user trying to override the fixed system persona through prompt injection. The conversation array is trimmed to the most recent 20 turns before each request is sent to the LLM, bounding both the token cost and the latency of each call as a session grows. The system instruction itself is sent once per request as a dedicated 'system' field rather than being repeated inside user turns, keeping the persona consistent.</w:t>
       </w:r>
     </w:p>
     <w:p>
@@ -1195,49 +1121,23 @@
       </w:r>
       <w:proofErr w:type="spellEnd"/>
       <w:r>
-        <w:t xml:space="preserve"> resolve correctly. Its ANTHROPIC_API_KEY, LLM_PROVIDER, and MODEL_NAME are configured as environment variables directly in the Render dashboard, since .env files are excluded from the Git repository </w:t>
-      </w:r>
-      <w:proofErr w:type="gramStart"/>
-      <w:r>
-        <w:t>by .</w:t>
+        <w:t xml:space="preserve"> resolve correctly. Its ANTHROPIC_API_KEY, LLM_PROVIDER, and MODEL_NAME are configured as environment variables directly in the Render dashboard, since .env files are excluded from the Git repository by .</w:t>
       </w:r>
       <w:proofErr w:type="spellStart"/>
       <w:r>
         <w:t>gitignore</w:t>
       </w:r>
       <w:proofErr w:type="spellEnd"/>
-      <w:proofErr w:type="gramEnd"/>
       <w:r>
         <w:t xml:space="preserve">. The front-end service uses Render's Python runtime with Root Directory set to frontend and a Start Command of python3 -m </w:t>
       </w:r>
       <w:proofErr w:type="spellStart"/>
-      <w:proofErr w:type="gramStart"/>
       <w:r>
         <w:t>http.server</w:t>
       </w:r>
       <w:proofErr w:type="spellEnd"/>
-      <w:proofErr w:type="gramEnd"/>
-      <w:r>
-        <w:t xml:space="preserve"> $PORT, which</w:t>
-      </w:r>
-      <w:r>
-        <w:t xml:space="preserve"> serves the static HTML/CSS/JS files directly with no build step. The </w:t>
-      </w:r>
-      <w:proofErr w:type="gramStart"/>
-      <w:r>
-        <w:t>front-end's</w:t>
-      </w:r>
-      <w:proofErr w:type="gramEnd"/>
-      <w:r>
-        <w:t xml:space="preserve"> script.js contains a hard-coded API_BASE pointing at the back-end service's live Render URL so the two </w:t>
-      </w:r>
-      <w:proofErr w:type="gramStart"/>
-      <w:r>
-        <w:t>independently-hosted</w:t>
-      </w:r>
-      <w:proofErr w:type="gramEnd"/>
-      <w:r>
-        <w:t xml:space="preserve"> services can communicate.</w:t>
+      <w:r>
+        <w:t xml:space="preserve"> $PORT, which serves the static HTML/CSS/JS files directly with no build step. The front-end's script.js contains a hard-coded API_BASE pointing at the back-end service's live Render URL so the two independently-hosted services can communicate.</w:t>
       </w:r>
     </w:p>
     <w:p>
@@ -1270,23 +1170,13 @@
         <w:spacing w:after="60"/>
       </w:pPr>
       <w:r>
-        <w:t xml:space="preserve">Environment variables not loading: the </w:t>
-      </w:r>
-      <w:proofErr w:type="gramStart"/>
-      <w:r>
-        <w:t>back-end</w:t>
-      </w:r>
-      <w:proofErr w:type="gramEnd"/>
-      <w:r>
-        <w:t xml:space="preserve"> initially read </w:t>
-      </w:r>
-      <w:proofErr w:type="spellStart"/>
-      <w:proofErr w:type="gramStart"/>
+        <w:t xml:space="preserve">Environment variables not loading: the back-end initially read </w:t>
+      </w:r>
+      <w:proofErr w:type="spellStart"/>
       <w:r>
         <w:t>os.getenv</w:t>
       </w:r>
       <w:proofErr w:type="spellEnd"/>
-      <w:proofErr w:type="gramEnd"/>
       <w:r>
         <w:t>() calls before python-</w:t>
       </w:r>
@@ -1300,19 +1190,11 @@
       </w:r>
       <w:proofErr w:type="spellStart"/>
       <w:r>
-        <w:t>load_</w:t>
-      </w:r>
-      <w:proofErr w:type="gramStart"/>
-      <w:r>
-        <w:t>dotenv</w:t>
-      </w:r>
-      <w:proofErr w:type="spellEnd"/>
-      <w:r>
-        <w:t>(</w:t>
-      </w:r>
-      <w:proofErr w:type="gramEnd"/>
-      <w:r>
-        <w:t>) at the top of main.py, before the config constants are read.</w:t>
+        <w:t>load_dotenv</w:t>
+      </w:r>
+      <w:proofErr w:type="spellEnd"/>
+      <w:r>
+        <w:t>() at the top of main.py, before the config constants are read.</w:t>
       </w:r>
     </w:p>
     <w:p>
@@ -1333,15 +1215,7 @@
       </w:r>
       <w:proofErr w:type="spellEnd"/>
       <w:r>
-        <w:t xml:space="preserve"> version and raised a '</w:t>
-      </w:r>
-      <w:proofErr w:type="gramStart"/>
-      <w:r>
-        <w:t>Client._</w:t>
-      </w:r>
-      <w:proofErr w:type="gramEnd"/>
-      <w:r>
-        <w:t>_</w:t>
+        <w:t xml:space="preserve"> version and raised a 'Client.__</w:t>
       </w:r>
       <w:proofErr w:type="spellStart"/>
       <w:r>
@@ -1349,15 +1223,7 @@
       </w:r>
       <w:proofErr w:type="spellEnd"/>
       <w:r>
-        <w:t>_</w:t>
-      </w:r>
-      <w:proofErr w:type="gramStart"/>
-      <w:r>
-        <w:t>_(</w:t>
-      </w:r>
-      <w:proofErr w:type="gramEnd"/>
-      <w:r>
-        <w:t>) got an unexpected keyword argument proxies' error on every API call. Fixed by relaxing the pin to anthropic&gt;=0.40.0 in requirements.txt.</w:t>
+        <w:t>__() got an unexpected keyword argument proxies' error on every API call. Fixed by relaxing the pin to anthropic&gt;=0.40.0 in requirements.txt.</w:t>
       </w:r>
     </w:p>
     <w:p>
@@ -1370,23 +1236,7 @@
         <w:spacing w:after="60"/>
       </w:pPr>
       <w:r>
-        <w:t xml:space="preserve">CSS specificity bug: the typing indicator and quick-prompt chip row used the HTML hidden attribute to toggle visibility, but a class rule (display: flex) had equal CSS specificity to the browser's built-in [hidden] rule and was declared later, so it silently overrode it — the 'typing…' dots stayed visible after a reply arrived. Fixed by adding </w:t>
-      </w:r>
-      <w:proofErr w:type="gramStart"/>
-      <w:r>
-        <w:t>explicit .typing</w:t>
-      </w:r>
-      <w:proofErr w:type="gramEnd"/>
-      <w:r>
-        <w:t xml:space="preserve">-row[hidden] </w:t>
-      </w:r>
-      <w:proofErr w:type="gramStart"/>
-      <w:r>
-        <w:t>and .chips</w:t>
-      </w:r>
-      <w:proofErr w:type="gramEnd"/>
-      <w:r>
-        <w:t>[hidden] rules with display: none.</w:t>
+        <w:t>CSS specificity bug: the typing indicator and quick-prompt chip row used the HTML hidden attribute to toggle visibility, but a class rule (display: flex) had equal CSS specificity to the browser's built-in [hidden] rule and was declared later, so it silently overrode it — the 'typing…' dots stayed visible after a reply arrived. Fixed by adding explicit .typing-row[hidden] and .chips[hidden] rules with display: none.</w:t>
       </w:r>
     </w:p>
     <w:p>
@@ -1412,15 +1262,7 @@
         <w:spacing w:after="60"/>
       </w:pPr>
       <w:r>
-        <w:t xml:space="preserve">Render Docker </w:t>
-      </w:r>
-      <w:proofErr w:type="gramStart"/>
-      <w:r>
-        <w:t>build</w:t>
-      </w:r>
-      <w:proofErr w:type="gramEnd"/>
-      <w:r>
-        <w:t xml:space="preserve"> context mismatch: the back-end's initial Render deployment failed with 'main.py: not found' because the Docker Build Context Directory was left at the repository root while the </w:t>
+        <w:t xml:space="preserve">Render Docker build context mismatch: the back-end's initial Render deployment failed with 'main.py: not found' because the Docker Build Context Directory was left at the repository root while the </w:t>
       </w:r>
       <w:proofErr w:type="spellStart"/>
       <w:r>
@@ -1460,12 +1302,10 @@
         <w:t xml:space="preserve"> Path, Build Context) were mistakenly edited on a Python-runtime service instead of the correct Build Command / Start Command fields. Fixed by setting the Start Command to python3 -m </w:t>
       </w:r>
       <w:proofErr w:type="spellStart"/>
-      <w:proofErr w:type="gramStart"/>
       <w:r>
         <w:t>http.server</w:t>
       </w:r>
       <w:proofErr w:type="spellEnd"/>
-      <w:proofErr w:type="gramEnd"/>
       <w:r>
         <w:t xml:space="preserve"> $PORT on the correct service.</w:t>
       </w:r>
@@ -1611,15 +1451,7 @@
         <w:spacing w:after="60"/>
       </w:pPr>
       <w:r>
-        <w:t xml:space="preserve">Render's free tier spins the </w:t>
-      </w:r>
-      <w:proofErr w:type="gramStart"/>
-      <w:r>
-        <w:t>back-end</w:t>
-      </w:r>
-      <w:proofErr w:type="gramEnd"/>
-      <w:r>
-        <w:t xml:space="preserve"> down after inactivity, so the first request after idle time may take longer while the instance restarts.</w:t>
+        <w:t>Render's free tier spins the back-end down after inactivity, so the first request after idle time may take longer while the instance restarts.</w:t>
       </w:r>
     </w:p>
     <w:p>
@@ -1663,10 +1495,7 @@
       </w:r>
       <w:proofErr w:type="spellEnd"/>
       <w:r>
-        <w:t xml:space="preserve"> version conflict, the CSS specificity bug affecting the typing indicator, the unrendered-Markdown issue, and several Render configuration errors (Docker build context, start command fields, and stale ser</w:t>
-      </w:r>
-      <w:r>
-        <w:t>vice URLs after recreation), each confirmed by re-testing the running application rather than accepted on assertion alone. All AI-assisted code and this report were reviewed, tested — locally and against the live deployment — and edited by the student before submission.</w:t>
+        <w:t xml:space="preserve"> version conflict, the CSS specificity bug affecting the typing indicator, the unrendered-Markdown issue, and several Render configuration errors (Docker build context, start command fields, and stale service URLs after recreation), each confirmed by re-testing the running application rather than accepted on assertion alone. All AI-assisted code and this report were reviewed, tested — locally and against the live deployment — and edited by the student before submission.</w:t>
       </w:r>
     </w:p>
     <w:sectPr>

--- a/Study_Buddy_Technical_Report.docx
+++ b/Study_Buddy_Technical_Report.docx
@@ -7,38 +7,83 @@
         <w:spacing w:after="100"/>
         <w:jc w:val="center"/>
         <w:rPr>
+          <w:b/>
+          <w:bCs/>
+          <w:sz w:val="28"/>
+          <w:szCs w:val="28"/>
+        </w:rPr>
+      </w:pPr>
+      <w:r>
+        <w:rPr>
+          <w:b/>
+          <w:bCs/>
+          <w:sz w:val="28"/>
+          <w:szCs w:val="28"/>
+        </w:rPr>
+        <w:t>Study Buddy — Technical Report</w:t>
+      </w:r>
+    </w:p>
+    <w:p>
+      <w:pPr>
+        <w:spacing w:after="100"/>
+        <w:jc w:val="center"/>
+        <w:rPr>
+          <w:sz w:val="28"/>
+          <w:szCs w:val="28"/>
+        </w:rPr>
+      </w:pPr>
+    </w:p>
+    <w:p>
+      <w:pPr>
+        <w:spacing w:after="100"/>
+        <w:jc w:val="center"/>
+        <w:rPr>
+          <w:i/>
+          <w:iCs/>
+          <w:sz w:val="28"/>
+          <w:szCs w:val="28"/>
+        </w:rPr>
+      </w:pPr>
+      <w:r>
+        <w:rPr>
+          <w:i/>
+          <w:iCs/>
+          <w:sz w:val="28"/>
+          <w:szCs w:val="28"/>
+        </w:rPr>
+        <w:t xml:space="preserve">COIT12204  AI-Assisted Software Development </w:t>
+      </w:r>
+    </w:p>
+    <w:p>
+      <w:pPr>
+        <w:spacing w:after="100"/>
+        <w:jc w:val="center"/>
+        <w:rPr>
+          <w:i/>
+          <w:iCs/>
+          <w:sz w:val="28"/>
+          <w:szCs w:val="28"/>
+        </w:rPr>
+      </w:pPr>
+      <w:r>
+        <w:rPr>
+          <w:i/>
+          <w:iCs/>
+          <w:sz w:val="28"/>
+          <w:szCs w:val="28"/>
+        </w:rPr>
+        <w:t xml:space="preserve"> Assessment 2</w:t>
+      </w:r>
+    </w:p>
+    <w:p>
+      <w:pPr>
+        <w:spacing w:after="100"/>
+        <w:jc w:val="center"/>
+        <w:rPr>
           <w:sz w:val="24"/>
           <w:szCs w:val="24"/>
         </w:rPr>
       </w:pPr>
-      <w:r>
-        <w:rPr>
-          <w:b/>
-          <w:bCs/>
-          <w:sz w:val="24"/>
-          <w:szCs w:val="24"/>
-        </w:rPr>
-        <w:t>Study Buddy — Technical Report</w:t>
-      </w:r>
-    </w:p>
-    <w:p>
-      <w:pPr>
-        <w:spacing w:after="100"/>
-        <w:jc w:val="center"/>
-        <w:rPr>
-          <w:sz w:val="24"/>
-          <w:szCs w:val="24"/>
-        </w:rPr>
-      </w:pPr>
-      <w:r>
-        <w:rPr>
-          <w:i/>
-          <w:iCs/>
-          <w:sz w:val="24"/>
-          <w:szCs w:val="24"/>
-        </w:rPr>
-        <w:t>COIT12204 — AI-Assisted Software Development — Assessment 2</w:t>
-      </w:r>
     </w:p>
     <w:p>
       <w:pPr>
@@ -851,61 +896,18 @@
     </w:p>
     <w:p>
       <w:pPr>
-        <w:spacing w:after="400"/>
-        <w:jc w:val="center"/>
-        <w:rPr>
-          <w:sz w:val="32"/>
-          <w:szCs w:val="32"/>
-        </w:rPr>
-      </w:pPr>
-    </w:p>
-    <w:p>
-      <w:pPr>
-        <w:spacing w:after="400"/>
-        <w:jc w:val="center"/>
-        <w:rPr>
-          <w:sz w:val="32"/>
-          <w:szCs w:val="32"/>
-        </w:rPr>
-      </w:pPr>
-    </w:p>
-    <w:p>
-      <w:pPr>
-        <w:spacing w:after="400"/>
-        <w:jc w:val="center"/>
-        <w:rPr>
-          <w:sz w:val="32"/>
-          <w:szCs w:val="32"/>
-        </w:rPr>
-      </w:pPr>
-    </w:p>
-    <w:p>
-      <w:pPr>
-        <w:spacing w:after="400"/>
-        <w:jc w:val="center"/>
-        <w:rPr>
-          <w:sz w:val="32"/>
-          <w:szCs w:val="32"/>
-        </w:rPr>
-      </w:pPr>
-    </w:p>
-    <w:p>
-      <w:pPr>
-        <w:spacing w:after="400"/>
-        <w:jc w:val="center"/>
-        <w:rPr>
-          <w:sz w:val="32"/>
-          <w:szCs w:val="32"/>
-        </w:rPr>
-      </w:pPr>
-    </w:p>
-    <w:p>
-      <w:pPr>
         <w:pStyle w:val="Heading1"/>
         <w:spacing w:before="300" w:after="150"/>
       </w:pPr>
       <w:bookmarkStart w:id="0" w:name="_Toc238086673"/>
-      <w:r>
+    </w:p>
+    <w:p>
+      <w:pPr>
+        <w:pStyle w:val="Heading1"/>
+        <w:spacing w:before="300" w:after="150"/>
+      </w:pPr>
+      <w:r>
+        <w:lastRenderedPageBreak/>
         <w:t>1. System Overview</w:t>
       </w:r>
       <w:bookmarkEnd w:id="0"/>
@@ -916,31 +918,7 @@
         <w:jc w:val="both"/>
       </w:pPr>
       <w:r>
-        <w:t xml:space="preserve">Study Buddy is a web-based chatbot designed as a study assistant for university students. It follows a three-tier architecture: a static HTML/CSS/JavaScript front-end, a Python </w:t>
-      </w:r>
-      <w:proofErr w:type="spellStart"/>
-      <w:r>
-        <w:t>FastAPI</w:t>
-      </w:r>
-      <w:proofErr w:type="spellEnd"/>
-      <w:r>
-        <w:t xml:space="preserve"> back-end, and a hosted Large Language Model (LLM) API (Anthropic Claude). The front-end sends user messages to a single REST endpoint, POST /</w:t>
-      </w:r>
-      <w:proofErr w:type="spellStart"/>
-      <w:r>
-        <w:t>api</w:t>
-      </w:r>
-      <w:proofErr w:type="spellEnd"/>
-      <w:r>
-        <w:t xml:space="preserve">/chat, and the back-end maintains conversation state, applies basic sanitisation, forwards the conversation to the LLM, and returns the model's reply. The system is containerised with Docker Compose for local development and is deployed live on Render as two independent web services: one for the </w:t>
-      </w:r>
-      <w:proofErr w:type="spellStart"/>
-      <w:r>
-        <w:t>FastAPI</w:t>
-      </w:r>
-      <w:proofErr w:type="spellEnd"/>
-      <w:r>
-        <w:t xml:space="preserve"> back-end and one for the static front-end.</w:t>
+        <w:t>Study Buddy is a web-based chatbot designed as a study assistant for university students. It follows a three-tier architecture: a static HTML/CSS/JavaScript front-end, a Python FastAPI back-end, and a hosted Large Language Model (LLM) API (Anthropic Claude). The front-end sends user messages to a single REST endpoint, POST /api/chat, and the back-end maintains conversation state, applies basic sanitisation, forwards the conversation to the LLM, and returns the model's reply. The system is containerised with Docker Compose for local development and is deployed live on Render as two independent web services: one for the FastAPI back-end and one for the static front-end.</w:t>
       </w:r>
     </w:p>
     <w:p>
@@ -980,63 +958,7 @@
         <w:jc w:val="both"/>
       </w:pPr>
       <w:r>
-        <w:t xml:space="preserve">The back-end is built with </w:t>
-      </w:r>
-      <w:proofErr w:type="spellStart"/>
-      <w:r>
-        <w:t>FastAPI</w:t>
-      </w:r>
-      <w:proofErr w:type="spellEnd"/>
-      <w:r>
-        <w:t xml:space="preserve"> because of its native async support, automatic request validation through </w:t>
-      </w:r>
-      <w:proofErr w:type="spellStart"/>
-      <w:r>
-        <w:t>Pydantic</w:t>
-      </w:r>
-      <w:proofErr w:type="spellEnd"/>
-      <w:r>
-        <w:t xml:space="preserve"> models, and low boilerplate. main.py exposes three routes: GET /</w:t>
-      </w:r>
-      <w:proofErr w:type="spellStart"/>
-      <w:r>
-        <w:t>api</w:t>
-      </w:r>
-      <w:proofErr w:type="spellEnd"/>
-      <w:r>
-        <w:t>/health for a simple readiness check, POST /</w:t>
-      </w:r>
-      <w:proofErr w:type="spellStart"/>
-      <w:r>
-        <w:t>api</w:t>
-      </w:r>
-      <w:proofErr w:type="spellEnd"/>
-      <w:r>
-        <w:t>/chat for the core conversation loop, and POST /</w:t>
-      </w:r>
-      <w:proofErr w:type="spellStart"/>
-      <w:r>
-        <w:t>api</w:t>
-      </w:r>
-      <w:proofErr w:type="spellEnd"/>
-      <w:r>
-        <w:t xml:space="preserve">/reset to clear a session. Conversation state is stored in an in-memory dictionary keyed by a </w:t>
-      </w:r>
-      <w:proofErr w:type="spellStart"/>
-      <w:r>
-        <w:t>session_id</w:t>
-      </w:r>
-      <w:proofErr w:type="spellEnd"/>
-      <w:r>
-        <w:t xml:space="preserve"> (a UUID generated on the first request and cached client-side in </w:t>
-      </w:r>
-      <w:proofErr w:type="spellStart"/>
-      <w:r>
-        <w:t>localStorage</w:t>
-      </w:r>
-      <w:proofErr w:type="spellEnd"/>
-      <w:r>
-        <w:t>). This keeps the deployment simple for the scope of this assessment while still demonstrating session-based state management; a production version would replace the dictionary with Redis or a database so state survives a server restart and can be shared across multiple back-end instances.</w:t>
+        <w:t>The back-end is built with FastAPI because of its native async support, automatic request validation through Pydantic models, and low boilerplate. main.py exposes three routes: GET /api/health for a simple readiness check, POST /api/chat for the core conversation loop, and POST /api/reset to clear a session. Conversation state is stored in an in-memory dictionary keyed by a session_id (a UUID generated on the first request and cached client-side in localStorage). This keeps the deployment simple for the scope of this assessment while still demonstrating session-based state management; a production version would replace the dictionary with Redis or a database so state survives a server restart and can be shared across multiple back-end instances.</w:t>
       </w:r>
     </w:p>
     <w:p>
@@ -1056,15 +978,7 @@
         <w:jc w:val="both"/>
       </w:pPr>
       <w:r>
-        <w:t xml:space="preserve">The </w:t>
-      </w:r>
-      <w:proofErr w:type="spellStart"/>
-      <w:r>
-        <w:t>call_llm</w:t>
-      </w:r>
-      <w:proofErr w:type="spellEnd"/>
-      <w:r>
-        <w:t>() function wraps the Anthropic SDK, attaches a fixed system persona ('You are Study Buddy, a friendly, encouraging study assistant...'), and sends the trimmed conversation history as message turns. The system instruction also directs the model to reply in plain text rather than Markdown, since the chat bubble in the UI renders plain text and raw formatting symbols (headers, asterisks) would otherwise be shown to the user verbatim. The API call is wrapped in a try/except block that converts SDK exceptions (authentication failures, rate limits, network errors) into a proper HTTP 502 response with a readable detail message, rather than letting the server crash or return an opaque 500 error.</w:t>
+        <w:t>The call_llm() function wraps the Anthropic SDK, attaches a fixed system persona ('You are Study Buddy, a friendly, encouraging study assistant...'), and sends the trimmed conversation history as message turns. The system instruction also directs the model to reply in plain text rather than Markdown, since the chat bubble in the UI renders plain text and raw formatting symbols (headers, asterisks) would otherwise be shown to the user verbatim. The API call is wrapped in a try/except block that converts SDK exceptions (authentication failures, rate limits, network errors) into a proper HTTP 502 response with a readable detail message, rather than letting the server crash or return an opaque 500 error.</w:t>
       </w:r>
     </w:p>
     <w:p>
@@ -1094,7 +1008,6 @@
       </w:pPr>
       <w:bookmarkStart w:id="5" w:name="_Toc238086678"/>
       <w:r>
-        <w:lastRenderedPageBreak/>
         <w:t>6. Deployment</w:t>
       </w:r>
       <w:bookmarkEnd w:id="5"/>
@@ -1105,39 +1018,11 @@
         <w:jc w:val="both"/>
       </w:pPr>
       <w:r>
-        <w:t>The application is deployed on Render as two separate web services, matching the front-end / back-end split used locally with Docker Compose. The back-end service runs the Docker image built from backend/</w:t>
-      </w:r>
-      <w:proofErr w:type="spellStart"/>
-      <w:r>
-        <w:t>Dockerfile</w:t>
-      </w:r>
-      <w:proofErr w:type="spellEnd"/>
-      <w:r>
-        <w:t xml:space="preserve">, with its Root Directory set to backend and its Docker Build Context Directory also set to backend so the COPY instructions in the </w:t>
-      </w:r>
-      <w:proofErr w:type="spellStart"/>
-      <w:r>
-        <w:t>Dockerfile</w:t>
-      </w:r>
-      <w:proofErr w:type="spellEnd"/>
-      <w:r>
-        <w:t xml:space="preserve"> resolve correctly. Its ANTHROPIC_API_KEY, LLM_PROVIDER, and MODEL_NAME are configured as environment variables directly in the Render dashboard, since .env files are excluded from the Git repository by .</w:t>
-      </w:r>
-      <w:proofErr w:type="spellStart"/>
-      <w:r>
-        <w:t>gitignore</w:t>
-      </w:r>
-      <w:proofErr w:type="spellEnd"/>
-      <w:r>
-        <w:t xml:space="preserve">. The front-end service uses Render's Python runtime with Root Directory set to frontend and a Start Command of python3 -m </w:t>
-      </w:r>
-      <w:proofErr w:type="spellStart"/>
-      <w:r>
-        <w:t>http.server</w:t>
-      </w:r>
-      <w:proofErr w:type="spellEnd"/>
-      <w:r>
-        <w:t xml:space="preserve"> $PORT, which serves the static HTML/CSS/JS files directly with no build step. The front-end's script.js contains a hard-coded API_BASE pointing at the back-end service's live Render URL so the two independently-hosted services can communicate.</w:t>
+        <w:t xml:space="preserve">The application is deployed on Render as two separate web services, matching the front-end / back-end split used locally with Docker Compose. The back-end service runs the Docker image built from backend/Dockerfile, with its Root Directory set to backend and its Docker Build Context Directory also set to backend so the COPY </w:t>
+      </w:r>
+      <w:r>
+        <w:lastRenderedPageBreak/>
+        <w:t>instructions in the Dockerfile resolve correctly. Its ANTHROPIC_API_KEY, LLM_PROVIDER, and MODEL_NAME are configured as environment variables directly in the Render dashboard, since .env files are excluded from the Git repository by .gitignore. The front-end service uses Render's Python runtime with Root Directory set to frontend and a Start Command of python3 -m http.server $PORT, which serves the static HTML/CSS/JS files directly with no build step. The front-end's script.js contains a hard-coded API_BASE pointing at the back-end service's live Render URL so the two independently-hosted services can communicate.</w:t>
       </w:r>
     </w:p>
     <w:p>
@@ -1170,31 +1055,7 @@
         <w:spacing w:after="60"/>
       </w:pPr>
       <w:r>
-        <w:t xml:space="preserve">Environment variables not loading: the back-end initially read </w:t>
-      </w:r>
-      <w:proofErr w:type="spellStart"/>
-      <w:r>
-        <w:t>os.getenv</w:t>
-      </w:r>
-      <w:proofErr w:type="spellEnd"/>
-      <w:r>
-        <w:t>() calls before python-</w:t>
-      </w:r>
-      <w:proofErr w:type="spellStart"/>
-      <w:r>
-        <w:t>dotenv</w:t>
-      </w:r>
-      <w:proofErr w:type="spellEnd"/>
-      <w:r>
-        <w:t xml:space="preserve"> had loaded the .env file, so ANTHROPIC_API_KEY was always empty at runtime. Fixed by calling </w:t>
-      </w:r>
-      <w:proofErr w:type="spellStart"/>
-      <w:r>
-        <w:t>load_dotenv</w:t>
-      </w:r>
-      <w:proofErr w:type="spellEnd"/>
-      <w:r>
-        <w:t>() at the top of main.py, before the config constants are read.</w:t>
+        <w:t>Environment variables not loading: the back-end initially read os.getenv() calls before python-dotenv had loaded the .env file, so ANTHROPIC_API_KEY was always empty at runtime. Fixed by calling load_dotenv() at the top of main.py, before the config constants are read.</w:t>
       </w:r>
     </w:p>
     <w:p>
@@ -1207,23 +1068,7 @@
         <w:spacing w:after="60"/>
       </w:pPr>
       <w:r>
-        <w:t xml:space="preserve">Dependency version conflict: the pinned anthropic SDK version (0.34.2) was incompatible with the installed </w:t>
-      </w:r>
-      <w:proofErr w:type="spellStart"/>
-      <w:r>
-        <w:t>httpx</w:t>
-      </w:r>
-      <w:proofErr w:type="spellEnd"/>
-      <w:r>
-        <w:t xml:space="preserve"> version and raised a 'Client.__</w:t>
-      </w:r>
-      <w:proofErr w:type="spellStart"/>
-      <w:r>
-        <w:t>init</w:t>
-      </w:r>
-      <w:proofErr w:type="spellEnd"/>
-      <w:r>
-        <w:t>__() got an unexpected keyword argument proxies' error on every API call. Fixed by relaxing the pin to anthropic&gt;=0.40.0 in requirements.txt.</w:t>
+        <w:t>Dependency version conflict: the pinned anthropic SDK version (0.34.2) was incompatible with the installed httpx version and raised a 'Client.__init__() got an unexpected keyword argument proxies' error on every API call. Fixed by relaxing the pin to anthropic&gt;=0.40.0 in requirements.txt.</w:t>
       </w:r>
     </w:p>
     <w:p>
@@ -1262,23 +1107,7 @@
         <w:spacing w:after="60"/>
       </w:pPr>
       <w:r>
-        <w:t xml:space="preserve">Render Docker build context mismatch: the back-end's initial Render deployment failed with 'main.py: not found' because the Docker Build Context Directory was left at the repository root while the </w:t>
-      </w:r>
-      <w:proofErr w:type="spellStart"/>
-      <w:r>
-        <w:t>Dockerfile</w:t>
-      </w:r>
-      <w:proofErr w:type="spellEnd"/>
-      <w:r>
-        <w:t xml:space="preserve"> expected to find main.py alongside it. Fixed by setting the build context to the backend directory to match the </w:t>
-      </w:r>
-      <w:proofErr w:type="spellStart"/>
-      <w:r>
-        <w:t>Dockerfile</w:t>
-      </w:r>
-      <w:proofErr w:type="spellEnd"/>
-      <w:r>
-        <w:t xml:space="preserve"> Path.</w:t>
+        <w:t>Render Docker build context mismatch: the back-end's initial Render deployment failed with 'main.py: not found' because the Docker Build Context Directory was left at the repository root while the Dockerfile expected to find main.py alongside it. Fixed by setting the build context to the backend directory to match the Dockerfile Path.</w:t>
       </w:r>
     </w:p>
     <w:p>
@@ -1291,23 +1120,7 @@
         <w:spacing w:after="60"/>
       </w:pPr>
       <w:r>
-        <w:t>Render static-site start command errors: the front-end deployment initially failed because Render's default build command (pip install -r requirements.txt) ran against a directory with no requirements file, and separately because Docker-specific fields (</w:t>
-      </w:r>
-      <w:proofErr w:type="spellStart"/>
-      <w:r>
-        <w:t>Dockerfile</w:t>
-      </w:r>
-      <w:proofErr w:type="spellEnd"/>
-      <w:r>
-        <w:t xml:space="preserve"> Path, Build Context) were mistakenly edited on a Python-runtime service instead of the correct Build Command / Start Command fields. Fixed by setting the Start Command to python3 -m </w:t>
-      </w:r>
-      <w:proofErr w:type="spellStart"/>
-      <w:r>
-        <w:t>http.server</w:t>
-      </w:r>
-      <w:proofErr w:type="spellEnd"/>
-      <w:r>
-        <w:t xml:space="preserve"> $PORT on the correct service.</w:t>
+        <w:t>Render static-site start command errors: the front-end deployment initially failed because Render's default build command (pip install -r requirements.txt) ran against a directory with no requirements file, and separately because Docker-specific fields (Dockerfile Path, Build Context) were mistakenly edited on a Python-runtime service instead of the correct Build Command / Start Command fields. Fixed by setting the Start Command to python3 -m http.server $PORT on the correct service.</w:t>
       </w:r>
     </w:p>
     <w:p>
@@ -1320,15 +1133,7 @@
         <w:spacing w:after="60"/>
       </w:pPr>
       <w:r>
-        <w:t>Stale API_BASE after service recreation: when Render services were recreated during troubleshooting, their auto-generated URLs changed, leaving the front-end pointed at a dead back-end address ('Failed to fetch' in the UI). Fixed by updating API_BASE in script.js to the current back-end URL and confirming with a direct request to /</w:t>
-      </w:r>
-      <w:proofErr w:type="spellStart"/>
-      <w:r>
-        <w:t>api</w:t>
-      </w:r>
-      <w:proofErr w:type="spellEnd"/>
-      <w:r>
-        <w:t>/health before redeploying the front-end.</w:t>
+        <w:t>Stale API_BASE after service recreation: when Render services were recreated during troubleshooting, their auto-generated URLs changed, leaving the front-end pointed at a dead back-end address ('Failed to fetch' in the UI). Fixed by updating API_BASE in script.js to the current back-end URL and confirming with a direct request to /api/health before redeploying the front-end.</w:t>
       </w:r>
     </w:p>
     <w:p>
@@ -1337,31 +1142,7 @@
         <w:jc w:val="both"/>
       </w:pPr>
       <w:r>
-        <w:t xml:space="preserve">Each fix was verified by re-running the chat end-to-end — first via a </w:t>
-      </w:r>
-      <w:proofErr w:type="spellStart"/>
-      <w:r>
-        <w:t>FastAPI</w:t>
-      </w:r>
-      <w:proofErr w:type="spellEnd"/>
-      <w:r>
-        <w:t xml:space="preserve"> </w:t>
-      </w:r>
-      <w:proofErr w:type="spellStart"/>
-      <w:r>
-        <w:t>TestClient</w:t>
-      </w:r>
-      <w:proofErr w:type="spellEnd"/>
-      <w:r>
-        <w:t xml:space="preserve"> during local development, and later against the live Render deployment by checking /</w:t>
-      </w:r>
-      <w:proofErr w:type="spellStart"/>
-      <w:r>
-        <w:t>api</w:t>
-      </w:r>
-      <w:proofErr w:type="spellEnd"/>
-      <w:r>
-        <w:t>/health directly and sending real chat messages — rather than assuming a change worked.</w:t>
+        <w:t>Each fix was verified by re-running the chat end-to-end  first via a FastAPI TestClient during local development, and later against the live Render deployment by checking /api/health directly and sending real chat messages  rather than assuming a change worked.</w:t>
       </w:r>
     </w:p>
     <w:p>
@@ -1424,7 +1205,6 @@
         <w:spacing w:after="60"/>
       </w:pPr>
       <w:r>
-        <w:lastRenderedPageBreak/>
         <w:t>Streaming responses (token-by-token) were out of scope for this assessment but would improve perceived responsiveness.</w:t>
       </w:r>
     </w:p>
@@ -1451,6 +1231,7 @@
         <w:spacing w:after="60"/>
       </w:pPr>
       <w:r>
+        <w:lastRenderedPageBreak/>
         <w:t>Render's free tier spins the back-end down after inactivity, so the first request after idle time may take longer while the instance restarts.</w:t>
       </w:r>
     </w:p>
@@ -1471,31 +1252,7 @@
         <w:jc w:val="both"/>
       </w:pPr>
       <w:r>
-        <w:t xml:space="preserve">Claude (Anthropic) was used throughout development to scaffold the </w:t>
-      </w:r>
-      <w:proofErr w:type="spellStart"/>
-      <w:r>
-        <w:t>FastAPI</w:t>
-      </w:r>
-      <w:proofErr w:type="spellEnd"/>
-      <w:r>
-        <w:t xml:space="preserve"> backend and sanitisation logic, design and implement the front-end interface and styling, write the Docker/Compose configuration, and produce an initial draft of this report. Claude was also used interactively during debugging and deployment: diagnosing the </w:t>
-      </w:r>
-      <w:proofErr w:type="spellStart"/>
-      <w:r>
-        <w:t>dotenv</w:t>
-      </w:r>
-      <w:proofErr w:type="spellEnd"/>
-      <w:r>
-        <w:t xml:space="preserve"> load-order bug, the anthropic/</w:t>
-      </w:r>
-      <w:proofErr w:type="spellStart"/>
-      <w:r>
-        <w:t>httpx</w:t>
-      </w:r>
-      <w:proofErr w:type="spellEnd"/>
-      <w:r>
-        <w:t xml:space="preserve"> version conflict, the CSS specificity bug affecting the typing indicator, the unrendered-Markdown issue, and several Render configuration errors (Docker build context, start command fields, and stale service URLs after recreation), each confirmed by re-testing the running application rather than accepted on assertion alone. All AI-assisted code and this report were reviewed, tested — locally and against the live deployment — and edited by the student before submission.</w:t>
+        <w:t>Claude (Anthropic) was used throughout development to scaffold the FastAPI backend and sanitisation logic, design and implement the front-end interface and styling, write the Docker/Compose configuration, and produce an initial draft of this report. Claude was also used interactively during debugging and deployment: diagnosing the dotenv load-order bug, the anthropic/httpx version conflict, the CSS specificity bug affecting the typing indicator, the unrendered-Markdown issue, and several Render configuration errors (Docker build context, start command fields, and stale service URLs after recreation), each confirmed by re-testing the running application rather than accepted on assertion alone. All AI-assisted code and this report were reviewed, tested locally and against the live deployment and edited before submission.</w:t>
       </w:r>
     </w:p>
     <w:sectPr>
